--- a/Document/PLC/구현계획서(SIP).docx
+++ b/Document/PLC/구현계획서(SIP).docx
@@ -666,16 +666,7 @@
           <w:sz w:val="32"/>
           <w:szCs w:val="32"/>
         </w:rPr>
-        <w:t>1</w:t>
-      </w:r>
-      <w:r>
-        <w:rPr>
-          <w:rFonts w:ascii="맑은 고딕" w:eastAsia="맑은 고딕" w:hAnsi="맑은 고딕" w:cs="맑은 고딕" w:hint="eastAsia"/>
-          <w:color w:val="0000FF"/>
-          <w:sz w:val="32"/>
-          <w:szCs w:val="32"/>
-        </w:rPr>
-        <w:t>9</w:t>
+        <w:t>25</w:t>
       </w:r>
       <w:r>
         <w:rPr>
@@ -3787,6 +3778,22 @@
                 <w:szCs w:val="20"/>
               </w:rPr>
             </w:pPr>
+            <w:r>
+              <w:rPr>
+                <w:rFonts w:ascii="맑은 고딕" w:eastAsia="맑은 고딕" w:hAnsi="맑은 고딕" w:cs="맑은 고딕" w:hint="eastAsia"/>
+                <w:sz w:val="20"/>
+                <w:szCs w:val="20"/>
+              </w:rPr>
+              <w:t>0.</w:t>
+            </w:r>
+            <w:r>
+              <w:rPr>
+                <w:rFonts w:ascii="맑은 고딕" w:eastAsia="맑은 고딕" w:hAnsi="맑은 고딕" w:cs="맑은 고딕" w:hint="eastAsia"/>
+                <w:sz w:val="20"/>
+                <w:szCs w:val="20"/>
+              </w:rPr>
+              <w:t>3</w:t>
+            </w:r>
           </w:p>
         </w:tc>
         <w:tc>
@@ -3805,11 +3812,59 @@
               <w:spacing w:line="240" w:lineRule="auto"/>
               <w:jc w:val="center"/>
               <w:rPr>
-                <w:rFonts w:ascii="맑은 고딕" w:eastAsia="맑은 고딕" w:hAnsi="맑은 고딕" w:cs="맑은 고딕"/>
-                <w:sz w:val="20"/>
-                <w:szCs w:val="20"/>
-              </w:rPr>
-            </w:pPr>
+                <w:rFonts w:ascii="맑은 고딕" w:eastAsia="맑은 고딕" w:hAnsi="맑은 고딕" w:cs="맑은 고딕" w:hint="eastAsia"/>
+                <w:sz w:val="20"/>
+                <w:szCs w:val="20"/>
+              </w:rPr>
+            </w:pPr>
+            <w:r>
+              <w:rPr>
+                <w:rFonts w:ascii="맑은 고딕" w:eastAsia="맑은 고딕" w:hAnsi="맑은 고딕" w:cs="맑은 고딕"/>
+                <w:sz w:val="20"/>
+                <w:szCs w:val="20"/>
+              </w:rPr>
+              <w:t>202</w:t>
+            </w:r>
+            <w:r>
+              <w:rPr>
+                <w:rFonts w:ascii="맑은 고딕" w:eastAsia="맑은 고딕" w:hAnsi="맑은 고딕" w:cs="맑은 고딕" w:hint="eastAsia"/>
+                <w:sz w:val="20"/>
+                <w:szCs w:val="20"/>
+              </w:rPr>
+              <w:t>6</w:t>
+            </w:r>
+            <w:r>
+              <w:rPr>
+                <w:rFonts w:ascii="맑은 고딕" w:eastAsia="맑은 고딕" w:hAnsi="맑은 고딕" w:cs="맑은 고딕"/>
+                <w:sz w:val="20"/>
+                <w:szCs w:val="20"/>
+              </w:rPr>
+              <w:t>.</w:t>
+            </w:r>
+            <w:r>
+              <w:rPr>
+                <w:rFonts w:ascii="맑은 고딕" w:eastAsia="맑은 고딕" w:hAnsi="맑은 고딕" w:cs="맑은 고딕" w:hint="eastAsia"/>
+                <w:sz w:val="20"/>
+                <w:szCs w:val="20"/>
+              </w:rPr>
+              <w:t>05</w:t>
+            </w:r>
+            <w:r>
+              <w:rPr>
+                <w:rFonts w:ascii="맑은 고딕" w:eastAsia="맑은 고딕" w:hAnsi="맑은 고딕" w:cs="맑은 고딕"/>
+                <w:sz w:val="20"/>
+                <w:szCs w:val="20"/>
+              </w:rPr>
+              <w:t>.</w:t>
+            </w:r>
+            <w:r>
+              <w:rPr>
+                <w:rFonts w:ascii="맑은 고딕" w:eastAsia="맑은 고딕" w:hAnsi="맑은 고딕" w:cs="맑은 고딕" w:hint="eastAsia"/>
+                <w:sz w:val="20"/>
+                <w:szCs w:val="20"/>
+              </w:rPr>
+              <w:t>25</w:t>
+            </w:r>
           </w:p>
         </w:tc>
         <w:tc>
@@ -3833,6 +3888,14 @@
                 <w:szCs w:val="20"/>
               </w:rPr>
             </w:pPr>
+            <w:r>
+              <w:rPr>
+                <w:rFonts w:ascii="맑은 고딕" w:eastAsia="맑은 고딕" w:hAnsi="맑은 고딕" w:cs="맑은 고딕"/>
+                <w:sz w:val="20"/>
+                <w:szCs w:val="20"/>
+              </w:rPr>
+              <w:t>김민성 (서명)</w:t>
+            </w:r>
           </w:p>
         </w:tc>
         <w:tc>
@@ -3856,6 +3919,14 @@
                 <w:szCs w:val="20"/>
               </w:rPr>
             </w:pPr>
+            <w:r>
+              <w:rPr>
+                <w:rFonts w:ascii="맑은 고딕" w:eastAsia="맑은 고딕" w:hAnsi="맑은 고딕" w:cs="맑은 고딕" w:hint="eastAsia"/>
+                <w:sz w:val="20"/>
+                <w:szCs w:val="20"/>
+              </w:rPr>
+              <w:t>구현 일정 및 단위 시험 일정 변경</w:t>
+            </w:r>
           </w:p>
         </w:tc>
         <w:tc>
@@ -3895,7 +3966,7 @@
               <w:spacing w:line="240" w:lineRule="auto"/>
               <w:jc w:val="center"/>
               <w:rPr>
-                <w:rFonts w:ascii="맑은 고딕" w:eastAsia="맑은 고딕" w:hAnsi="맑은 고딕" w:cs="맑은 고딕" w:hint="eastAsia"/>
+                <w:rFonts w:ascii="맑은 고딕" w:eastAsia="맑은 고딕" w:hAnsi="맑은 고딕" w:cs="맑은 고딕"/>
                 <w:sz w:val="20"/>
                 <w:szCs w:val="20"/>
               </w:rPr>
@@ -3970,15 +4041,7 @@
                 <w:sz w:val="20"/>
                 <w:szCs w:val="20"/>
               </w:rPr>
-              <w:t>1</w:t>
-            </w:r>
-            <w:r>
-              <w:rPr>
-                <w:rFonts w:ascii="맑은 고딕" w:eastAsia="맑은 고딕" w:hAnsi="맑은 고딕" w:cs="맑은 고딕" w:hint="eastAsia"/>
-                <w:sz w:val="20"/>
-                <w:szCs w:val="20"/>
-              </w:rPr>
-              <w:t>9</w:t>
+              <w:t>19</w:t>
             </w:r>
           </w:p>
         </w:tc>
@@ -4015,34 +4078,18 @@
               <w:spacing w:line="240" w:lineRule="auto"/>
               <w:jc w:val="center"/>
               <w:rPr>
-                <w:rFonts w:ascii="맑은 고딕" w:eastAsia="맑은 고딕" w:hAnsi="맑은 고딕" w:cs="맑은 고딕" w:hint="eastAsia"/>
-                <w:sz w:val="20"/>
-                <w:szCs w:val="20"/>
-              </w:rPr>
-            </w:pPr>
-            <w:r>
-              <w:rPr>
-                <w:rFonts w:ascii="맑은 고딕" w:eastAsia="맑은 고딕" w:hAnsi="맑은 고딕" w:cs="맑은 고딕" w:hint="eastAsia"/>
-                <w:sz w:val="20"/>
-                <w:szCs w:val="20"/>
-              </w:rPr>
-              <w:t>Test Case</w:t>
-            </w:r>
-            <w:r>
-              <w:rPr>
-                <w:rFonts w:ascii="맑은 고딕" w:eastAsia="맑은 고딕" w:hAnsi="맑은 고딕" w:cs="맑은 고딕" w:hint="eastAsia"/>
-                <w:sz w:val="20"/>
-                <w:szCs w:val="20"/>
-              </w:rPr>
-              <w:t xml:space="preserve"> </w:t>
-            </w:r>
-            <w:r>
-              <w:rPr>
-                <w:rFonts w:ascii="맑은 고딕" w:eastAsia="맑은 고딕" w:hAnsi="맑은 고딕" w:cs="맑은 고딕" w:hint="eastAsia"/>
-                <w:sz w:val="20"/>
-                <w:szCs w:val="20"/>
-              </w:rPr>
-              <w:t>추가 및 구현/단위 시험 일정 변경</w:t>
+                <w:rFonts w:ascii="맑은 고딕" w:eastAsia="맑은 고딕" w:hAnsi="맑은 고딕" w:cs="맑은 고딕"/>
+                <w:sz w:val="20"/>
+                <w:szCs w:val="20"/>
+              </w:rPr>
+            </w:pPr>
+            <w:r>
+              <w:rPr>
+                <w:rFonts w:ascii="맑은 고딕" w:eastAsia="맑은 고딕" w:hAnsi="맑은 고딕" w:cs="맑은 고딕" w:hint="eastAsia"/>
+                <w:sz w:val="20"/>
+                <w:szCs w:val="20"/>
+              </w:rPr>
+              <w:t>Test Case 추가 및 구현/단위 시험 일정 변경</w:t>
             </w:r>
           </w:p>
         </w:tc>
@@ -5130,7 +5177,7 @@
             <w:spacing w:after="0"/>
             <w:ind w:left="440"/>
             <w:rPr>
-              <w:rFonts w:ascii="맑은 고딕" w:eastAsia="맑은 고딕" w:hAnsi="맑은 고딕" w:cs="맑은 고딕" w:hint="eastAsia"/>
+              <w:rFonts w:ascii="맑은 고딕" w:eastAsia="맑은 고딕" w:hAnsi="맑은 고딕" w:cs="맑은 고딕"/>
               <w:color w:val="000000"/>
             </w:rPr>
           </w:pPr>
@@ -10890,6 +10937,7 @@
                 <w:sz w:val="18"/>
                 <w:szCs w:val="18"/>
               </w:rPr>
+              <w:lastRenderedPageBreak/>
               <w:t>File Processing Subsystem</w:t>
             </w:r>
             <w:r>
@@ -16840,19 +16888,19 @@
         <w:tc>
           <w:tcPr>
             <w:tcW w:w="1073" w:type="dxa"/>
+          </w:tcPr>
+          <w:p>
+            <w:pPr>
+              <w:rPr>
+                <w:rFonts w:ascii="맑은 고딕" w:eastAsia="맑은 고딕" w:hAnsi="맑은 고딕"/>
+              </w:rPr>
+            </w:pPr>
+          </w:p>
+        </w:tc>
+        <w:tc>
+          <w:tcPr>
+            <w:tcW w:w="1074" w:type="dxa"/>
             <w:shd w:val="clear" w:color="auto" w:fill="C1F0C7" w:themeFill="accent3" w:themeFillTint="33"/>
-          </w:tcPr>
-          <w:p>
-            <w:pPr>
-              <w:rPr>
-                <w:rFonts w:ascii="맑은 고딕" w:eastAsia="맑은 고딕" w:hAnsi="맑은 고딕"/>
-              </w:rPr>
-            </w:pPr>
-          </w:p>
-        </w:tc>
-        <w:tc>
-          <w:tcPr>
-            <w:tcW w:w="1074" w:type="dxa"/>
           </w:tcPr>
           <w:p>
             <w:pPr>
@@ -16955,19 +17003,19 @@
         <w:tc>
           <w:tcPr>
             <w:tcW w:w="1073" w:type="dxa"/>
+          </w:tcPr>
+          <w:p>
+            <w:pPr>
+              <w:rPr>
+                <w:rFonts w:ascii="맑은 고딕" w:eastAsia="맑은 고딕" w:hAnsi="맑은 고딕"/>
+              </w:rPr>
+            </w:pPr>
+          </w:p>
+        </w:tc>
+        <w:tc>
+          <w:tcPr>
+            <w:tcW w:w="1074" w:type="dxa"/>
             <w:shd w:val="clear" w:color="auto" w:fill="C1F0C7" w:themeFill="accent3" w:themeFillTint="33"/>
-          </w:tcPr>
-          <w:p>
-            <w:pPr>
-              <w:rPr>
-                <w:rFonts w:ascii="맑은 고딕" w:eastAsia="맑은 고딕" w:hAnsi="맑은 고딕"/>
-              </w:rPr>
-            </w:pPr>
-          </w:p>
-        </w:tc>
-        <w:tc>
-          <w:tcPr>
-            <w:tcW w:w="1074" w:type="dxa"/>
           </w:tcPr>
           <w:p>
             <w:pPr>
@@ -17203,19 +17251,19 @@
         <w:tc>
           <w:tcPr>
             <w:tcW w:w="1073" w:type="dxa"/>
+          </w:tcPr>
+          <w:p>
+            <w:pPr>
+              <w:rPr>
+                <w:rFonts w:ascii="맑은 고딕" w:eastAsia="맑은 고딕" w:hAnsi="맑은 고딕"/>
+              </w:rPr>
+            </w:pPr>
+          </w:p>
+        </w:tc>
+        <w:tc>
+          <w:tcPr>
+            <w:tcW w:w="1074" w:type="dxa"/>
             <w:shd w:val="clear" w:color="auto" w:fill="C1F0C7" w:themeFill="accent3" w:themeFillTint="33"/>
-          </w:tcPr>
-          <w:p>
-            <w:pPr>
-              <w:rPr>
-                <w:rFonts w:ascii="맑은 고딕" w:eastAsia="맑은 고딕" w:hAnsi="맑은 고딕"/>
-              </w:rPr>
-            </w:pPr>
-          </w:p>
-        </w:tc>
-        <w:tc>
-          <w:tcPr>
-            <w:tcW w:w="1074" w:type="dxa"/>
           </w:tcPr>
           <w:p>
             <w:pPr>
@@ -17320,7 +17368,6 @@
         <w:tc>
           <w:tcPr>
             <w:tcW w:w="1073" w:type="dxa"/>
-            <w:shd w:val="clear" w:color="auto" w:fill="F2CEED" w:themeFill="accent5" w:themeFillTint="33"/>
           </w:tcPr>
           <w:p>
             <w:pPr>
@@ -17346,6 +17393,7 @@
         <w:tc>
           <w:tcPr>
             <w:tcW w:w="1074" w:type="dxa"/>
+            <w:shd w:val="clear" w:color="auto" w:fill="F2CEED" w:themeFill="accent5" w:themeFillTint="33"/>
           </w:tcPr>
           <w:p>
             <w:pPr>
@@ -17444,7 +17492,6 @@
         <w:tc>
           <w:tcPr>
             <w:tcW w:w="1073" w:type="dxa"/>
-            <w:shd w:val="clear" w:color="auto" w:fill="F2CEED" w:themeFill="accent5" w:themeFillTint="33"/>
           </w:tcPr>
           <w:p>
             <w:pPr>
@@ -17470,6 +17517,7 @@
         <w:tc>
           <w:tcPr>
             <w:tcW w:w="1074" w:type="dxa"/>
+            <w:shd w:val="clear" w:color="auto" w:fill="F2CEED" w:themeFill="accent5" w:themeFillTint="33"/>
           </w:tcPr>
           <w:p>
             <w:pPr>
@@ -17704,7 +17752,6 @@
         <w:tc>
           <w:tcPr>
             <w:tcW w:w="1073" w:type="dxa"/>
-            <w:shd w:val="clear" w:color="auto" w:fill="F2CEED" w:themeFill="accent5" w:themeFillTint="33"/>
           </w:tcPr>
           <w:p>
             <w:pPr>
@@ -17730,6 +17777,7 @@
         <w:tc>
           <w:tcPr>
             <w:tcW w:w="1185" w:type="dxa"/>
+            <w:shd w:val="clear" w:color="auto" w:fill="F2CEED" w:themeFill="accent5" w:themeFillTint="33"/>
           </w:tcPr>
           <w:p>
             <w:pPr>
@@ -17827,7 +17875,6 @@
         <w:tc>
           <w:tcPr>
             <w:tcW w:w="1073" w:type="dxa"/>
-            <w:shd w:val="clear" w:color="auto" w:fill="F2CEED" w:themeFill="accent5" w:themeFillTint="33"/>
           </w:tcPr>
           <w:p>
             <w:pPr>
@@ -17853,6 +17900,7 @@
         <w:tc>
           <w:tcPr>
             <w:tcW w:w="1185" w:type="dxa"/>
+            <w:shd w:val="clear" w:color="auto" w:fill="F2CEED" w:themeFill="accent5" w:themeFillTint="33"/>
           </w:tcPr>
           <w:p>
             <w:pPr>
@@ -17962,19 +18010,19 @@
         <w:tc>
           <w:tcPr>
             <w:tcW w:w="1074" w:type="dxa"/>
+          </w:tcPr>
+          <w:p>
+            <w:pPr>
+              <w:rPr>
+                <w:rFonts w:ascii="맑은 고딕" w:eastAsia="맑은 고딕" w:hAnsi="맑은 고딕"/>
+              </w:rPr>
+            </w:pPr>
+          </w:p>
+        </w:tc>
+        <w:tc>
+          <w:tcPr>
+            <w:tcW w:w="1185" w:type="dxa"/>
             <w:shd w:val="clear" w:color="auto" w:fill="F2CEED" w:themeFill="accent5" w:themeFillTint="33"/>
-          </w:tcPr>
-          <w:p>
-            <w:pPr>
-              <w:rPr>
-                <w:rFonts w:ascii="맑은 고딕" w:eastAsia="맑은 고딕" w:hAnsi="맑은 고딕"/>
-              </w:rPr>
-            </w:pPr>
-          </w:p>
-        </w:tc>
-        <w:tc>
-          <w:tcPr>
-            <w:tcW w:w="1185" w:type="dxa"/>
           </w:tcPr>
           <w:p>
             <w:pPr>
@@ -18084,19 +18132,19 @@
         <w:tc>
           <w:tcPr>
             <w:tcW w:w="1074" w:type="dxa"/>
+          </w:tcPr>
+          <w:p>
+            <w:pPr>
+              <w:rPr>
+                <w:rFonts w:ascii="맑은 고딕" w:eastAsia="맑은 고딕" w:hAnsi="맑은 고딕"/>
+              </w:rPr>
+            </w:pPr>
+          </w:p>
+        </w:tc>
+        <w:tc>
+          <w:tcPr>
+            <w:tcW w:w="1185" w:type="dxa"/>
             <w:shd w:val="clear" w:color="auto" w:fill="F2CEED" w:themeFill="accent5" w:themeFillTint="33"/>
-          </w:tcPr>
-          <w:p>
-            <w:pPr>
-              <w:rPr>
-                <w:rFonts w:ascii="맑은 고딕" w:eastAsia="맑은 고딕" w:hAnsi="맑은 고딕"/>
-              </w:rPr>
-            </w:pPr>
-          </w:p>
-        </w:tc>
-        <w:tc>
-          <w:tcPr>
-            <w:tcW w:w="1185" w:type="dxa"/>
           </w:tcPr>
           <w:p>
             <w:pPr>
@@ -18206,19 +18254,19 @@
         <w:tc>
           <w:tcPr>
             <w:tcW w:w="1074" w:type="dxa"/>
+          </w:tcPr>
+          <w:p>
+            <w:pPr>
+              <w:rPr>
+                <w:rFonts w:ascii="맑은 고딕" w:eastAsia="맑은 고딕" w:hAnsi="맑은 고딕"/>
+              </w:rPr>
+            </w:pPr>
+          </w:p>
+        </w:tc>
+        <w:tc>
+          <w:tcPr>
+            <w:tcW w:w="1185" w:type="dxa"/>
             <w:shd w:val="clear" w:color="auto" w:fill="F2CEED" w:themeFill="accent5" w:themeFillTint="33"/>
-          </w:tcPr>
-          <w:p>
-            <w:pPr>
-              <w:rPr>
-                <w:rFonts w:ascii="맑은 고딕" w:eastAsia="맑은 고딕" w:hAnsi="맑은 고딕"/>
-              </w:rPr>
-            </w:pPr>
-          </w:p>
-        </w:tc>
-        <w:tc>
-          <w:tcPr>
-            <w:tcW w:w="1185" w:type="dxa"/>
           </w:tcPr>
           <w:p>
             <w:pPr>
@@ -18727,6 +18775,7 @@
         <w:tc>
           <w:tcPr>
             <w:tcW w:w="1073" w:type="dxa"/>
+            <w:shd w:val="clear" w:color="auto" w:fill="C1F0C7" w:themeFill="accent3" w:themeFillTint="33"/>
           </w:tcPr>
           <w:p>
             <w:pPr>
@@ -18739,7 +18788,6 @@
         <w:tc>
           <w:tcPr>
             <w:tcW w:w="1074" w:type="dxa"/>
-            <w:shd w:val="clear" w:color="auto" w:fill="C1F0C7" w:themeFill="accent3" w:themeFillTint="33"/>
           </w:tcPr>
           <w:p>
             <w:pPr>
@@ -18841,6 +18889,7 @@
         <w:tc>
           <w:tcPr>
             <w:tcW w:w="1073" w:type="dxa"/>
+            <w:shd w:val="clear" w:color="auto" w:fill="C1F0C7" w:themeFill="accent3" w:themeFillTint="33"/>
           </w:tcPr>
           <w:p>
             <w:pPr>
@@ -18853,7 +18902,6 @@
         <w:tc>
           <w:tcPr>
             <w:tcW w:w="1074" w:type="dxa"/>
-            <w:shd w:val="clear" w:color="auto" w:fill="C1F0C7" w:themeFill="accent3" w:themeFillTint="33"/>
           </w:tcPr>
           <w:p>
             <w:pPr>
@@ -19720,6 +19768,7 @@
         <w:tc>
           <w:tcPr>
             <w:tcW w:w="1074" w:type="dxa"/>
+            <w:shd w:val="clear" w:color="auto" w:fill="F2CEED" w:themeFill="accent5" w:themeFillTint="33"/>
           </w:tcPr>
           <w:p>
             <w:pPr>
@@ -19846,6 +19895,7 @@
         <w:tc>
           <w:tcPr>
             <w:tcW w:w="1074" w:type="dxa"/>
+            <w:shd w:val="clear" w:color="auto" w:fill="F2CEED" w:themeFill="accent5" w:themeFillTint="33"/>
           </w:tcPr>
           <w:p>
             <w:pPr>
@@ -19971,6 +20021,7 @@
         <w:tc>
           <w:tcPr>
             <w:tcW w:w="1074" w:type="dxa"/>
+            <w:shd w:val="clear" w:color="auto" w:fill="F2CEED" w:themeFill="accent5" w:themeFillTint="33"/>
           </w:tcPr>
           <w:p>
             <w:pPr>
@@ -20634,7 +20685,7 @@
             <w:pPr>
               <w:jc w:val="center"/>
               <w:rPr>
-                <w:rFonts w:ascii="맑은 고딕" w:eastAsia="맑은 고딕" w:hAnsi="맑은 고딕" w:cs="맑은 고딕" w:hint="eastAsia"/>
+                <w:rFonts w:ascii="맑은 고딕" w:eastAsia="맑은 고딕" w:hAnsi="맑은 고딕" w:cs="맑은 고딕"/>
                 <w:sz w:val="20"/>
                 <w:szCs w:val="20"/>
               </w:rPr>
@@ -23896,7 +23947,7 @@
             <w:pPr>
               <w:jc w:val="center"/>
               <w:rPr>
-                <w:rFonts w:ascii="맑은 고딕" w:eastAsia="맑은 고딕" w:hAnsi="맑은 고딕" w:cs="맑은 고딕" w:hint="eastAsia"/>
+                <w:rFonts w:ascii="맑은 고딕" w:eastAsia="맑은 고딕" w:hAnsi="맑은 고딕" w:cs="맑은 고딕"/>
                 <w:sz w:val="20"/>
                 <w:szCs w:val="20"/>
               </w:rPr>
@@ -31656,7 +31707,7 @@
               <w:ind w:left="15" w:right="1"/>
               <w:jc w:val="center"/>
               <w:rPr>
-                <w:rFonts w:ascii="맑은 고딕" w:eastAsia="맑은 고딕" w:hAnsi="맑은 고딕" w:cs="맑은 고딕" w:hint="eastAsia"/>
+                <w:rFonts w:ascii="맑은 고딕" w:eastAsia="맑은 고딕" w:hAnsi="맑은 고딕" w:cs="맑은 고딕"/>
                 <w:sz w:val="20"/>
                 <w:szCs w:val="20"/>
               </w:rPr>
@@ -31682,7 +31733,7 @@
               <w:spacing w:line="240" w:lineRule="auto"/>
               <w:jc w:val="center"/>
               <w:rPr>
-                <w:rFonts w:ascii="맑은 고딕" w:eastAsia="맑은 고딕" w:hAnsi="맑은 고딕" w:cs="맑은 고딕" w:hint="eastAsia"/>
+                <w:rFonts w:ascii="맑은 고딕" w:eastAsia="맑은 고딕" w:hAnsi="맑은 고딕" w:cs="맑은 고딕"/>
                 <w:sz w:val="20"/>
                 <w:szCs w:val="20"/>
               </w:rPr>
@@ -31707,7 +31758,7 @@
               <w:spacing w:line="240" w:lineRule="auto"/>
               <w:jc w:val="center"/>
               <w:rPr>
-                <w:rFonts w:ascii="맑은 고딕" w:eastAsia="맑은 고딕" w:hAnsi="맑은 고딕" w:cs="맑은 고딕" w:hint="eastAsia"/>
+                <w:rFonts w:ascii="맑은 고딕" w:eastAsia="맑은 고딕" w:hAnsi="맑은 고딕" w:cs="맑은 고딕"/>
                 <w:sz w:val="20"/>
                 <w:szCs w:val="20"/>
               </w:rPr>
@@ -31732,7 +31783,7 @@
               <w:spacing w:line="240" w:lineRule="auto"/>
               <w:jc w:val="center"/>
               <w:rPr>
-                <w:rFonts w:ascii="맑은 고딕" w:eastAsia="맑은 고딕" w:hAnsi="맑은 고딕" w:cs="맑은 고딕" w:hint="eastAsia"/>
+                <w:rFonts w:ascii="맑은 고딕" w:eastAsia="맑은 고딕" w:hAnsi="맑은 고딕" w:cs="맑은 고딕"/>
                 <w:sz w:val="20"/>
                 <w:szCs w:val="20"/>
               </w:rPr>
@@ -31781,7 +31832,7 @@
               <w:spacing w:line="240" w:lineRule="auto"/>
               <w:jc w:val="center"/>
               <w:rPr>
-                <w:rFonts w:ascii="맑은 고딕" w:eastAsia="맑은 고딕" w:hAnsi="맑은 고딕" w:cs="맑은 고딕" w:hint="eastAsia"/>
+                <w:rFonts w:ascii="맑은 고딕" w:eastAsia="맑은 고딕" w:hAnsi="맑은 고딕" w:cs="맑은 고딕"/>
                 <w:sz w:val="20"/>
                 <w:szCs w:val="20"/>
               </w:rPr>
@@ -31838,7 +31889,7 @@
               <w:ind w:left="15" w:right="1"/>
               <w:jc w:val="center"/>
               <w:rPr>
-                <w:rFonts w:ascii="맑은 고딕" w:eastAsia="맑은 고딕" w:hAnsi="맑은 고딕" w:cs="맑은 고딕" w:hint="eastAsia"/>
+                <w:rFonts w:ascii="맑은 고딕" w:eastAsia="맑은 고딕" w:hAnsi="맑은 고딕" w:cs="맑은 고딕"/>
                 <w:sz w:val="20"/>
                 <w:szCs w:val="20"/>
               </w:rPr>
@@ -31864,24 +31915,24 @@
               <w:spacing w:line="240" w:lineRule="auto"/>
               <w:jc w:val="center"/>
               <w:rPr>
-                <w:rFonts w:ascii="맑은 고딕" w:eastAsia="맑은 고딕" w:hAnsi="맑은 고딕" w:cs="맑은 고딕" w:hint="eastAsia"/>
-                <w:sz w:val="20"/>
-                <w:szCs w:val="20"/>
-              </w:rPr>
-            </w:pPr>
-          </w:p>
-        </w:tc>
-        <w:tc>
-          <w:tcPr>
-            <w:tcW w:w="1558" w:type="dxa"/>
-            <w:vAlign w:val="center"/>
-          </w:tcPr>
-          <w:p>
-            <w:pPr>
-              <w:spacing w:line="240" w:lineRule="auto"/>
-              <w:jc w:val="center"/>
-              <w:rPr>
-                <w:rFonts w:ascii="맑은 고딕" w:eastAsia="맑은 고딕" w:hAnsi="맑은 고딕" w:cs="맑은 고딕" w:hint="eastAsia"/>
+                <w:rFonts w:ascii="맑은 고딕" w:eastAsia="맑은 고딕" w:hAnsi="맑은 고딕" w:cs="맑은 고딕"/>
+                <w:sz w:val="20"/>
+                <w:szCs w:val="20"/>
+              </w:rPr>
+            </w:pPr>
+          </w:p>
+        </w:tc>
+        <w:tc>
+          <w:tcPr>
+            <w:tcW w:w="1558" w:type="dxa"/>
+            <w:vAlign w:val="center"/>
+          </w:tcPr>
+          <w:p>
+            <w:pPr>
+              <w:spacing w:line="240" w:lineRule="auto"/>
+              <w:jc w:val="center"/>
+              <w:rPr>
+                <w:rFonts w:ascii="맑은 고딕" w:eastAsia="맑은 고딕" w:hAnsi="맑은 고딕" w:cs="맑은 고딕"/>
                 <w:sz w:val="20"/>
                 <w:szCs w:val="20"/>
               </w:rPr>
@@ -31906,7 +31957,7 @@
               <w:spacing w:line="240" w:lineRule="auto"/>
               <w:jc w:val="center"/>
               <w:rPr>
-                <w:rFonts w:ascii="맑은 고딕" w:eastAsia="맑은 고딕" w:hAnsi="맑은 고딕" w:cs="맑은 고딕" w:hint="eastAsia"/>
+                <w:rFonts w:ascii="맑은 고딕" w:eastAsia="맑은 고딕" w:hAnsi="맑은 고딕" w:cs="맑은 고딕"/>
                 <w:sz w:val="20"/>
                 <w:szCs w:val="20"/>
               </w:rPr>
@@ -31963,7 +32014,7 @@
               <w:spacing w:line="240" w:lineRule="auto"/>
               <w:jc w:val="center"/>
               <w:rPr>
-                <w:rFonts w:ascii="맑은 고딕" w:eastAsia="맑은 고딕" w:hAnsi="맑은 고딕" w:cs="맑은 고딕" w:hint="eastAsia"/>
+                <w:rFonts w:ascii="맑은 고딕" w:eastAsia="맑은 고딕" w:hAnsi="맑은 고딕" w:cs="맑은 고딕"/>
                 <w:sz w:val="20"/>
                 <w:szCs w:val="20"/>
               </w:rPr>
@@ -32012,7 +32063,7 @@
               <w:ind w:left="15" w:right="1"/>
               <w:jc w:val="center"/>
               <w:rPr>
-                <w:rFonts w:ascii="맑은 고딕" w:eastAsia="맑은 고딕" w:hAnsi="맑은 고딕" w:cs="맑은 고딕" w:hint="eastAsia"/>
+                <w:rFonts w:ascii="맑은 고딕" w:eastAsia="맑은 고딕" w:hAnsi="맑은 고딕" w:cs="맑은 고딕"/>
                 <w:sz w:val="20"/>
                 <w:szCs w:val="20"/>
               </w:rPr>
@@ -32038,24 +32089,24 @@
               <w:spacing w:line="240" w:lineRule="auto"/>
               <w:jc w:val="center"/>
               <w:rPr>
-                <w:rFonts w:ascii="맑은 고딕" w:eastAsia="맑은 고딕" w:hAnsi="맑은 고딕" w:cs="맑은 고딕" w:hint="eastAsia"/>
-                <w:sz w:val="20"/>
-                <w:szCs w:val="20"/>
-              </w:rPr>
-            </w:pPr>
-          </w:p>
-        </w:tc>
-        <w:tc>
-          <w:tcPr>
-            <w:tcW w:w="1558" w:type="dxa"/>
-            <w:vAlign w:val="center"/>
-          </w:tcPr>
-          <w:p>
-            <w:pPr>
-              <w:spacing w:line="240" w:lineRule="auto"/>
-              <w:jc w:val="center"/>
-              <w:rPr>
-                <w:rFonts w:ascii="맑은 고딕" w:eastAsia="맑은 고딕" w:hAnsi="맑은 고딕" w:cs="맑은 고딕" w:hint="eastAsia"/>
+                <w:rFonts w:ascii="맑은 고딕" w:eastAsia="맑은 고딕" w:hAnsi="맑은 고딕" w:cs="맑은 고딕"/>
+                <w:sz w:val="20"/>
+                <w:szCs w:val="20"/>
+              </w:rPr>
+            </w:pPr>
+          </w:p>
+        </w:tc>
+        <w:tc>
+          <w:tcPr>
+            <w:tcW w:w="1558" w:type="dxa"/>
+            <w:vAlign w:val="center"/>
+          </w:tcPr>
+          <w:p>
+            <w:pPr>
+              <w:spacing w:line="240" w:lineRule="auto"/>
+              <w:jc w:val="center"/>
+              <w:rPr>
+                <w:rFonts w:ascii="맑은 고딕" w:eastAsia="맑은 고딕" w:hAnsi="맑은 고딕" w:cs="맑은 고딕"/>
                 <w:sz w:val="20"/>
                 <w:szCs w:val="20"/>
               </w:rPr>
@@ -32080,7 +32131,7 @@
               <w:spacing w:line="240" w:lineRule="auto"/>
               <w:jc w:val="center"/>
               <w:rPr>
-                <w:rFonts w:ascii="맑은 고딕" w:eastAsia="맑은 고딕" w:hAnsi="맑은 고딕" w:cs="맑은 고딕" w:hint="eastAsia"/>
+                <w:rFonts w:ascii="맑은 고딕" w:eastAsia="맑은 고딕" w:hAnsi="맑은 고딕" w:cs="맑은 고딕"/>
                 <w:sz w:val="20"/>
                 <w:szCs w:val="20"/>
               </w:rPr>
@@ -32137,7 +32188,7 @@
               <w:spacing w:line="240" w:lineRule="auto"/>
               <w:jc w:val="center"/>
               <w:rPr>
-                <w:rFonts w:ascii="맑은 고딕" w:eastAsia="맑은 고딕" w:hAnsi="맑은 고딕" w:cs="맑은 고딕" w:hint="eastAsia"/>
+                <w:rFonts w:ascii="맑은 고딕" w:eastAsia="맑은 고딕" w:hAnsi="맑은 고딕" w:cs="맑은 고딕"/>
                 <w:sz w:val="20"/>
                 <w:szCs w:val="20"/>
               </w:rPr>
@@ -32186,7 +32237,7 @@
               <w:ind w:left="15" w:right="1"/>
               <w:jc w:val="center"/>
               <w:rPr>
-                <w:rFonts w:ascii="맑은 고딕" w:eastAsia="맑은 고딕" w:hAnsi="맑은 고딕" w:cs="맑은 고딕" w:hint="eastAsia"/>
+                <w:rFonts w:ascii="맑은 고딕" w:eastAsia="맑은 고딕" w:hAnsi="맑은 고딕" w:cs="맑은 고딕"/>
                 <w:sz w:val="20"/>
                 <w:szCs w:val="20"/>
               </w:rPr>
@@ -32212,24 +32263,24 @@
               <w:spacing w:line="240" w:lineRule="auto"/>
               <w:jc w:val="center"/>
               <w:rPr>
-                <w:rFonts w:ascii="맑은 고딕" w:eastAsia="맑은 고딕" w:hAnsi="맑은 고딕" w:cs="맑은 고딕" w:hint="eastAsia"/>
-                <w:sz w:val="20"/>
-                <w:szCs w:val="20"/>
-              </w:rPr>
-            </w:pPr>
-          </w:p>
-        </w:tc>
-        <w:tc>
-          <w:tcPr>
-            <w:tcW w:w="1558" w:type="dxa"/>
-            <w:vAlign w:val="center"/>
-          </w:tcPr>
-          <w:p>
-            <w:pPr>
-              <w:spacing w:line="240" w:lineRule="auto"/>
-              <w:jc w:val="center"/>
-              <w:rPr>
-                <w:rFonts w:ascii="맑은 고딕" w:eastAsia="맑은 고딕" w:hAnsi="맑은 고딕" w:cs="맑은 고딕" w:hint="eastAsia"/>
+                <w:rFonts w:ascii="맑은 고딕" w:eastAsia="맑은 고딕" w:hAnsi="맑은 고딕" w:cs="맑은 고딕"/>
+                <w:sz w:val="20"/>
+                <w:szCs w:val="20"/>
+              </w:rPr>
+            </w:pPr>
+          </w:p>
+        </w:tc>
+        <w:tc>
+          <w:tcPr>
+            <w:tcW w:w="1558" w:type="dxa"/>
+            <w:vAlign w:val="center"/>
+          </w:tcPr>
+          <w:p>
+            <w:pPr>
+              <w:spacing w:line="240" w:lineRule="auto"/>
+              <w:jc w:val="center"/>
+              <w:rPr>
+                <w:rFonts w:ascii="맑은 고딕" w:eastAsia="맑은 고딕" w:hAnsi="맑은 고딕" w:cs="맑은 고딕"/>
                 <w:sz w:val="20"/>
                 <w:szCs w:val="20"/>
               </w:rPr>
@@ -32254,7 +32305,7 @@
               <w:spacing w:line="240" w:lineRule="auto"/>
               <w:jc w:val="center"/>
               <w:rPr>
-                <w:rFonts w:ascii="맑은 고딕" w:eastAsia="맑은 고딕" w:hAnsi="맑은 고딕" w:cs="맑은 고딕" w:hint="eastAsia"/>
+                <w:rFonts w:ascii="맑은 고딕" w:eastAsia="맑은 고딕" w:hAnsi="맑은 고딕" w:cs="맑은 고딕"/>
                 <w:sz w:val="20"/>
                 <w:szCs w:val="20"/>
               </w:rPr>
@@ -32279,7 +32330,7 @@
               <w:spacing w:line="240" w:lineRule="auto"/>
               <w:jc w:val="center"/>
               <w:rPr>
-                <w:rFonts w:ascii="맑은 고딕" w:eastAsia="맑은 고딕" w:hAnsi="맑은 고딕" w:cs="맑은 고딕" w:hint="eastAsia"/>
+                <w:rFonts w:ascii="맑은 고딕" w:eastAsia="맑은 고딕" w:hAnsi="맑은 고딕" w:cs="맑은 고딕"/>
                 <w:sz w:val="20"/>
                 <w:szCs w:val="20"/>
               </w:rPr>
@@ -32328,7 +32379,7 @@
               <w:ind w:left="15" w:right="1"/>
               <w:jc w:val="center"/>
               <w:rPr>
-                <w:rFonts w:ascii="맑은 고딕" w:eastAsia="맑은 고딕" w:hAnsi="맑은 고딕" w:cs="맑은 고딕" w:hint="eastAsia"/>
+                <w:rFonts w:ascii="맑은 고딕" w:eastAsia="맑은 고딕" w:hAnsi="맑은 고딕" w:cs="맑은 고딕"/>
                 <w:sz w:val="20"/>
                 <w:szCs w:val="20"/>
               </w:rPr>
@@ -32354,7 +32405,7 @@
               <w:spacing w:line="240" w:lineRule="auto"/>
               <w:jc w:val="center"/>
               <w:rPr>
-                <w:rFonts w:ascii="맑은 고딕" w:eastAsia="맑은 고딕" w:hAnsi="맑은 고딕" w:cs="맑은 고딕" w:hint="eastAsia"/>
+                <w:rFonts w:ascii="맑은 고딕" w:eastAsia="맑은 고딕" w:hAnsi="맑은 고딕" w:cs="맑은 고딕"/>
                 <w:sz w:val="20"/>
                 <w:szCs w:val="20"/>
               </w:rPr>
@@ -32379,7 +32430,7 @@
               <w:spacing w:line="240" w:lineRule="auto"/>
               <w:jc w:val="center"/>
               <w:rPr>
-                <w:rFonts w:ascii="맑은 고딕" w:eastAsia="맑은 고딕" w:hAnsi="맑은 고딕" w:cs="맑은 고딕" w:hint="eastAsia"/>
+                <w:rFonts w:ascii="맑은 고딕" w:eastAsia="맑은 고딕" w:hAnsi="맑은 고딕" w:cs="맑은 고딕"/>
                 <w:sz w:val="20"/>
                 <w:szCs w:val="20"/>
               </w:rPr>
@@ -32404,7 +32455,7 @@
               <w:spacing w:line="240" w:lineRule="auto"/>
               <w:jc w:val="center"/>
               <w:rPr>
-                <w:rFonts w:ascii="맑은 고딕" w:eastAsia="맑은 고딕" w:hAnsi="맑은 고딕" w:cs="맑은 고딕" w:hint="eastAsia"/>
+                <w:rFonts w:ascii="맑은 고딕" w:eastAsia="맑은 고딕" w:hAnsi="맑은 고딕" w:cs="맑은 고딕"/>
                 <w:sz w:val="20"/>
                 <w:szCs w:val="20"/>
               </w:rPr>
@@ -32461,7 +32512,7 @@
               <w:spacing w:line="240" w:lineRule="auto"/>
               <w:jc w:val="center"/>
               <w:rPr>
-                <w:rFonts w:ascii="맑은 고딕" w:eastAsia="맑은 고딕" w:hAnsi="맑은 고딕" w:cs="맑은 고딕" w:hint="eastAsia"/>
+                <w:rFonts w:ascii="맑은 고딕" w:eastAsia="맑은 고딕" w:hAnsi="맑은 고딕" w:cs="맑은 고딕"/>
                 <w:sz w:val="20"/>
                 <w:szCs w:val="20"/>
               </w:rPr>
@@ -32518,7 +32569,7 @@
               <w:ind w:left="15" w:right="1"/>
               <w:jc w:val="center"/>
               <w:rPr>
-                <w:rFonts w:ascii="맑은 고딕" w:eastAsia="맑은 고딕" w:hAnsi="맑은 고딕" w:cs="맑은 고딕" w:hint="eastAsia"/>
+                <w:rFonts w:ascii="맑은 고딕" w:eastAsia="맑은 고딕" w:hAnsi="맑은 고딕" w:cs="맑은 고딕"/>
                 <w:sz w:val="20"/>
                 <w:szCs w:val="20"/>
               </w:rPr>
@@ -32544,24 +32595,24 @@
               <w:spacing w:line="240" w:lineRule="auto"/>
               <w:jc w:val="center"/>
               <w:rPr>
-                <w:rFonts w:ascii="맑은 고딕" w:eastAsia="맑은 고딕" w:hAnsi="맑은 고딕" w:cs="맑은 고딕" w:hint="eastAsia"/>
-                <w:sz w:val="20"/>
-                <w:szCs w:val="20"/>
-              </w:rPr>
-            </w:pPr>
-          </w:p>
-        </w:tc>
-        <w:tc>
-          <w:tcPr>
-            <w:tcW w:w="1558" w:type="dxa"/>
-            <w:vAlign w:val="center"/>
-          </w:tcPr>
-          <w:p>
-            <w:pPr>
-              <w:spacing w:line="240" w:lineRule="auto"/>
-              <w:jc w:val="center"/>
-              <w:rPr>
-                <w:rFonts w:ascii="맑은 고딕" w:eastAsia="맑은 고딕" w:hAnsi="맑은 고딕" w:cs="맑은 고딕" w:hint="eastAsia"/>
+                <w:rFonts w:ascii="맑은 고딕" w:eastAsia="맑은 고딕" w:hAnsi="맑은 고딕" w:cs="맑은 고딕"/>
+                <w:sz w:val="20"/>
+                <w:szCs w:val="20"/>
+              </w:rPr>
+            </w:pPr>
+          </w:p>
+        </w:tc>
+        <w:tc>
+          <w:tcPr>
+            <w:tcW w:w="1558" w:type="dxa"/>
+            <w:vAlign w:val="center"/>
+          </w:tcPr>
+          <w:p>
+            <w:pPr>
+              <w:spacing w:line="240" w:lineRule="auto"/>
+              <w:jc w:val="center"/>
+              <w:rPr>
+                <w:rFonts w:ascii="맑은 고딕" w:eastAsia="맑은 고딕" w:hAnsi="맑은 고딕" w:cs="맑은 고딕"/>
                 <w:sz w:val="20"/>
                 <w:szCs w:val="20"/>
               </w:rPr>
@@ -32586,7 +32637,7 @@
               <w:spacing w:line="240" w:lineRule="auto"/>
               <w:jc w:val="center"/>
               <w:rPr>
-                <w:rFonts w:ascii="맑은 고딕" w:eastAsia="맑은 고딕" w:hAnsi="맑은 고딕" w:cs="맑은 고딕" w:hint="eastAsia"/>
+                <w:rFonts w:ascii="맑은 고딕" w:eastAsia="맑은 고딕" w:hAnsi="맑은 고딕" w:cs="맑은 고딕"/>
                 <w:sz w:val="20"/>
                 <w:szCs w:val="20"/>
               </w:rPr>
@@ -32644,7 +32695,7 @@
               <w:spacing w:line="240" w:lineRule="auto"/>
               <w:jc w:val="center"/>
               <w:rPr>
-                <w:rFonts w:ascii="맑은 고딕" w:eastAsia="맑은 고딕" w:hAnsi="맑은 고딕" w:cs="맑은 고딕" w:hint="eastAsia"/>
+                <w:rFonts w:ascii="맑은 고딕" w:eastAsia="맑은 고딕" w:hAnsi="맑은 고딕" w:cs="맑은 고딕"/>
                 <w:sz w:val="20"/>
                 <w:szCs w:val="20"/>
               </w:rPr>
@@ -32694,7 +32745,7 @@
               <w:ind w:left="15" w:right="1"/>
               <w:jc w:val="center"/>
               <w:rPr>
-                <w:rFonts w:ascii="맑은 고딕" w:eastAsia="맑은 고딕" w:hAnsi="맑은 고딕" w:cs="맑은 고딕" w:hint="eastAsia"/>
+                <w:rFonts w:ascii="맑은 고딕" w:eastAsia="맑은 고딕" w:hAnsi="맑은 고딕" w:cs="맑은 고딕"/>
                 <w:sz w:val="20"/>
                 <w:szCs w:val="20"/>
               </w:rPr>
@@ -32720,24 +32771,24 @@
               <w:spacing w:line="240" w:lineRule="auto"/>
               <w:jc w:val="center"/>
               <w:rPr>
-                <w:rFonts w:ascii="맑은 고딕" w:eastAsia="맑은 고딕" w:hAnsi="맑은 고딕" w:cs="맑은 고딕" w:hint="eastAsia"/>
-                <w:sz w:val="20"/>
-                <w:szCs w:val="20"/>
-              </w:rPr>
-            </w:pPr>
-          </w:p>
-        </w:tc>
-        <w:tc>
-          <w:tcPr>
-            <w:tcW w:w="1558" w:type="dxa"/>
-            <w:vAlign w:val="center"/>
-          </w:tcPr>
-          <w:p>
-            <w:pPr>
-              <w:spacing w:line="240" w:lineRule="auto"/>
-              <w:jc w:val="center"/>
-              <w:rPr>
-                <w:rFonts w:ascii="맑은 고딕" w:eastAsia="맑은 고딕" w:hAnsi="맑은 고딕" w:cs="맑은 고딕" w:hint="eastAsia"/>
+                <w:rFonts w:ascii="맑은 고딕" w:eastAsia="맑은 고딕" w:hAnsi="맑은 고딕" w:cs="맑은 고딕"/>
+                <w:sz w:val="20"/>
+                <w:szCs w:val="20"/>
+              </w:rPr>
+            </w:pPr>
+          </w:p>
+        </w:tc>
+        <w:tc>
+          <w:tcPr>
+            <w:tcW w:w="1558" w:type="dxa"/>
+            <w:vAlign w:val="center"/>
+          </w:tcPr>
+          <w:p>
+            <w:pPr>
+              <w:spacing w:line="240" w:lineRule="auto"/>
+              <w:jc w:val="center"/>
+              <w:rPr>
+                <w:rFonts w:ascii="맑은 고딕" w:eastAsia="맑은 고딕" w:hAnsi="맑은 고딕" w:cs="맑은 고딕"/>
                 <w:sz w:val="20"/>
                 <w:szCs w:val="20"/>
               </w:rPr>
@@ -32762,7 +32813,7 @@
               <w:spacing w:line="240" w:lineRule="auto"/>
               <w:jc w:val="center"/>
               <w:rPr>
-                <w:rFonts w:ascii="맑은 고딕" w:eastAsia="맑은 고딕" w:hAnsi="맑은 고딕" w:cs="맑은 고딕" w:hint="eastAsia"/>
+                <w:rFonts w:ascii="맑은 고딕" w:eastAsia="맑은 고딕" w:hAnsi="맑은 고딕" w:cs="맑은 고딕"/>
                 <w:sz w:val="20"/>
                 <w:szCs w:val="20"/>
               </w:rPr>
@@ -32819,7 +32870,7 @@
               <w:spacing w:line="240" w:lineRule="auto"/>
               <w:jc w:val="center"/>
               <w:rPr>
-                <w:rFonts w:ascii="맑은 고딕" w:eastAsia="맑은 고딕" w:hAnsi="맑은 고딕" w:cs="맑은 고딕" w:hint="eastAsia"/>
+                <w:rFonts w:ascii="맑은 고딕" w:eastAsia="맑은 고딕" w:hAnsi="맑은 고딕" w:cs="맑은 고딕"/>
                 <w:sz w:val="20"/>
                 <w:szCs w:val="20"/>
               </w:rPr>

--- a/Document/PLC/구현계획서(SIP).docx
+++ b/Document/PLC/구현계획서(SIP).docx
@@ -3784,15 +3784,7 @@
                 <w:sz w:val="20"/>
                 <w:szCs w:val="20"/>
               </w:rPr>
-              <w:t>0.</w:t>
-            </w:r>
-            <w:r>
-              <w:rPr>
-                <w:rFonts w:ascii="맑은 고딕" w:eastAsia="맑은 고딕" w:hAnsi="맑은 고딕" w:cs="맑은 고딕" w:hint="eastAsia"/>
-                <w:sz w:val="20"/>
-                <w:szCs w:val="20"/>
-              </w:rPr>
-              <w:t>3</w:t>
+              <w:t>0.3</w:t>
             </w:r>
           </w:p>
         </w:tc>
@@ -3812,7 +3804,7 @@
               <w:spacing w:line="240" w:lineRule="auto"/>
               <w:jc w:val="center"/>
               <w:rPr>
-                <w:rFonts w:ascii="맑은 고딕" w:eastAsia="맑은 고딕" w:hAnsi="맑은 고딕" w:cs="맑은 고딕" w:hint="eastAsia"/>
+                <w:rFonts w:ascii="맑은 고딕" w:eastAsia="맑은 고딕" w:hAnsi="맑은 고딕" w:cs="맑은 고딕"/>
                 <w:sz w:val="20"/>
                 <w:szCs w:val="20"/>
               </w:rPr>
@@ -20953,7 +20945,7 @@
             <w:pPr>
               <w:jc w:val="center"/>
               <w:rPr>
-                <w:rFonts w:ascii="맑은 고딕" w:eastAsia="맑은 고딕" w:hAnsi="맑은 고딕" w:cs="맑은 고딕"/>
+                <w:rFonts w:ascii="맑은 고딕" w:eastAsia="맑은 고딕" w:hAnsi="맑은 고딕" w:cs="맑은 고딕" w:hint="eastAsia"/>
                 <w:sz w:val="20"/>
                 <w:szCs w:val="20"/>
               </w:rPr>
@@ -20973,7 +20965,7 @@
                 <w:sz w:val="20"/>
                 <w:szCs w:val="20"/>
               </w:rPr>
-              <w:t>다음으로</w:t>
+              <w:t>7자리 이상 입력해주세요</w:t>
             </w:r>
             <w:r>
               <w:rPr>
@@ -20989,7 +20981,16 @@
                 <w:sz w:val="20"/>
                 <w:szCs w:val="20"/>
               </w:rPr>
-              <w:t xml:space="preserve"> 버튼 비활성화</w:t>
+              <w:t xml:space="preserve"> </w:t>
+            </w:r>
+            <w:r>
+              <w:rPr>
+                <w:rFonts w:ascii="맑은 고딕" w:eastAsia="맑은 고딕" w:hAnsi="맑은 고딕" w:cs="맑은 고딕" w:hint="eastAsia"/>
+                <w:sz w:val="20"/>
+                <w:szCs w:val="20"/>
+              </w:rPr>
+              <w:lastRenderedPageBreak/>
+              <w:t>메시지 표시</w:t>
             </w:r>
           </w:p>
         </w:tc>
@@ -21123,42 +21124,18 @@
             <w:pPr>
               <w:jc w:val="center"/>
               <w:rPr>
-                <w:rFonts w:ascii="맑은 고딕" w:eastAsia="맑은 고딕" w:hAnsi="맑은 고딕" w:cs="맑은 고딕"/>
-                <w:sz w:val="20"/>
-                <w:szCs w:val="20"/>
-              </w:rPr>
-            </w:pPr>
-            <w:r>
-              <w:rPr>
-                <w:rFonts w:ascii="맑은 고딕" w:eastAsia="맑은 고딕" w:hAnsi="맑은 고딕" w:cs="맑은 고딕"/>
-                <w:sz w:val="20"/>
-                <w:szCs w:val="20"/>
-              </w:rPr>
-              <w:t>‘</w:t>
-            </w:r>
-            <w:r>
-              <w:rPr>
-                <w:rFonts w:ascii="맑은 고딕" w:eastAsia="맑은 고딕" w:hAnsi="맑은 고딕" w:cs="맑은 고딕" w:hint="eastAsia"/>
-                <w:sz w:val="20"/>
-                <w:szCs w:val="20"/>
-              </w:rPr>
-              <w:t>다음으로</w:t>
-            </w:r>
-            <w:r>
-              <w:rPr>
-                <w:rFonts w:ascii="맑은 고딕" w:eastAsia="맑은 고딕" w:hAnsi="맑은 고딕" w:cs="맑은 고딕"/>
-                <w:sz w:val="20"/>
-                <w:szCs w:val="20"/>
-              </w:rPr>
-              <w:t>’</w:t>
-            </w:r>
-            <w:r>
-              <w:rPr>
-                <w:rFonts w:ascii="맑은 고딕" w:eastAsia="맑은 고딕" w:hAnsi="맑은 고딕" w:cs="맑은 고딕" w:hint="eastAsia"/>
-                <w:sz w:val="20"/>
-                <w:szCs w:val="20"/>
-              </w:rPr>
-              <w:t xml:space="preserve"> 버튼 활성화</w:t>
+                <w:rFonts w:ascii="맑은 고딕" w:eastAsia="맑은 고딕" w:hAnsi="맑은 고딕" w:cs="맑은 고딕" w:hint="eastAsia"/>
+                <w:sz w:val="20"/>
+                <w:szCs w:val="20"/>
+              </w:rPr>
+            </w:pPr>
+            <w:r>
+              <w:rPr>
+                <w:rFonts w:ascii="맑은 고딕" w:eastAsia="맑은 고딕" w:hAnsi="맑은 고딕" w:cs="맑은 고딕" w:hint="eastAsia"/>
+                <w:sz w:val="20"/>
+                <w:szCs w:val="20"/>
+              </w:rPr>
+              <w:t>가입 여부에 따라 회원가입/로그인 화면 이동</w:t>
             </w:r>
           </w:p>
         </w:tc>
@@ -21366,7 +21343,7 @@
                 <w:sz w:val="20"/>
                 <w:szCs w:val="20"/>
               </w:rPr>
-              <w:t xml:space="preserve"> 에 관한 메시지 표시</w:t>
+              <w:t xml:space="preserve"> 메시지 표시</w:t>
             </w:r>
           </w:p>
         </w:tc>
@@ -21423,7 +21400,15 @@
                 <w:sz w:val="20"/>
                 <w:szCs w:val="20"/>
               </w:rPr>
-              <w:t>TC01-4</w:t>
+              <w:t>TC01-</w:t>
+            </w:r>
+            <w:r>
+              <w:rPr>
+                <w:rFonts w:ascii="맑은 고딕" w:eastAsia="맑은 고딕" w:hAnsi="맑은 고딕" w:cs="맑은 고딕" w:hint="eastAsia"/>
+                <w:sz w:val="20"/>
+                <w:szCs w:val="20"/>
+              </w:rPr>
+              <w:t>5</w:t>
             </w:r>
           </w:p>
         </w:tc>
@@ -21556,7 +21541,7 @@
                 <w:sz w:val="20"/>
                 <w:szCs w:val="20"/>
               </w:rPr>
-              <w:t>특수문자 입력 불가</w:t>
+              <w:t>학번은 숫자만 입력 가능합니다.</w:t>
             </w:r>
             <w:r>
               <w:rPr>
@@ -21574,7 +21559,7 @@
                 <w:sz w:val="20"/>
                 <w:szCs w:val="20"/>
               </w:rPr>
-              <w:t>에 관한 메시지 표시</w:t>
+              <w:t xml:space="preserve"> 메시지 표시</w:t>
             </w:r>
           </w:p>
         </w:tc>
@@ -21630,7 +21615,15 @@
                 <w:sz w:val="20"/>
                 <w:szCs w:val="20"/>
               </w:rPr>
-              <w:t>TC01-5</w:t>
+              <w:t>TC01-</w:t>
+            </w:r>
+            <w:r>
+              <w:rPr>
+                <w:rFonts w:ascii="맑은 고딕" w:eastAsia="맑은 고딕" w:hAnsi="맑은 고딕" w:cs="맑은 고딕" w:hint="eastAsia"/>
+                <w:sz w:val="20"/>
+                <w:szCs w:val="20"/>
+              </w:rPr>
+              <w:t>6</w:t>
             </w:r>
           </w:p>
         </w:tc>
@@ -21810,7 +21803,15 @@
                 <w:sz w:val="20"/>
                 <w:szCs w:val="20"/>
               </w:rPr>
-              <w:t>TC01-6</w:t>
+              <w:t>TC01-</w:t>
+            </w:r>
+            <w:r>
+              <w:rPr>
+                <w:rFonts w:ascii="맑은 고딕" w:eastAsia="맑은 고딕" w:hAnsi="맑은 고딕" w:cs="맑은 고딕" w:hint="eastAsia"/>
+                <w:sz w:val="20"/>
+                <w:szCs w:val="20"/>
+              </w:rPr>
+              <w:t>7</w:t>
             </w:r>
           </w:p>
         </w:tc>
@@ -21877,7 +21878,23 @@
                 <w:sz w:val="20"/>
                 <w:szCs w:val="20"/>
               </w:rPr>
-              <w:t xml:space="preserve">학교명 선택 및 학번: 2026001 입력을 한 다음 </w:t>
+              <w:t xml:space="preserve">학교명 </w:t>
+            </w:r>
+            <w:r>
+              <w:rPr>
+                <w:rFonts w:ascii="맑은 고딕" w:eastAsia="맑은 고딕" w:hAnsi="맑은 고딕" w:cs="맑은 고딕" w:hint="eastAsia"/>
+                <w:sz w:val="20"/>
+                <w:szCs w:val="20"/>
+              </w:rPr>
+              <w:t>입력</w:t>
+            </w:r>
+            <w:r>
+              <w:rPr>
+                <w:rFonts w:ascii="맑은 고딕" w:eastAsia="맑은 고딕" w:hAnsi="맑은 고딕" w:cs="맑은 고딕" w:hint="eastAsia"/>
+                <w:sz w:val="20"/>
+                <w:szCs w:val="20"/>
+              </w:rPr>
+              <w:t xml:space="preserve"> 및 학번: 2026001 입력을 한 다음 </w:t>
             </w:r>
             <w:r>
               <w:rPr>
@@ -21929,35 +21946,11 @@
             </w:pPr>
             <w:r>
               <w:rPr>
-                <w:rFonts w:ascii="맑은 고딕" w:eastAsia="맑은 고딕" w:hAnsi="맑은 고딕" w:cs="맑은 고딕"/>
-                <w:sz w:val="20"/>
-                <w:szCs w:val="20"/>
-              </w:rPr>
-              <w:t>‘</w:t>
-            </w:r>
-            <w:r>
-              <w:rPr>
-                <w:rFonts w:ascii="맑은 고딕" w:eastAsia="맑은 고딕" w:hAnsi="맑은 고딕" w:cs="맑은 고딕" w:hint="eastAsia"/>
-                <w:sz w:val="20"/>
-                <w:szCs w:val="20"/>
-              </w:rPr>
-              <w:t>미 가입 학번</w:t>
-            </w:r>
-            <w:r>
-              <w:rPr>
-                <w:rFonts w:ascii="맑은 고딕" w:eastAsia="맑은 고딕" w:hAnsi="맑은 고딕" w:cs="맑은 고딕"/>
-                <w:sz w:val="20"/>
-                <w:szCs w:val="20"/>
-              </w:rPr>
-              <w:t>’</w:t>
-            </w:r>
-            <w:r>
-              <w:rPr>
-                <w:rFonts w:ascii="맑은 고딕" w:eastAsia="맑은 고딕" w:hAnsi="맑은 고딕" w:cs="맑은 고딕" w:hint="eastAsia"/>
-                <w:sz w:val="20"/>
-                <w:szCs w:val="20"/>
-              </w:rPr>
-              <w:t>에 관한 메시지 및 회원가입 화면 이동 메시지 표시</w:t>
+                <w:rFonts w:ascii="맑은 고딕" w:eastAsia="맑은 고딕" w:hAnsi="맑은 고딕" w:cs="맑은 고딕" w:hint="eastAsia"/>
+                <w:sz w:val="20"/>
+                <w:szCs w:val="20"/>
+              </w:rPr>
+              <w:t>회원가입 화면 표시</w:t>
             </w:r>
           </w:p>
         </w:tc>
@@ -22013,7 +22006,15 @@
                 <w:sz w:val="20"/>
                 <w:szCs w:val="20"/>
               </w:rPr>
-              <w:t>TC01-7</w:t>
+              <w:t>TC01-</w:t>
+            </w:r>
+            <w:r>
+              <w:rPr>
+                <w:rFonts w:ascii="맑은 고딕" w:eastAsia="맑은 고딕" w:hAnsi="맑은 고딕" w:cs="맑은 고딕" w:hint="eastAsia"/>
+                <w:sz w:val="20"/>
+                <w:szCs w:val="20"/>
+              </w:rPr>
+              <w:t>8</w:t>
             </w:r>
           </w:p>
         </w:tc>
@@ -22080,7 +22081,15 @@
                 <w:sz w:val="20"/>
                 <w:szCs w:val="20"/>
               </w:rPr>
-              <w:t xml:space="preserve">학교명 선택 및 학번: 2026002 입력을 한 다음 </w:t>
+              <w:t xml:space="preserve">학교명 입력 및 </w:t>
+            </w:r>
+            <w:r>
+              <w:rPr>
+                <w:rFonts w:ascii="맑은 고딕" w:eastAsia="맑은 고딕" w:hAnsi="맑은 고딕" w:cs="맑은 고딕" w:hint="eastAsia"/>
+                <w:sz w:val="20"/>
+                <w:szCs w:val="20"/>
+              </w:rPr>
+              <w:t xml:space="preserve">학번: 2026002 입력을 한 다음 </w:t>
             </w:r>
             <w:r>
               <w:rPr>
@@ -22132,35 +22141,11 @@
             </w:pPr>
             <w:r>
               <w:rPr>
-                <w:rFonts w:ascii="맑은 고딕" w:eastAsia="맑은 고딕" w:hAnsi="맑은 고딕" w:cs="맑은 고딕"/>
-                <w:sz w:val="20"/>
-                <w:szCs w:val="20"/>
-              </w:rPr>
-              <w:t>‘</w:t>
-            </w:r>
-            <w:r>
-              <w:rPr>
-                <w:rFonts w:ascii="맑은 고딕" w:eastAsia="맑은 고딕" w:hAnsi="맑은 고딕" w:cs="맑은 고딕" w:hint="eastAsia"/>
-                <w:sz w:val="20"/>
-                <w:szCs w:val="20"/>
-              </w:rPr>
-              <w:t>기 가입 학번</w:t>
-            </w:r>
-            <w:r>
-              <w:rPr>
-                <w:rFonts w:ascii="맑은 고딕" w:eastAsia="맑은 고딕" w:hAnsi="맑은 고딕" w:cs="맑은 고딕"/>
-                <w:sz w:val="20"/>
-                <w:szCs w:val="20"/>
-              </w:rPr>
-              <w:t>’</w:t>
-            </w:r>
-            <w:r>
-              <w:rPr>
-                <w:rFonts w:ascii="맑은 고딕" w:eastAsia="맑은 고딕" w:hAnsi="맑은 고딕" w:cs="맑은 고딕" w:hint="eastAsia"/>
-                <w:sz w:val="20"/>
-                <w:szCs w:val="20"/>
-              </w:rPr>
-              <w:t xml:space="preserve"> 관한 메시지 및 로그인 입력 정보 표시</w:t>
+                <w:rFonts w:ascii="맑은 고딕" w:eastAsia="맑은 고딕" w:hAnsi="맑은 고딕" w:cs="맑은 고딕" w:hint="eastAsia"/>
+                <w:sz w:val="20"/>
+                <w:szCs w:val="20"/>
+              </w:rPr>
+              <w:t>로그인 화면으로 이동</w:t>
             </w:r>
           </w:p>
         </w:tc>
@@ -22216,7 +22201,15 @@
                 <w:sz w:val="20"/>
                 <w:szCs w:val="20"/>
               </w:rPr>
-              <w:t>TC01-8</w:t>
+              <w:t>TC01-</w:t>
+            </w:r>
+            <w:r>
+              <w:rPr>
+                <w:rFonts w:ascii="맑은 고딕" w:eastAsia="맑은 고딕" w:hAnsi="맑은 고딕" w:cs="맑은 고딕" w:hint="eastAsia"/>
+                <w:sz w:val="20"/>
+                <w:szCs w:val="20"/>
+              </w:rPr>
+              <w:t>9</w:t>
             </w:r>
           </w:p>
         </w:tc>
@@ -22296,7 +22289,7 @@
             <w:pPr>
               <w:jc w:val="center"/>
               <w:rPr>
-                <w:rFonts w:ascii="맑은 고딕" w:eastAsia="맑은 고딕" w:hAnsi="맑은 고딕" w:cs="맑은 고딕"/>
+                <w:rFonts w:ascii="맑은 고딕" w:eastAsia="맑은 고딕" w:hAnsi="맑은 고딕" w:cs="맑은 고딕" w:hint="eastAsia"/>
                 <w:sz w:val="20"/>
                 <w:szCs w:val="20"/>
               </w:rPr>
@@ -22315,7 +22308,7 @@
                 <w:sz w:val="20"/>
                 <w:szCs w:val="20"/>
               </w:rPr>
-              <w:t>회원가입</w:t>
+              <w:t>숫자는 입력할 수 없습니다</w:t>
             </w:r>
             <w:r>
               <w:rPr>
@@ -22331,7 +22324,7 @@
                 <w:sz w:val="20"/>
                 <w:szCs w:val="20"/>
               </w:rPr>
-              <w:t xml:space="preserve"> 버튼 비활성화</w:t>
+              <w:t xml:space="preserve"> 표시</w:t>
             </w:r>
           </w:p>
         </w:tc>
@@ -22376,18 +22369,27 @@
               <w:ind w:left="15" w:right="1"/>
               <w:jc w:val="center"/>
               <w:rPr>
-                <w:rFonts w:ascii="맑은 고딕" w:eastAsia="맑은 고딕" w:hAnsi="맑은 고딕" w:cs="맑은 고딕"/>
-                <w:sz w:val="20"/>
-                <w:szCs w:val="20"/>
-              </w:rPr>
-            </w:pPr>
-            <w:r>
-              <w:rPr>
-                <w:rFonts w:ascii="맑은 고딕" w:eastAsia="맑은 고딕" w:hAnsi="맑은 고딕" w:cs="맑은 고딕" w:hint="eastAsia"/>
-                <w:sz w:val="20"/>
-                <w:szCs w:val="20"/>
-              </w:rPr>
-              <w:t>TC01-9</w:t>
+                <w:rFonts w:ascii="맑은 고딕" w:eastAsia="맑은 고딕" w:hAnsi="맑은 고딕" w:cs="맑은 고딕" w:hint="eastAsia"/>
+                <w:sz w:val="20"/>
+                <w:szCs w:val="20"/>
+              </w:rPr>
+            </w:pPr>
+            <w:r>
+              <w:rPr>
+                <w:rFonts w:ascii="맑은 고딕" w:eastAsia="맑은 고딕" w:hAnsi="맑은 고딕" w:cs="맑은 고딕" w:hint="eastAsia"/>
+                <w:sz w:val="20"/>
+                <w:szCs w:val="20"/>
+              </w:rPr>
+              <w:lastRenderedPageBreak/>
+              <w:t>TC01-</w:t>
+            </w:r>
+            <w:r>
+              <w:rPr>
+                <w:rFonts w:ascii="맑은 고딕" w:eastAsia="맑은 고딕" w:hAnsi="맑은 고딕" w:cs="맑은 고딕" w:hint="eastAsia"/>
+                <w:sz w:val="20"/>
+                <w:szCs w:val="20"/>
+              </w:rPr>
+              <w:t>10</w:t>
             </w:r>
           </w:p>
         </w:tc>
@@ -22430,74 +22432,54 @@
                 <w:sz w:val="20"/>
                 <w:szCs w:val="20"/>
               </w:rPr>
-              <w:t xml:space="preserve">회원가입 시 8자리 미만 </w:t>
-            </w:r>
-            <w:r>
-              <w:rPr>
-                <w:rFonts w:ascii="맑은 고딕" w:eastAsia="맑은 고딕" w:hAnsi="맑은 고딕" w:cs="맑은 고딕" w:hint="eastAsia"/>
-                <w:sz w:val="20"/>
-                <w:szCs w:val="20"/>
-              </w:rPr>
-              <w:lastRenderedPageBreak/>
-              <w:t>비밀번호 입력</w:t>
-            </w:r>
-          </w:p>
-        </w:tc>
-        <w:tc>
-          <w:tcPr>
-            <w:tcW w:w="1558" w:type="dxa"/>
-            <w:vAlign w:val="center"/>
-          </w:tcPr>
-          <w:p>
-            <w:pPr>
-              <w:jc w:val="center"/>
-              <w:rPr>
-                <w:rFonts w:ascii="맑은 고딕" w:eastAsia="맑은 고딕" w:hAnsi="맑은 고딕" w:cs="맑은 고딕"/>
-                <w:sz w:val="20"/>
-                <w:szCs w:val="20"/>
-              </w:rPr>
-            </w:pPr>
-            <w:r>
-              <w:rPr>
-                <w:rFonts w:ascii="맑은 고딕" w:eastAsia="맑은 고딕" w:hAnsi="맑은 고딕" w:cs="맑은 고딕" w:hint="eastAsia"/>
-                <w:sz w:val="20"/>
-                <w:szCs w:val="20"/>
-              </w:rPr>
-              <w:lastRenderedPageBreak/>
-              <w:t xml:space="preserve">비밀번호: 1234(8자리 </w:t>
-            </w:r>
-            <w:r>
-              <w:rPr>
-                <w:rFonts w:ascii="맑은 고딕" w:eastAsia="맑은 고딕" w:hAnsi="맑은 고딕" w:cs="맑은 고딕" w:hint="eastAsia"/>
-                <w:sz w:val="20"/>
-                <w:szCs w:val="20"/>
-              </w:rPr>
-              <w:lastRenderedPageBreak/>
-              <w:t>이하)</w:t>
-            </w:r>
-          </w:p>
-        </w:tc>
-        <w:tc>
-          <w:tcPr>
-            <w:tcW w:w="1558" w:type="dxa"/>
-            <w:vAlign w:val="center"/>
-          </w:tcPr>
-          <w:p>
-            <w:pPr>
-              <w:jc w:val="center"/>
-              <w:rPr>
-                <w:rFonts w:ascii="맑은 고딕" w:eastAsia="맑은 고딕" w:hAnsi="맑은 고딕" w:cs="맑은 고딕"/>
-                <w:sz w:val="20"/>
-                <w:szCs w:val="20"/>
-              </w:rPr>
-            </w:pPr>
-            <w:r>
-              <w:rPr>
-                <w:rFonts w:ascii="맑은 고딕" w:eastAsia="맑은 고딕" w:hAnsi="맑은 고딕" w:cs="맑은 고딕"/>
-                <w:sz w:val="20"/>
-                <w:szCs w:val="20"/>
-              </w:rPr>
-              <w:lastRenderedPageBreak/>
+              <w:t>회원가입 시 8자리 미만 비밀번호 입력</w:t>
+            </w:r>
+          </w:p>
+        </w:tc>
+        <w:tc>
+          <w:tcPr>
+            <w:tcW w:w="1558" w:type="dxa"/>
+            <w:vAlign w:val="center"/>
+          </w:tcPr>
+          <w:p>
+            <w:pPr>
+              <w:jc w:val="center"/>
+              <w:rPr>
+                <w:rFonts w:ascii="맑은 고딕" w:eastAsia="맑은 고딕" w:hAnsi="맑은 고딕" w:cs="맑은 고딕"/>
+                <w:sz w:val="20"/>
+                <w:szCs w:val="20"/>
+              </w:rPr>
+            </w:pPr>
+            <w:r>
+              <w:rPr>
+                <w:rFonts w:ascii="맑은 고딕" w:eastAsia="맑은 고딕" w:hAnsi="맑은 고딕" w:cs="맑은 고딕" w:hint="eastAsia"/>
+                <w:sz w:val="20"/>
+                <w:szCs w:val="20"/>
+              </w:rPr>
+              <w:t>비밀번호: 1234(8자리 이하)</w:t>
+            </w:r>
+          </w:p>
+        </w:tc>
+        <w:tc>
+          <w:tcPr>
+            <w:tcW w:w="1558" w:type="dxa"/>
+            <w:vAlign w:val="center"/>
+          </w:tcPr>
+          <w:p>
+            <w:pPr>
+              <w:jc w:val="center"/>
+              <w:rPr>
+                <w:rFonts w:ascii="맑은 고딕" w:eastAsia="맑은 고딕" w:hAnsi="맑은 고딕" w:cs="맑은 고딕" w:hint="eastAsia"/>
+                <w:sz w:val="20"/>
+                <w:szCs w:val="20"/>
+              </w:rPr>
+            </w:pPr>
+            <w:r>
+              <w:rPr>
+                <w:rFonts w:ascii="맑은 고딕" w:eastAsia="맑은 고딕" w:hAnsi="맑은 고딕" w:cs="맑은 고딕"/>
+                <w:sz w:val="20"/>
+                <w:szCs w:val="20"/>
+              </w:rPr>
               <w:t>‘</w:t>
             </w:r>
             <w:r>
@@ -22506,7 +22488,7 @@
                 <w:sz w:val="20"/>
                 <w:szCs w:val="20"/>
               </w:rPr>
-              <w:t>회원가입</w:t>
+              <w:t>비밀번호는 8자리 이상 이어야 합니다</w:t>
             </w:r>
             <w:r>
               <w:rPr>
@@ -22522,7 +22504,7 @@
                 <w:sz w:val="20"/>
                 <w:szCs w:val="20"/>
               </w:rPr>
-              <w:t xml:space="preserve"> 버튼 비활성화</w:t>
+              <w:t xml:space="preserve"> 표시</w:t>
             </w:r>
           </w:p>
         </w:tc>
@@ -22578,7 +22560,15 @@
                 <w:sz w:val="20"/>
                 <w:szCs w:val="20"/>
               </w:rPr>
-              <w:t>TC01-10</w:t>
+              <w:t>TC01-1</w:t>
+            </w:r>
+            <w:r>
+              <w:rPr>
+                <w:rFonts w:ascii="맑은 고딕" w:eastAsia="맑은 고딕" w:hAnsi="맑은 고딕" w:cs="맑은 고딕" w:hint="eastAsia"/>
+                <w:sz w:val="20"/>
+                <w:szCs w:val="20"/>
+              </w:rPr>
+              <w:t>1</w:t>
             </w:r>
           </w:p>
         </w:tc>
@@ -22675,7 +22665,7 @@
                 <w:sz w:val="20"/>
                 <w:szCs w:val="20"/>
               </w:rPr>
-              <w:t>비밀번호 유효성 검증 알림</w:t>
+              <w:t>특수문자를 포함해야 합니다</w:t>
             </w:r>
             <w:r>
               <w:rPr>
@@ -22691,7 +22681,15 @@
                 <w:sz w:val="20"/>
                 <w:szCs w:val="20"/>
               </w:rPr>
-              <w:t>에 관한 텍스트 표시</w:t>
+              <w:t xml:space="preserve"> 메시지</w:t>
+            </w:r>
+            <w:r>
+              <w:rPr>
+                <w:rFonts w:ascii="맑은 고딕" w:eastAsia="맑은 고딕" w:hAnsi="맑은 고딕" w:cs="맑은 고딕" w:hint="eastAsia"/>
+                <w:sz w:val="20"/>
+                <w:szCs w:val="20"/>
+              </w:rPr>
+              <w:t xml:space="preserve"> 표시</w:t>
             </w:r>
           </w:p>
         </w:tc>
@@ -22739,7 +22737,15 @@
                 <w:sz w:val="20"/>
                 <w:szCs w:val="20"/>
               </w:rPr>
-              <w:t>TC01-11</w:t>
+              <w:t>TC01-1</w:t>
+            </w:r>
+            <w:r>
+              <w:rPr>
+                <w:rFonts w:ascii="맑은 고딕" w:eastAsia="맑은 고딕" w:hAnsi="맑은 고딕" w:cs="맑은 고딕" w:hint="eastAsia"/>
+                <w:sz w:val="20"/>
+                <w:szCs w:val="20"/>
+              </w:rPr>
+              <w:t>2</w:t>
             </w:r>
           </w:p>
         </w:tc>
@@ -22951,7 +22957,15 @@
                 <w:sz w:val="20"/>
                 <w:szCs w:val="20"/>
               </w:rPr>
-              <w:t>TC01-12</w:t>
+              <w:t>TC01-1</w:t>
+            </w:r>
+            <w:r>
+              <w:rPr>
+                <w:rFonts w:ascii="맑은 고딕" w:eastAsia="맑은 고딕" w:hAnsi="맑은 고딕" w:cs="맑은 고딕" w:hint="eastAsia"/>
+                <w:sz w:val="20"/>
+                <w:szCs w:val="20"/>
+              </w:rPr>
+              <w:t>3</w:t>
             </w:r>
           </w:p>
         </w:tc>
@@ -23092,35 +23106,11 @@
             </w:pPr>
             <w:r>
               <w:rPr>
-                <w:rFonts w:ascii="맑은 고딕" w:eastAsia="맑은 고딕" w:hAnsi="맑은 고딕" w:cs="맑은 고딕"/>
-                <w:sz w:val="20"/>
-                <w:szCs w:val="20"/>
-              </w:rPr>
-              <w:t>‘</w:t>
-            </w:r>
-            <w:r>
-              <w:rPr>
-                <w:rFonts w:ascii="맑은 고딕" w:eastAsia="맑은 고딕" w:hAnsi="맑은 고딕" w:cs="맑은 고딕" w:hint="eastAsia"/>
-                <w:sz w:val="20"/>
-                <w:szCs w:val="20"/>
-              </w:rPr>
-              <w:t>회원가입 완료</w:t>
-            </w:r>
-            <w:r>
-              <w:rPr>
-                <w:rFonts w:ascii="맑은 고딕" w:eastAsia="맑은 고딕" w:hAnsi="맑은 고딕" w:cs="맑은 고딕"/>
-                <w:sz w:val="20"/>
-                <w:szCs w:val="20"/>
-              </w:rPr>
-              <w:t>’</w:t>
-            </w:r>
-            <w:r>
-              <w:rPr>
-                <w:rFonts w:ascii="맑은 고딕" w:eastAsia="맑은 고딕" w:hAnsi="맑은 고딕" w:cs="맑은 고딕" w:hint="eastAsia"/>
-                <w:sz w:val="20"/>
-                <w:szCs w:val="20"/>
-              </w:rPr>
-              <w:t>등에 관한 메시지 표시</w:t>
+                <w:rFonts w:ascii="맑은 고딕" w:eastAsia="맑은 고딕" w:hAnsi="맑은 고딕" w:cs="맑은 고딕" w:hint="eastAsia"/>
+                <w:sz w:val="20"/>
+                <w:szCs w:val="20"/>
+              </w:rPr>
+              <w:t>로그인 화면으로 이동</w:t>
             </w:r>
           </w:p>
         </w:tc>
@@ -23168,7 +23158,15 @@
                 <w:sz w:val="20"/>
                 <w:szCs w:val="20"/>
               </w:rPr>
-              <w:t>TC01-13</w:t>
+              <w:t>TC01-1</w:t>
+            </w:r>
+            <w:r>
+              <w:rPr>
+                <w:rFonts w:ascii="맑은 고딕" w:eastAsia="맑은 고딕" w:hAnsi="맑은 고딕" w:cs="맑은 고딕" w:hint="eastAsia"/>
+                <w:sz w:val="20"/>
+                <w:szCs w:val="20"/>
+              </w:rPr>
+              <w:t>4</w:t>
             </w:r>
           </w:p>
         </w:tc>
@@ -23246,7 +23244,7 @@
             <w:pPr>
               <w:jc w:val="center"/>
               <w:rPr>
-                <w:rFonts w:ascii="맑은 고딕" w:eastAsia="맑은 고딕" w:hAnsi="맑은 고딕" w:cs="맑은 고딕"/>
+                <w:rFonts w:ascii="맑은 고딕" w:eastAsia="맑은 고딕" w:hAnsi="맑은 고딕" w:cs="맑은 고딕" w:hint="eastAsia"/>
                 <w:sz w:val="20"/>
                 <w:szCs w:val="20"/>
               </w:rPr>
@@ -23265,7 +23263,7 @@
                 <w:sz w:val="20"/>
                 <w:szCs w:val="20"/>
               </w:rPr>
-              <w:t>로그인</w:t>
+              <w:t>8자리 이상 입력해주세요</w:t>
             </w:r>
             <w:r>
               <w:rPr>
@@ -23281,7 +23279,7 @@
                 <w:sz w:val="20"/>
                 <w:szCs w:val="20"/>
               </w:rPr>
-              <w:t xml:space="preserve"> 버튼 비활성화</w:t>
+              <w:t xml:space="preserve"> 표시</w:t>
             </w:r>
           </w:p>
         </w:tc>
@@ -23329,7 +23327,15 @@
                 <w:sz w:val="20"/>
                 <w:szCs w:val="20"/>
               </w:rPr>
-              <w:t>TC01-14</w:t>
+              <w:t>TC01-1</w:t>
+            </w:r>
+            <w:r>
+              <w:rPr>
+                <w:rFonts w:ascii="맑은 고딕" w:eastAsia="맑은 고딕" w:hAnsi="맑은 고딕" w:cs="맑은 고딕" w:hint="eastAsia"/>
+                <w:sz w:val="20"/>
+                <w:szCs w:val="20"/>
+              </w:rPr>
+              <w:t>5</w:t>
             </w:r>
           </w:p>
         </w:tc>
@@ -23490,7 +23496,15 @@
                 <w:sz w:val="20"/>
                 <w:szCs w:val="20"/>
               </w:rPr>
-              <w:t>TC01-15</w:t>
+              <w:t>TC01-1</w:t>
+            </w:r>
+            <w:r>
+              <w:rPr>
+                <w:rFonts w:ascii="맑은 고딕" w:eastAsia="맑은 고딕" w:hAnsi="맑은 고딕" w:cs="맑은 고딕" w:hint="eastAsia"/>
+                <w:sz w:val="20"/>
+                <w:szCs w:val="20"/>
+              </w:rPr>
+              <w:t>6</w:t>
             </w:r>
           </w:p>
         </w:tc>
@@ -23587,7 +23601,7 @@
                 <w:sz w:val="20"/>
                 <w:szCs w:val="20"/>
               </w:rPr>
-              <w:t>로그인 입력 정보 일치하지 않음</w:t>
+              <w:t>잘못된 비밀번호 입니다</w:t>
             </w:r>
             <w:r>
               <w:rPr>
@@ -23603,7 +23617,7 @@
                 <w:sz w:val="20"/>
                 <w:szCs w:val="20"/>
               </w:rPr>
-              <w:t>에 관한 메시지 표시</w:t>
+              <w:t xml:space="preserve"> 표시</w:t>
             </w:r>
           </w:p>
         </w:tc>
@@ -23651,7 +23665,15 @@
                 <w:sz w:val="20"/>
                 <w:szCs w:val="20"/>
               </w:rPr>
-              <w:t>TC01-16</w:t>
+              <w:t>TC01-1</w:t>
+            </w:r>
+            <w:r>
+              <w:rPr>
+                <w:rFonts w:ascii="맑은 고딕" w:eastAsia="맑은 고딕" w:hAnsi="맑은 고딕" w:cs="맑은 고딕" w:hint="eastAsia"/>
+                <w:sz w:val="20"/>
+                <w:szCs w:val="20"/>
+              </w:rPr>
+              <w:t>7</w:t>
             </w:r>
           </w:p>
         </w:tc>
@@ -24150,6 +24172,7 @@
                 <w:sz w:val="20"/>
                 <w:szCs w:val="20"/>
               </w:rPr>
+              <w:lastRenderedPageBreak/>
               <w:t>TC02-3</w:t>
             </w:r>
           </w:p>
@@ -24191,40 +24214,30 @@
                 <w:sz w:val="20"/>
                 <w:szCs w:val="20"/>
               </w:rPr>
-              <w:t xml:space="preserve">메인 화면-현재 접속 중이지 않은 </w:t>
-            </w:r>
-            <w:r>
-              <w:rPr>
-                <w:rFonts w:ascii="맑은 고딕" w:eastAsia="맑은 고딕" w:hAnsi="맑은 고딕" w:cs="맑은 고딕" w:hint="eastAsia"/>
-                <w:sz w:val="20"/>
-                <w:szCs w:val="20"/>
-              </w:rPr>
-              <w:lastRenderedPageBreak/>
-              <w:t>사용자 검색</w:t>
-            </w:r>
-          </w:p>
-        </w:tc>
-        <w:tc>
-          <w:tcPr>
-            <w:tcW w:w="1558" w:type="dxa"/>
-            <w:vAlign w:val="center"/>
-          </w:tcPr>
-          <w:p>
-            <w:pPr>
-              <w:jc w:val="center"/>
-              <w:rPr>
-                <w:rFonts w:ascii="맑은 고딕" w:eastAsia="맑은 고딕" w:hAnsi="맑은 고딕" w:cs="맑은 고딕"/>
-                <w:sz w:val="20"/>
-                <w:szCs w:val="20"/>
-              </w:rPr>
-            </w:pPr>
-            <w:r>
-              <w:rPr>
-                <w:rFonts w:ascii="맑은 고딕" w:eastAsia="맑은 고딕" w:hAnsi="맑은 고딕" w:cs="맑은 고딕" w:hint="eastAsia"/>
-                <w:sz w:val="20"/>
-                <w:szCs w:val="20"/>
-              </w:rPr>
-              <w:lastRenderedPageBreak/>
+              <w:t>메인 화면-현재 접속 중이지 않은 사용자 검색</w:t>
+            </w:r>
+          </w:p>
+        </w:tc>
+        <w:tc>
+          <w:tcPr>
+            <w:tcW w:w="1558" w:type="dxa"/>
+            <w:vAlign w:val="center"/>
+          </w:tcPr>
+          <w:p>
+            <w:pPr>
+              <w:jc w:val="center"/>
+              <w:rPr>
+                <w:rFonts w:ascii="맑은 고딕" w:eastAsia="맑은 고딕" w:hAnsi="맑은 고딕" w:cs="맑은 고딕"/>
+                <w:sz w:val="20"/>
+                <w:szCs w:val="20"/>
+              </w:rPr>
+            </w:pPr>
+            <w:r>
+              <w:rPr>
+                <w:rFonts w:ascii="맑은 고딕" w:eastAsia="맑은 고딕" w:hAnsi="맑은 고딕" w:cs="맑은 고딕" w:hint="eastAsia"/>
+                <w:sz w:val="20"/>
+                <w:szCs w:val="20"/>
+              </w:rPr>
               <w:t xml:space="preserve">검색어: </w:t>
             </w:r>
             <w:r>
@@ -24241,16 +24254,7 @@
                 <w:sz w:val="20"/>
                 <w:szCs w:val="20"/>
               </w:rPr>
-              <w:t xml:space="preserve">현재 접속 중이지 않은 </w:t>
-            </w:r>
-            <w:r>
-              <w:rPr>
-                <w:rFonts w:ascii="맑은 고딕" w:eastAsia="맑은 고딕" w:hAnsi="맑은 고딕" w:cs="맑은 고딕" w:hint="eastAsia"/>
-                <w:sz w:val="20"/>
-                <w:szCs w:val="20"/>
-              </w:rPr>
-              <w:lastRenderedPageBreak/>
-              <w:t>사용자 이름 또는 학번</w:t>
+              <w:t>현재 접속 중이지 않은 사용자 이름 또는 학번</w:t>
             </w:r>
             <w:r>
               <w:rPr>
@@ -24282,7 +24286,6 @@
                 <w:sz w:val="20"/>
                 <w:szCs w:val="20"/>
               </w:rPr>
-              <w:lastRenderedPageBreak/>
               <w:t>‘</w:t>
             </w:r>
             <w:r>
@@ -24291,16 +24294,7 @@
                 <w:sz w:val="20"/>
                 <w:szCs w:val="20"/>
               </w:rPr>
-              <w:t xml:space="preserve">해당 검색 결과가 </w:t>
-            </w:r>
-            <w:r>
-              <w:rPr>
-                <w:rFonts w:ascii="맑은 고딕" w:eastAsia="맑은 고딕" w:hAnsi="맑은 고딕" w:cs="맑은 고딕" w:hint="eastAsia"/>
-                <w:sz w:val="20"/>
-                <w:szCs w:val="20"/>
-              </w:rPr>
-              <w:lastRenderedPageBreak/>
-              <w:t>없습니다</w:t>
+              <w:t>해당 검색 결과가 없습니다</w:t>
             </w:r>
             <w:r>
               <w:rPr>
@@ -25642,7 +25636,16 @@
                 <w:sz w:val="20"/>
                 <w:szCs w:val="20"/>
               </w:rPr>
-              <w:t>해당 대화방에 현재 참여 중인 사용자 목록 리스트 및 관련 텍스트 표시</w:t>
+              <w:t xml:space="preserve">해당 대화방에 현재 참여 중인 사용자 목록 </w:t>
+            </w:r>
+            <w:r>
+              <w:rPr>
+                <w:rFonts w:ascii="맑은 고딕" w:eastAsia="맑은 고딕" w:hAnsi="맑은 고딕" w:cs="맑은 고딕" w:hint="eastAsia"/>
+                <w:sz w:val="20"/>
+                <w:szCs w:val="20"/>
+              </w:rPr>
+              <w:lastRenderedPageBreak/>
+              <w:t>리스트 및 관련 텍스트 표시</w:t>
             </w:r>
           </w:p>
         </w:tc>
@@ -25692,7 +25695,6 @@
                 <w:sz w:val="20"/>
                 <w:szCs w:val="20"/>
               </w:rPr>
-              <w:lastRenderedPageBreak/>
               <w:t>TC03-7</w:t>
             </w:r>
           </w:p>
@@ -26808,31 +26810,50 @@
                 <w:sz w:val="20"/>
                 <w:szCs w:val="20"/>
               </w:rPr>
-              <w:t xml:space="preserve"> 버튼 클릭</w:t>
-            </w:r>
-          </w:p>
-        </w:tc>
-        <w:tc>
-          <w:tcPr>
-            <w:tcW w:w="1558" w:type="dxa"/>
-            <w:vAlign w:val="center"/>
-          </w:tcPr>
-          <w:p>
-            <w:pPr>
-              <w:jc w:val="center"/>
-              <w:rPr>
-                <w:rFonts w:ascii="맑은 고딕" w:eastAsia="맑은 고딕" w:hAnsi="맑은 고딕" w:cs="맑은 고딕"/>
-                <w:sz w:val="20"/>
-                <w:szCs w:val="20"/>
-              </w:rPr>
-            </w:pPr>
-            <w:r>
-              <w:rPr>
-                <w:rFonts w:ascii="맑은 고딕" w:eastAsia="맑은 고딕" w:hAnsi="맑은 고딕" w:cs="맑은 고딕" w:hint="eastAsia"/>
-                <w:sz w:val="20"/>
-                <w:szCs w:val="20"/>
-              </w:rPr>
-              <w:t>해당 사용자 목록 리스트 체크박스 비활성화 및 패널 제거</w:t>
+              <w:t xml:space="preserve"> 버튼 </w:t>
+            </w:r>
+            <w:r>
+              <w:rPr>
+                <w:rFonts w:ascii="맑은 고딕" w:eastAsia="맑은 고딕" w:hAnsi="맑은 고딕" w:cs="맑은 고딕" w:hint="eastAsia"/>
+                <w:sz w:val="20"/>
+                <w:szCs w:val="20"/>
+              </w:rPr>
+              <w:lastRenderedPageBreak/>
+              <w:t>클릭</w:t>
+            </w:r>
+          </w:p>
+        </w:tc>
+        <w:tc>
+          <w:tcPr>
+            <w:tcW w:w="1558" w:type="dxa"/>
+            <w:vAlign w:val="center"/>
+          </w:tcPr>
+          <w:p>
+            <w:pPr>
+              <w:jc w:val="center"/>
+              <w:rPr>
+                <w:rFonts w:ascii="맑은 고딕" w:eastAsia="맑은 고딕" w:hAnsi="맑은 고딕" w:cs="맑은 고딕"/>
+                <w:sz w:val="20"/>
+                <w:szCs w:val="20"/>
+              </w:rPr>
+            </w:pPr>
+            <w:r>
+              <w:rPr>
+                <w:rFonts w:ascii="맑은 고딕" w:eastAsia="맑은 고딕" w:hAnsi="맑은 고딕" w:cs="맑은 고딕" w:hint="eastAsia"/>
+                <w:sz w:val="20"/>
+                <w:szCs w:val="20"/>
+              </w:rPr>
+              <w:lastRenderedPageBreak/>
+              <w:t xml:space="preserve">해당 사용자 목록 리스트 체크박스 </w:t>
+            </w:r>
+            <w:r>
+              <w:rPr>
+                <w:rFonts w:ascii="맑은 고딕" w:eastAsia="맑은 고딕" w:hAnsi="맑은 고딕" w:cs="맑은 고딕" w:hint="eastAsia"/>
+                <w:sz w:val="20"/>
+                <w:szCs w:val="20"/>
+              </w:rPr>
+              <w:lastRenderedPageBreak/>
+              <w:t>비활성화 및 패널 제거</w:t>
             </w:r>
           </w:p>
         </w:tc>
@@ -26881,7 +26902,6 @@
                 <w:sz w:val="20"/>
                 <w:szCs w:val="20"/>
               </w:rPr>
-              <w:lastRenderedPageBreak/>
               <w:t>TC04-5</w:t>
             </w:r>
           </w:p>
@@ -28114,7 +28134,16 @@
                 <w:sz w:val="20"/>
                 <w:szCs w:val="20"/>
               </w:rPr>
-              <w:t>사용자 초대 가능 목록 리스트에서 선택한 사용자 목록 클릭</w:t>
+              <w:t xml:space="preserve">사용자 초대 가능 목록 리스트에서 </w:t>
+            </w:r>
+            <w:r>
+              <w:rPr>
+                <w:rFonts w:ascii="맑은 고딕" w:eastAsia="맑은 고딕" w:hAnsi="맑은 고딕" w:cs="맑은 고딕" w:hint="eastAsia"/>
+                <w:sz w:val="20"/>
+                <w:szCs w:val="20"/>
+              </w:rPr>
+              <w:lastRenderedPageBreak/>
+              <w:t>선택한 사용자 목록 클릭</w:t>
             </w:r>
           </w:p>
         </w:tc>
@@ -28140,7 +28169,17 @@
                 <w:sz w:val="20"/>
                 <w:szCs w:val="20"/>
               </w:rPr>
-              <w:t>선택한 사용자 목록 체크박스 비활성화 및 패널에 해당 사용자 목록 제거</w:t>
+              <w:lastRenderedPageBreak/>
+              <w:t xml:space="preserve">선택한 사용자 목록 체크박스 비활성화 및 </w:t>
+            </w:r>
+            <w:r>
+              <w:rPr>
+                <w:rFonts w:ascii="맑은 고딕" w:eastAsia="맑은 고딕" w:hAnsi="맑은 고딕" w:cs="맑은 고딕" w:hint="eastAsia"/>
+                <w:sz w:val="20"/>
+                <w:szCs w:val="20"/>
+              </w:rPr>
+              <w:lastRenderedPageBreak/>
+              <w:t>패널에 해당 사용자 목록 제거</w:t>
             </w:r>
           </w:p>
         </w:tc>
@@ -28191,7 +28230,6 @@
                 <w:sz w:val="20"/>
                 <w:szCs w:val="20"/>
               </w:rPr>
-              <w:lastRenderedPageBreak/>
               <w:t>TC05-8</w:t>
             </w:r>
           </w:p>
@@ -29591,32 +29629,7 @@
                 <w:sz w:val="20"/>
                 <w:szCs w:val="20"/>
               </w:rPr>
-              <w:t>지도 검색 화면에 대화방 공유 버튼 클릭</w:t>
-            </w:r>
-          </w:p>
-        </w:tc>
-        <w:tc>
-          <w:tcPr>
-            <w:tcW w:w="1558" w:type="dxa"/>
-            <w:vAlign w:val="center"/>
-          </w:tcPr>
-          <w:p>
-            <w:pPr>
-              <w:spacing w:line="240" w:lineRule="auto"/>
-              <w:jc w:val="center"/>
-              <w:rPr>
-                <w:rFonts w:ascii="맑은 고딕" w:eastAsia="맑은 고딕" w:hAnsi="맑은 고딕" w:cs="맑은 고딕"/>
-                <w:sz w:val="20"/>
-                <w:szCs w:val="20"/>
-              </w:rPr>
-            </w:pPr>
-            <w:r>
-              <w:rPr>
-                <w:rFonts w:ascii="맑은 고딕" w:eastAsia="맑은 고딕" w:hAnsi="맑은 고딕" w:cs="맑은 고딕" w:hint="eastAsia"/>
-                <w:sz w:val="20"/>
-                <w:szCs w:val="20"/>
-              </w:rPr>
-              <w:t xml:space="preserve">지도 검색 화면이 닫히고 해당 대화방에 선택한 지도 검색 정보 </w:t>
+              <w:t xml:space="preserve">지도 검색 화면에 대화방 공유 버튼 </w:t>
             </w:r>
             <w:r>
               <w:rPr>
@@ -29625,7 +29638,42 @@
                 <w:szCs w:val="20"/>
               </w:rPr>
               <w:lastRenderedPageBreak/>
-              <w:t>메시지 표시</w:t>
+              <w:t>클릭</w:t>
+            </w:r>
+          </w:p>
+        </w:tc>
+        <w:tc>
+          <w:tcPr>
+            <w:tcW w:w="1558" w:type="dxa"/>
+            <w:vAlign w:val="center"/>
+          </w:tcPr>
+          <w:p>
+            <w:pPr>
+              <w:spacing w:line="240" w:lineRule="auto"/>
+              <w:jc w:val="center"/>
+              <w:rPr>
+                <w:rFonts w:ascii="맑은 고딕" w:eastAsia="맑은 고딕" w:hAnsi="맑은 고딕" w:cs="맑은 고딕"/>
+                <w:sz w:val="20"/>
+                <w:szCs w:val="20"/>
+              </w:rPr>
+            </w:pPr>
+            <w:r>
+              <w:rPr>
+                <w:rFonts w:ascii="맑은 고딕" w:eastAsia="맑은 고딕" w:hAnsi="맑은 고딕" w:cs="맑은 고딕" w:hint="eastAsia"/>
+                <w:sz w:val="20"/>
+                <w:szCs w:val="20"/>
+              </w:rPr>
+              <w:lastRenderedPageBreak/>
+              <w:t xml:space="preserve">지도 검색 화면이 닫히고 해당 </w:t>
+            </w:r>
+            <w:r>
+              <w:rPr>
+                <w:rFonts w:ascii="맑은 고딕" w:eastAsia="맑은 고딕" w:hAnsi="맑은 고딕" w:cs="맑은 고딕" w:hint="eastAsia"/>
+                <w:sz w:val="20"/>
+                <w:szCs w:val="20"/>
+              </w:rPr>
+              <w:lastRenderedPageBreak/>
+              <w:t>대화방에 선택한 지도 검색 정보 메시지 표시</w:t>
             </w:r>
           </w:p>
         </w:tc>
@@ -31035,6 +31083,7 @@
                 <w:sz w:val="20"/>
                 <w:szCs w:val="20"/>
               </w:rPr>
+              <w:lastRenderedPageBreak/>
               <w:t>TC08-2</w:t>
             </w:r>
           </w:p>
@@ -31119,16 +31168,7 @@
                 <w:sz w:val="20"/>
                 <w:szCs w:val="20"/>
               </w:rPr>
-              <w:t xml:space="preserve">사용자가 입력한 </w:t>
-            </w:r>
-            <w:r>
-              <w:rPr>
-                <w:rFonts w:ascii="맑은 고딕" w:eastAsia="맑은 고딕" w:hAnsi="맑은 고딕" w:cs="맑은 고딕" w:hint="eastAsia"/>
-                <w:sz w:val="20"/>
-                <w:szCs w:val="20"/>
-              </w:rPr>
-              <w:lastRenderedPageBreak/>
-              <w:t>프롬프트</w:t>
+              <w:t>사용자가 입력한 프롬프트</w:t>
             </w:r>
             <w:r>
               <w:rPr>
@@ -31161,17 +31201,7 @@
                 <w:sz w:val="20"/>
                 <w:szCs w:val="20"/>
               </w:rPr>
-              <w:lastRenderedPageBreak/>
-              <w:t xml:space="preserve">해당 사용자 질문 할당량 업데이트 </w:t>
-            </w:r>
-            <w:r>
-              <w:rPr>
-                <w:rFonts w:ascii="맑은 고딕" w:eastAsia="맑은 고딕" w:hAnsi="맑은 고딕" w:cs="맑은 고딕" w:hint="eastAsia"/>
-                <w:sz w:val="20"/>
-                <w:szCs w:val="20"/>
-              </w:rPr>
-              <w:lastRenderedPageBreak/>
-              <w:t>표시 및 로딩 스피너 표시</w:t>
+              <w:t>해당 사용자 질문 할당량 업데이트 표시 및 로딩 스피너 표시</w:t>
             </w:r>
           </w:p>
         </w:tc>
@@ -32580,6 +32610,7 @@
                 <w:sz w:val="20"/>
                 <w:szCs w:val="20"/>
               </w:rPr>
+              <w:lastRenderedPageBreak/>
               <w:t>TC10-2</w:t>
             </w:r>
           </w:p>
@@ -32656,7 +32687,6 @@
                 <w:sz w:val="20"/>
                 <w:szCs w:val="20"/>
               </w:rPr>
-              <w:lastRenderedPageBreak/>
               <w:t>‘</w:t>
             </w:r>
             <w:r>
@@ -32706,7 +32736,6 @@
                 <w:sz w:val="20"/>
                 <w:szCs w:val="20"/>
               </w:rPr>
-              <w:lastRenderedPageBreak/>
               <w:t>해당 회원 탈퇴 모달 팝업이 닫힘</w:t>
             </w:r>
           </w:p>

--- a/Document/PLC/구현계획서(SIP).docx
+++ b/Document/PLC/구현계획서(SIP).docx
@@ -23927,35 +23927,19 @@
             </w:pPr>
             <w:r>
               <w:rPr>
-                <w:rFonts w:ascii="맑은 고딕" w:eastAsia="맑은 고딕" w:hAnsi="맑은 고딕" w:cs="맑은 고딕"/>
-                <w:sz w:val="20"/>
-                <w:szCs w:val="20"/>
-              </w:rPr>
-              <w:t>‘</w:t>
-            </w:r>
-            <w:r>
-              <w:rPr>
-                <w:rFonts w:ascii="맑은 고딕" w:eastAsia="맑은 고딕" w:hAnsi="맑은 고딕" w:cs="맑은 고딕" w:hint="eastAsia"/>
-                <w:sz w:val="20"/>
-                <w:szCs w:val="20"/>
-              </w:rPr>
-              <w:t>학교명 선택 및 이름, 학번 검색어 입력</w:t>
-            </w:r>
-            <w:r>
-              <w:rPr>
-                <w:rFonts w:ascii="맑은 고딕" w:eastAsia="맑은 고딕" w:hAnsi="맑은 고딕" w:cs="맑은 고딕"/>
-                <w:sz w:val="20"/>
-                <w:szCs w:val="20"/>
-              </w:rPr>
-              <w:t>’</w:t>
-            </w:r>
-            <w:r>
-              <w:rPr>
-                <w:rFonts w:ascii="맑은 고딕" w:eastAsia="맑은 고딕" w:hAnsi="맑은 고딕" w:cs="맑은 고딕" w:hint="eastAsia"/>
-                <w:sz w:val="20"/>
-                <w:szCs w:val="20"/>
-              </w:rPr>
-              <w:t>에 관한 텍스트 표시</w:t>
+                <w:rFonts w:ascii="맑은 고딕" w:eastAsia="맑은 고딕" w:hAnsi="맑은 고딕" w:cs="맑은 고딕" w:hint="eastAsia"/>
+                <w:sz w:val="20"/>
+                <w:szCs w:val="20"/>
+              </w:rPr>
+              <w:t>미 입력 검색값(학교/학번)에 따라 에러 메시지 표</w:t>
+            </w:r>
+            <w:r>
+              <w:rPr>
+                <w:rFonts w:ascii="맑은 고딕" w:eastAsia="맑은 고딕" w:hAnsi="맑은 고딕" w:cs="맑은 고딕" w:hint="eastAsia"/>
+                <w:sz w:val="20"/>
+                <w:szCs w:val="20"/>
+              </w:rPr>
+              <w:t>시</w:t>
             </w:r>
           </w:p>
         </w:tc>
@@ -24124,7 +24108,23 @@
                 <w:sz w:val="20"/>
                 <w:szCs w:val="20"/>
               </w:rPr>
-              <w:t>해당 사용자 검색 결과 목록 리스트 표시</w:t>
+              <w:t>해당 사용자 검색 결과</w:t>
+            </w:r>
+            <w:r>
+              <w:rPr>
+                <w:rFonts w:ascii="맑은 고딕" w:eastAsia="맑은 고딕" w:hAnsi="맑은 고딕" w:cs="맑은 고딕" w:hint="eastAsia"/>
+                <w:sz w:val="20"/>
+                <w:szCs w:val="20"/>
+              </w:rPr>
+              <w:t>(사용자 정보)</w:t>
+            </w:r>
+            <w:r>
+              <w:rPr>
+                <w:rFonts w:ascii="맑은 고딕" w:eastAsia="맑은 고딕" w:hAnsi="맑은 고딕" w:cs="맑은 고딕" w:hint="eastAsia"/>
+                <w:sz w:val="20"/>
+                <w:szCs w:val="20"/>
+              </w:rPr>
+              <w:t xml:space="preserve"> 표시</w:t>
             </w:r>
           </w:p>
         </w:tc>
@@ -24282,35 +24282,27 @@
             </w:pPr>
             <w:r>
               <w:rPr>
-                <w:rFonts w:ascii="맑은 고딕" w:eastAsia="맑은 고딕" w:hAnsi="맑은 고딕" w:cs="맑은 고딕"/>
-                <w:sz w:val="20"/>
-                <w:szCs w:val="20"/>
-              </w:rPr>
-              <w:t>‘</w:t>
-            </w:r>
-            <w:r>
-              <w:rPr>
-                <w:rFonts w:ascii="맑은 고딕" w:eastAsia="맑은 고딕" w:hAnsi="맑은 고딕" w:cs="맑은 고딕" w:hint="eastAsia"/>
-                <w:sz w:val="20"/>
-                <w:szCs w:val="20"/>
-              </w:rPr>
-              <w:t>해당 검색 결과가 없습니다</w:t>
-            </w:r>
-            <w:r>
-              <w:rPr>
-                <w:rFonts w:ascii="맑은 고딕" w:eastAsia="맑은 고딕" w:hAnsi="맑은 고딕" w:cs="맑은 고딕"/>
-                <w:sz w:val="20"/>
-                <w:szCs w:val="20"/>
-              </w:rPr>
-              <w:t>’</w:t>
-            </w:r>
-            <w:r>
-              <w:rPr>
-                <w:rFonts w:ascii="맑은 고딕" w:eastAsia="맑은 고딕" w:hAnsi="맑은 고딕" w:cs="맑은 고딕" w:hint="eastAsia"/>
-                <w:sz w:val="20"/>
-                <w:szCs w:val="20"/>
-              </w:rPr>
-              <w:t>에 관한 메시지 표시</w:t>
+                <w:rFonts w:ascii="맑은 고딕" w:eastAsia="맑은 고딕" w:hAnsi="맑은 고딕" w:cs="맑은 고딕" w:hint="eastAsia"/>
+                <w:sz w:val="20"/>
+                <w:szCs w:val="20"/>
+              </w:rPr>
+              <w:t>해당 사용자의 정보와 함께 오프라인</w:t>
+            </w:r>
+            <w:r>
+              <w:rPr>
+                <w:rFonts w:ascii="맑은 고딕" w:eastAsia="맑은 고딕" w:hAnsi="맑은 고딕" w:cs="맑은 고딕" w:hint="eastAsia"/>
+                <w:sz w:val="20"/>
+                <w:szCs w:val="20"/>
+              </w:rPr>
+              <w:t xml:space="preserve"> 표시</w:t>
+            </w:r>
+            <w:r>
+              <w:rPr>
+                <w:rFonts w:ascii="맑은 고딕" w:eastAsia="맑은 고딕" w:hAnsi="맑은 고딕" w:cs="맑은 고딕" w:hint="eastAsia"/>
+                <w:sz w:val="20"/>
+                <w:szCs w:val="20"/>
+              </w:rPr>
+              <w:t xml:space="preserve"> 및 사용자 선택 비활성화</w:t>
             </w:r>
           </w:p>
         </w:tc>
@@ -24436,18 +24428,18 @@
             <w:pPr>
               <w:jc w:val="center"/>
               <w:rPr>
-                <w:rFonts w:ascii="맑은 고딕" w:eastAsia="맑은 고딕" w:hAnsi="맑은 고딕" w:cs="맑은 고딕"/>
-                <w:sz w:val="20"/>
-                <w:szCs w:val="20"/>
-              </w:rPr>
-            </w:pPr>
-            <w:r>
-              <w:rPr>
-                <w:rFonts w:ascii="맑은 고딕" w:eastAsia="맑은 고딕" w:hAnsi="맑은 고딕" w:cs="맑은 고딕" w:hint="eastAsia"/>
-                <w:sz w:val="20"/>
-                <w:szCs w:val="20"/>
-              </w:rPr>
-              <w:t>해당 검색 결과 목록 리스트 업데이트 표시</w:t>
+                <w:rFonts w:ascii="맑은 고딕" w:eastAsia="맑은 고딕" w:hAnsi="맑은 고딕" w:cs="맑은 고딕" w:hint="eastAsia"/>
+                <w:sz w:val="20"/>
+                <w:szCs w:val="20"/>
+              </w:rPr>
+            </w:pPr>
+            <w:r>
+              <w:rPr>
+                <w:rFonts w:ascii="맑은 고딕" w:eastAsia="맑은 고딕" w:hAnsi="맑은 고딕" w:cs="맑은 고딕" w:hint="eastAsia"/>
+                <w:sz w:val="20"/>
+                <w:szCs w:val="20"/>
+              </w:rPr>
+              <w:t>재 검색시, 사용자 오프라인 표시</w:t>
             </w:r>
           </w:p>
         </w:tc>

--- a/Document/PLC/구현계획서(SIP).docx
+++ b/Document/PLC/구현계획서(SIP).docx
@@ -24972,14 +24972,6 @@
             </w:pPr>
             <w:r>
               <w:rPr>
-                <w:rFonts w:ascii="맑은 고딕" w:eastAsia="맑은 고딕" w:hAnsi="맑은 고딕" w:cs="맑은 고딕" w:hint="eastAsia"/>
-                <w:sz w:val="20"/>
-                <w:szCs w:val="20"/>
-              </w:rPr>
-              <w:t xml:space="preserve">해당 텍스트 메시지 입력 차단 및 </w:t>
-            </w:r>
-            <w:r>
-              <w:rPr>
                 <w:rFonts w:ascii="맑은 고딕" w:eastAsia="맑은 고딕" w:hAnsi="맑은 고딕" w:cs="맑은 고딕"/>
                 <w:sz w:val="20"/>
                 <w:szCs w:val="20"/>
@@ -24992,7 +24984,7 @@
                 <w:sz w:val="20"/>
                 <w:szCs w:val="20"/>
               </w:rPr>
-              <w:t>메시지 입력 제한</w:t>
+              <w:t>메시지는 최대 1000자 까지 보낼 수 있습니다.</w:t>
             </w:r>
             <w:r>
               <w:rPr>
@@ -25008,7 +25000,15 @@
                 <w:sz w:val="20"/>
                 <w:szCs w:val="20"/>
               </w:rPr>
-              <w:t>에 관한 메시지 표시</w:t>
+              <w:t xml:space="preserve"> </w:t>
+            </w:r>
+            <w:r>
+              <w:rPr>
+                <w:rFonts w:ascii="맑은 고딕" w:eastAsia="맑은 고딕" w:hAnsi="맑은 고딕" w:cs="맑은 고딕" w:hint="eastAsia"/>
+                <w:sz w:val="20"/>
+                <w:szCs w:val="20"/>
+              </w:rPr>
+              <w:t xml:space="preserve"> 메시지 표시</w:t>
             </w:r>
           </w:p>
         </w:tc>
@@ -25927,7 +25927,31 @@
                 <w:sz w:val="20"/>
                 <w:szCs w:val="20"/>
               </w:rPr>
-              <w:t>해당 대화방 참여자 목록 리스트에 나간 사용자 목록 업데이트 표시</w:t>
+              <w:t xml:space="preserve">해당 대화방 참여자 목록 리스트에 </w:t>
+            </w:r>
+            <w:r>
+              <w:rPr>
+                <w:rFonts w:ascii="맑은 고딕" w:eastAsia="맑은 고딕" w:hAnsi="맑은 고딕" w:cs="맑은 고딕" w:hint="eastAsia"/>
+                <w:sz w:val="20"/>
+                <w:szCs w:val="20"/>
+              </w:rPr>
+              <w:t>종료한</w:t>
+            </w:r>
+            <w:r>
+              <w:rPr>
+                <w:rFonts w:ascii="맑은 고딕" w:eastAsia="맑은 고딕" w:hAnsi="맑은 고딕" w:cs="맑은 고딕" w:hint="eastAsia"/>
+                <w:sz w:val="20"/>
+                <w:szCs w:val="20"/>
+              </w:rPr>
+              <w:t xml:space="preserve"> 사용자 </w:t>
+            </w:r>
+            <w:r>
+              <w:rPr>
+                <w:rFonts w:ascii="맑은 고딕" w:eastAsia="맑은 고딕" w:hAnsi="맑은 고딕" w:cs="맑은 고딕" w:hint="eastAsia"/>
+                <w:sz w:val="20"/>
+                <w:szCs w:val="20"/>
+              </w:rPr>
+              <w:t>상태 갱신</w:t>
             </w:r>
           </w:p>
         </w:tc>
@@ -26066,7 +26090,63 @@
                 <w:sz w:val="20"/>
                 <w:szCs w:val="20"/>
               </w:rPr>
-              <w:t>해당 대화방 화면이 닫히고 메인 화면 표시</w:t>
+              <w:t xml:space="preserve">해당 대화방 화면이 닫히고 메인 화면 </w:t>
+            </w:r>
+            <w:r>
+              <w:rPr>
+                <w:rFonts w:ascii="맑은 고딕" w:eastAsia="맑은 고딕" w:hAnsi="맑은 고딕" w:cs="맑은 고딕" w:hint="eastAsia"/>
+                <w:sz w:val="20"/>
+                <w:szCs w:val="20"/>
+              </w:rPr>
+              <w:t>이동</w:t>
+            </w:r>
+            <w:r>
+              <w:rPr>
+                <w:rFonts w:ascii="맑은 고딕" w:eastAsia="맑은 고딕" w:hAnsi="맑은 고딕" w:cs="맑은 고딕" w:hint="eastAsia"/>
+                <w:sz w:val="20"/>
+                <w:szCs w:val="20"/>
+              </w:rPr>
+              <w:t xml:space="preserve">, 해당 대화방 화면에 </w:t>
+            </w:r>
+            <w:r>
+              <w:rPr>
+                <w:rFonts w:ascii="맑은 고딕" w:eastAsia="맑은 고딕" w:hAnsi="맑은 고딕" w:cs="맑은 고딕"/>
+                <w:sz w:val="20"/>
+                <w:szCs w:val="20"/>
+              </w:rPr>
+              <w:t>‘</w:t>
+            </w:r>
+            <w:r>
+              <w:rPr>
+                <w:rFonts w:ascii="맑은 고딕" w:eastAsia="맑은 고딕" w:hAnsi="맑은 고딕" w:cs="맑은 고딕" w:hint="eastAsia"/>
+                <w:sz w:val="20"/>
+                <w:szCs w:val="20"/>
+              </w:rPr>
+              <w:t>사용자님이 나갔습니다</w:t>
+            </w:r>
+            <w:r>
+              <w:rPr>
+                <w:rFonts w:ascii="맑은 고딕" w:eastAsia="맑은 고딕" w:hAnsi="맑은 고딕" w:cs="맑은 고딕"/>
+                <w:sz w:val="20"/>
+                <w:szCs w:val="20"/>
+              </w:rPr>
+              <w:t>’</w:t>
+            </w:r>
+            <w:r>
+              <w:rPr>
+                <w:rFonts w:ascii="맑은 고딕" w:eastAsia="맑은 고딕" w:hAnsi="맑은 고딕" w:cs="맑은 고딕" w:hint="eastAsia"/>
+                <w:sz w:val="20"/>
+                <w:szCs w:val="20"/>
+              </w:rPr>
+              <w:t>에 관한 시스템 메시지 표시</w:t>
+            </w:r>
+            <w:r>
+              <w:rPr>
+                <w:rFonts w:ascii="맑은 고딕" w:eastAsia="맑은 고딕" w:hAnsi="맑은 고딕" w:cs="맑은 고딕" w:hint="eastAsia"/>
+                <w:sz w:val="20"/>
+                <w:szCs w:val="20"/>
+              </w:rPr>
+              <w:t xml:space="preserve"> </w:t>
             </w:r>
           </w:p>
         </w:tc>
@@ -26114,135 +26194,111 @@
                 <w:sz w:val="20"/>
                 <w:szCs w:val="20"/>
               </w:rPr>
-              <w:t>TC03-10</w:t>
-            </w:r>
-          </w:p>
-        </w:tc>
-        <w:tc>
-          <w:tcPr>
-            <w:tcW w:w="1558" w:type="dxa"/>
-            <w:vMerge/>
-            <w:vAlign w:val="center"/>
-          </w:tcPr>
-          <w:p>
-            <w:pPr>
-              <w:jc w:val="center"/>
-              <w:rPr>
-                <w:rFonts w:ascii="맑은 고딕" w:eastAsia="맑은 고딕" w:hAnsi="맑은 고딕" w:cs="맑은 고딕"/>
-                <w:sz w:val="20"/>
-                <w:szCs w:val="20"/>
-              </w:rPr>
-            </w:pPr>
-          </w:p>
-        </w:tc>
-        <w:tc>
-          <w:tcPr>
-            <w:tcW w:w="1558" w:type="dxa"/>
-            <w:vAlign w:val="center"/>
-          </w:tcPr>
-          <w:p>
-            <w:pPr>
-              <w:jc w:val="center"/>
-              <w:rPr>
-                <w:rFonts w:ascii="맑은 고딕" w:eastAsia="맑은 고딕" w:hAnsi="맑은 고딕" w:cs="맑은 고딕"/>
-                <w:sz w:val="20"/>
-                <w:szCs w:val="20"/>
-              </w:rPr>
-            </w:pPr>
-            <w:r>
-              <w:rPr>
-                <w:rFonts w:ascii="맑은 고딕" w:eastAsia="맑은 고딕" w:hAnsi="맑은 고딕" w:cs="맑은 고딕" w:hint="eastAsia"/>
-                <w:sz w:val="20"/>
-                <w:szCs w:val="20"/>
-              </w:rPr>
-              <w:t>대화방 나가기 메시지 수신</w:t>
-            </w:r>
-          </w:p>
-        </w:tc>
-        <w:tc>
-          <w:tcPr>
-            <w:tcW w:w="1558" w:type="dxa"/>
-            <w:vAlign w:val="center"/>
-          </w:tcPr>
-          <w:p>
-            <w:pPr>
-              <w:jc w:val="center"/>
-              <w:rPr>
-                <w:rFonts w:ascii="맑은 고딕" w:eastAsia="맑은 고딕" w:hAnsi="맑은 고딕" w:cs="맑은 고딕"/>
-                <w:sz w:val="20"/>
-                <w:szCs w:val="20"/>
-              </w:rPr>
-            </w:pPr>
-            <w:r>
-              <w:rPr>
-                <w:rFonts w:ascii="맑은 고딕" w:eastAsia="맑은 고딕" w:hAnsi="맑은 고딕" w:cs="맑은 고딕" w:hint="eastAsia"/>
-                <w:sz w:val="20"/>
-                <w:szCs w:val="20"/>
-              </w:rPr>
-              <w:t>다른 참여자 로그아웃</w:t>
-            </w:r>
-          </w:p>
-        </w:tc>
-        <w:tc>
-          <w:tcPr>
-            <w:tcW w:w="1558" w:type="dxa"/>
-            <w:vAlign w:val="center"/>
-          </w:tcPr>
-          <w:p>
-            <w:pPr>
-              <w:jc w:val="center"/>
-              <w:rPr>
-                <w:rFonts w:ascii="맑은 고딕" w:eastAsia="맑은 고딕" w:hAnsi="맑은 고딕" w:cs="맑은 고딕"/>
-                <w:sz w:val="20"/>
-                <w:szCs w:val="20"/>
-              </w:rPr>
-            </w:pPr>
-            <w:r>
-              <w:rPr>
-                <w:rFonts w:ascii="맑은 고딕" w:eastAsia="맑은 고딕" w:hAnsi="맑은 고딕" w:cs="맑은 고딕" w:hint="eastAsia"/>
-                <w:sz w:val="20"/>
-                <w:szCs w:val="20"/>
-              </w:rPr>
-              <w:t xml:space="preserve">해당 대화방 화면에 </w:t>
-            </w:r>
-            <w:r>
-              <w:rPr>
-                <w:rFonts w:ascii="맑은 고딕" w:eastAsia="맑은 고딕" w:hAnsi="맑은 고딕" w:cs="맑은 고딕"/>
-                <w:sz w:val="20"/>
-                <w:szCs w:val="20"/>
-              </w:rPr>
-              <w:t>‘</w:t>
-            </w:r>
-            <w:r>
-              <w:rPr>
-                <w:rFonts w:ascii="맑은 고딕" w:eastAsia="맑은 고딕" w:hAnsi="맑은 고딕" w:cs="맑은 고딕" w:hint="eastAsia"/>
-                <w:sz w:val="20"/>
-                <w:szCs w:val="20"/>
-              </w:rPr>
-              <w:t>사용자님이 나갔습니다</w:t>
-            </w:r>
-            <w:r>
-              <w:rPr>
-                <w:rFonts w:ascii="맑은 고딕" w:eastAsia="맑은 고딕" w:hAnsi="맑은 고딕" w:cs="맑은 고딕"/>
-                <w:sz w:val="20"/>
-                <w:szCs w:val="20"/>
-              </w:rPr>
-              <w:t>’</w:t>
-            </w:r>
-            <w:r>
-              <w:rPr>
-                <w:rFonts w:ascii="맑은 고딕" w:eastAsia="맑은 고딕" w:hAnsi="맑은 고딕" w:cs="맑은 고딕" w:hint="eastAsia"/>
-                <w:sz w:val="20"/>
-                <w:szCs w:val="20"/>
-              </w:rPr>
-              <w:t>에 관한 시스템 메시지 표시</w:t>
-            </w:r>
-          </w:p>
-        </w:tc>
-        <w:tc>
-          <w:tcPr>
-            <w:tcW w:w="1558" w:type="dxa"/>
-            <w:vMerge/>
+              <w:t>TC04-1</w:t>
+            </w:r>
+          </w:p>
+        </w:tc>
+        <w:tc>
+          <w:tcPr>
+            <w:tcW w:w="1558" w:type="dxa"/>
+            <w:vMerge w:val="restart"/>
+            <w:vAlign w:val="center"/>
+          </w:tcPr>
+          <w:p>
+            <w:pPr>
+              <w:jc w:val="center"/>
+              <w:rPr>
+                <w:rFonts w:ascii="맑은 고딕" w:eastAsia="맑은 고딕" w:hAnsi="맑은 고딕" w:cs="맑은 고딕"/>
+                <w:sz w:val="20"/>
+                <w:szCs w:val="20"/>
+              </w:rPr>
+            </w:pPr>
+            <w:r>
+              <w:rPr>
+                <w:rFonts w:ascii="맑은 고딕" w:eastAsia="맑은 고딕" w:hAnsi="맑은 고딕" w:cs="맑은 고딕" w:hint="eastAsia"/>
+                <w:sz w:val="20"/>
+                <w:szCs w:val="20"/>
+              </w:rPr>
+              <w:t>FR-04</w:t>
+            </w:r>
+          </w:p>
+        </w:tc>
+        <w:tc>
+          <w:tcPr>
+            <w:tcW w:w="1558" w:type="dxa"/>
+            <w:vAlign w:val="center"/>
+          </w:tcPr>
+          <w:p>
+            <w:pPr>
+              <w:jc w:val="center"/>
+              <w:rPr>
+                <w:rFonts w:ascii="맑은 고딕" w:eastAsia="맑은 고딕" w:hAnsi="맑은 고딕" w:cs="맑은 고딕"/>
+                <w:sz w:val="20"/>
+                <w:szCs w:val="20"/>
+              </w:rPr>
+            </w:pPr>
+            <w:r>
+              <w:rPr>
+                <w:rFonts w:ascii="맑은 고딕" w:eastAsia="맑은 고딕" w:hAnsi="맑은 고딕" w:cs="맑은 고딕" w:hint="eastAsia"/>
+                <w:sz w:val="20"/>
+                <w:szCs w:val="20"/>
+              </w:rPr>
+              <w:t>대화 상대 선택</w:t>
+            </w:r>
+          </w:p>
+        </w:tc>
+        <w:tc>
+          <w:tcPr>
+            <w:tcW w:w="1558" w:type="dxa"/>
+            <w:vAlign w:val="center"/>
+          </w:tcPr>
+          <w:p>
+            <w:pPr>
+              <w:jc w:val="center"/>
+              <w:rPr>
+                <w:rFonts w:ascii="맑은 고딕" w:eastAsia="맑은 고딕" w:hAnsi="맑은 고딕" w:cs="맑은 고딕"/>
+                <w:sz w:val="20"/>
+                <w:szCs w:val="20"/>
+              </w:rPr>
+            </w:pPr>
+            <w:r>
+              <w:rPr>
+                <w:rFonts w:ascii="맑은 고딕" w:eastAsia="맑은 고딕" w:hAnsi="맑은 고딕" w:cs="맑은 고딕" w:hint="eastAsia"/>
+                <w:sz w:val="20"/>
+                <w:szCs w:val="20"/>
+              </w:rPr>
+              <w:t>메인 화면 사용자 검색 결과 목록 리스트에서 대화 상대 클릭</w:t>
+            </w:r>
+          </w:p>
+        </w:tc>
+        <w:tc>
+          <w:tcPr>
+            <w:tcW w:w="1558" w:type="dxa"/>
+            <w:vAlign w:val="center"/>
+          </w:tcPr>
+          <w:p>
+            <w:pPr>
+              <w:jc w:val="center"/>
+              <w:rPr>
+                <w:rFonts w:ascii="맑은 고딕" w:eastAsia="맑은 고딕" w:hAnsi="맑은 고딕" w:cs="맑은 고딕"/>
+                <w:sz w:val="20"/>
+                <w:szCs w:val="20"/>
+              </w:rPr>
+            </w:pPr>
+            <w:r>
+              <w:rPr>
+                <w:rFonts w:ascii="맑은 고딕" w:eastAsia="맑은 고딕" w:hAnsi="맑은 고딕" w:cs="맑은 고딕" w:hint="eastAsia"/>
+                <w:sz w:val="20"/>
+                <w:szCs w:val="20"/>
+              </w:rPr>
+              <w:t>선택한 사용자 목록 체크박스 활성화 및 패널 표시</w:t>
+            </w:r>
+          </w:p>
+        </w:tc>
+        <w:tc>
+          <w:tcPr>
+            <w:tcW w:w="1558" w:type="dxa"/>
+            <w:vMerge w:val="restart"/>
             <w:vAlign w:val="center"/>
           </w:tcPr>
           <w:p>
@@ -26268,7 +26324,8 @@
           </w:tcPr>
           <w:p>
             <w:pPr>
-              <w:spacing w:before="24"/>
+              <w:widowControl/>
+              <w:spacing w:before="24" w:line="240" w:lineRule="auto"/>
               <w:ind w:left="15" w:right="1"/>
               <w:jc w:val="center"/>
               <w:rPr>
@@ -26283,111 +26340,103 @@
                 <w:sz w:val="20"/>
                 <w:szCs w:val="20"/>
               </w:rPr>
-              <w:t>TC04-1</w:t>
-            </w:r>
-          </w:p>
-        </w:tc>
-        <w:tc>
-          <w:tcPr>
-            <w:tcW w:w="1558" w:type="dxa"/>
-            <w:vMerge w:val="restart"/>
-            <w:vAlign w:val="center"/>
-          </w:tcPr>
-          <w:p>
-            <w:pPr>
-              <w:jc w:val="center"/>
-              <w:rPr>
-                <w:rFonts w:ascii="맑은 고딕" w:eastAsia="맑은 고딕" w:hAnsi="맑은 고딕" w:cs="맑은 고딕"/>
-                <w:sz w:val="20"/>
-                <w:szCs w:val="20"/>
-              </w:rPr>
-            </w:pPr>
-            <w:r>
-              <w:rPr>
-                <w:rFonts w:ascii="맑은 고딕" w:eastAsia="맑은 고딕" w:hAnsi="맑은 고딕" w:cs="맑은 고딕" w:hint="eastAsia"/>
-                <w:sz w:val="20"/>
-                <w:szCs w:val="20"/>
-              </w:rPr>
-              <w:t>FR-04</w:t>
-            </w:r>
-          </w:p>
-        </w:tc>
-        <w:tc>
-          <w:tcPr>
-            <w:tcW w:w="1558" w:type="dxa"/>
-            <w:vAlign w:val="center"/>
-          </w:tcPr>
-          <w:p>
-            <w:pPr>
-              <w:jc w:val="center"/>
-              <w:rPr>
-                <w:rFonts w:ascii="맑은 고딕" w:eastAsia="맑은 고딕" w:hAnsi="맑은 고딕" w:cs="맑은 고딕"/>
-                <w:sz w:val="20"/>
-                <w:szCs w:val="20"/>
-              </w:rPr>
-            </w:pPr>
-            <w:r>
-              <w:rPr>
-                <w:rFonts w:ascii="맑은 고딕" w:eastAsia="맑은 고딕" w:hAnsi="맑은 고딕" w:cs="맑은 고딕" w:hint="eastAsia"/>
-                <w:sz w:val="20"/>
-                <w:szCs w:val="20"/>
-              </w:rPr>
-              <w:t>대화 상대 선택</w:t>
-            </w:r>
-          </w:p>
-        </w:tc>
-        <w:tc>
-          <w:tcPr>
-            <w:tcW w:w="1558" w:type="dxa"/>
-            <w:vAlign w:val="center"/>
-          </w:tcPr>
-          <w:p>
-            <w:pPr>
-              <w:jc w:val="center"/>
-              <w:rPr>
-                <w:rFonts w:ascii="맑은 고딕" w:eastAsia="맑은 고딕" w:hAnsi="맑은 고딕" w:cs="맑은 고딕"/>
-                <w:sz w:val="20"/>
-                <w:szCs w:val="20"/>
-              </w:rPr>
-            </w:pPr>
-            <w:r>
-              <w:rPr>
-                <w:rFonts w:ascii="맑은 고딕" w:eastAsia="맑은 고딕" w:hAnsi="맑은 고딕" w:cs="맑은 고딕" w:hint="eastAsia"/>
-                <w:sz w:val="20"/>
-                <w:szCs w:val="20"/>
-              </w:rPr>
-              <w:t>메인 화면 사용자 검색 결과 목록 리스트에서 대화 상대 클릭</w:t>
-            </w:r>
-          </w:p>
-        </w:tc>
-        <w:tc>
-          <w:tcPr>
-            <w:tcW w:w="1558" w:type="dxa"/>
-            <w:vAlign w:val="center"/>
-          </w:tcPr>
-          <w:p>
-            <w:pPr>
-              <w:jc w:val="center"/>
-              <w:rPr>
-                <w:rFonts w:ascii="맑은 고딕" w:eastAsia="맑은 고딕" w:hAnsi="맑은 고딕" w:cs="맑은 고딕"/>
-                <w:sz w:val="20"/>
-                <w:szCs w:val="20"/>
-              </w:rPr>
-            </w:pPr>
-            <w:r>
-              <w:rPr>
-                <w:rFonts w:ascii="맑은 고딕" w:eastAsia="맑은 고딕" w:hAnsi="맑은 고딕" w:cs="맑은 고딕" w:hint="eastAsia"/>
-                <w:sz w:val="20"/>
-                <w:szCs w:val="20"/>
-              </w:rPr>
-              <w:t>선택한 사용자 목록 체크박스 활성화 및 패널 표시</w:t>
-            </w:r>
-          </w:p>
-        </w:tc>
-        <w:tc>
-          <w:tcPr>
-            <w:tcW w:w="1558" w:type="dxa"/>
-            <w:vMerge w:val="restart"/>
+              <w:t>TC04-2</w:t>
+            </w:r>
+          </w:p>
+        </w:tc>
+        <w:tc>
+          <w:tcPr>
+            <w:tcW w:w="1558" w:type="dxa"/>
+            <w:vMerge/>
+            <w:vAlign w:val="center"/>
+          </w:tcPr>
+          <w:p>
+            <w:pPr>
+              <w:jc w:val="center"/>
+              <w:rPr>
+                <w:rFonts w:ascii="맑은 고딕" w:eastAsia="맑은 고딕" w:hAnsi="맑은 고딕" w:cs="맑은 고딕"/>
+                <w:sz w:val="20"/>
+                <w:szCs w:val="20"/>
+              </w:rPr>
+            </w:pPr>
+          </w:p>
+        </w:tc>
+        <w:tc>
+          <w:tcPr>
+            <w:tcW w:w="1558" w:type="dxa"/>
+            <w:vAlign w:val="center"/>
+          </w:tcPr>
+          <w:p>
+            <w:pPr>
+              <w:jc w:val="center"/>
+              <w:rPr>
+                <w:rFonts w:ascii="맑은 고딕" w:eastAsia="맑은 고딕" w:hAnsi="맑은 고딕" w:cs="맑은 고딕"/>
+                <w:sz w:val="20"/>
+                <w:szCs w:val="20"/>
+              </w:rPr>
+            </w:pPr>
+            <w:r>
+              <w:rPr>
+                <w:rFonts w:ascii="맑은 고딕" w:eastAsia="맑은 고딕" w:hAnsi="맑은 고딕" w:cs="맑은 고딕" w:hint="eastAsia"/>
+                <w:sz w:val="20"/>
+                <w:szCs w:val="20"/>
+              </w:rPr>
+              <w:t>선택한 대화상대 체크박스 해제</w:t>
+            </w:r>
+          </w:p>
+        </w:tc>
+        <w:tc>
+          <w:tcPr>
+            <w:tcW w:w="1558" w:type="dxa"/>
+            <w:vAlign w:val="center"/>
+          </w:tcPr>
+          <w:p>
+            <w:pPr>
+              <w:jc w:val="center"/>
+              <w:rPr>
+                <w:rFonts w:ascii="맑은 고딕" w:eastAsia="맑은 고딕" w:hAnsi="맑은 고딕" w:cs="맑은 고딕"/>
+                <w:sz w:val="20"/>
+                <w:szCs w:val="20"/>
+              </w:rPr>
+            </w:pPr>
+            <w:r>
+              <w:rPr>
+                <w:rFonts w:ascii="맑은 고딕" w:eastAsia="맑은 고딕" w:hAnsi="맑은 고딕" w:cs="맑은 고딕" w:hint="eastAsia"/>
+                <w:sz w:val="20"/>
+                <w:szCs w:val="20"/>
+              </w:rPr>
+              <w:t>메인 화면 사용자 리스트에서 선택한 사용자 클릭</w:t>
+            </w:r>
+          </w:p>
+        </w:tc>
+        <w:tc>
+          <w:tcPr>
+            <w:tcW w:w="1558" w:type="dxa"/>
+            <w:vAlign w:val="center"/>
+          </w:tcPr>
+          <w:p>
+            <w:pPr>
+              <w:jc w:val="center"/>
+              <w:rPr>
+                <w:rFonts w:ascii="맑은 고딕" w:eastAsia="맑은 고딕" w:hAnsi="맑은 고딕" w:cs="맑은 고딕"/>
+                <w:sz w:val="20"/>
+                <w:szCs w:val="20"/>
+              </w:rPr>
+            </w:pPr>
+            <w:r>
+              <w:rPr>
+                <w:rFonts w:ascii="맑은 고딕" w:eastAsia="맑은 고딕" w:hAnsi="맑은 고딕" w:cs="맑은 고딕" w:hint="eastAsia"/>
+                <w:sz w:val="20"/>
+                <w:szCs w:val="20"/>
+              </w:rPr>
+              <w:t>해당 사용자 체크 표시 해제 및 패널에 해당 사용자 선택 해제</w:t>
+            </w:r>
+          </w:p>
+        </w:tc>
+        <w:tc>
+          <w:tcPr>
+            <w:tcW w:w="1558" w:type="dxa"/>
+            <w:vMerge/>
             <w:vAlign w:val="center"/>
           </w:tcPr>
           <w:p>
@@ -26429,7 +26478,7 @@
                 <w:sz w:val="20"/>
                 <w:szCs w:val="20"/>
               </w:rPr>
-              <w:t>TC04-2</w:t>
+              <w:t>TC04-3</w:t>
             </w:r>
           </w:p>
         </w:tc>
@@ -26470,55 +26519,55 @@
                 <w:sz w:val="20"/>
                 <w:szCs w:val="20"/>
               </w:rPr>
-              <w:t>선택한 대화상대 체크박스 해제</w:t>
-            </w:r>
-          </w:p>
-        </w:tc>
-        <w:tc>
-          <w:tcPr>
-            <w:tcW w:w="1558" w:type="dxa"/>
-            <w:vAlign w:val="center"/>
-          </w:tcPr>
-          <w:p>
-            <w:pPr>
-              <w:jc w:val="center"/>
-              <w:rPr>
-                <w:rFonts w:ascii="맑은 고딕" w:eastAsia="맑은 고딕" w:hAnsi="맑은 고딕" w:cs="맑은 고딕"/>
-                <w:sz w:val="20"/>
-                <w:szCs w:val="20"/>
-              </w:rPr>
-            </w:pPr>
-            <w:r>
-              <w:rPr>
-                <w:rFonts w:ascii="맑은 고딕" w:eastAsia="맑은 고딕" w:hAnsi="맑은 고딕" w:cs="맑은 고딕" w:hint="eastAsia"/>
-                <w:sz w:val="20"/>
-                <w:szCs w:val="20"/>
-              </w:rPr>
-              <w:t>메인 화면 사용자 리스트에서 선택한 사용자 클릭</w:t>
-            </w:r>
-          </w:p>
-        </w:tc>
-        <w:tc>
-          <w:tcPr>
-            <w:tcW w:w="1558" w:type="dxa"/>
-            <w:vAlign w:val="center"/>
-          </w:tcPr>
-          <w:p>
-            <w:pPr>
-              <w:jc w:val="center"/>
-              <w:rPr>
-                <w:rFonts w:ascii="맑은 고딕" w:eastAsia="맑은 고딕" w:hAnsi="맑은 고딕" w:cs="맑은 고딕"/>
-                <w:sz w:val="20"/>
-                <w:szCs w:val="20"/>
-              </w:rPr>
-            </w:pPr>
-            <w:r>
-              <w:rPr>
-                <w:rFonts w:ascii="맑은 고딕" w:eastAsia="맑은 고딕" w:hAnsi="맑은 고딕" w:cs="맑은 고딕" w:hint="eastAsia"/>
-                <w:sz w:val="20"/>
-                <w:szCs w:val="20"/>
-              </w:rPr>
-              <w:t>해당 사용자 체크 표시 해제 및 패널에 해당 사용자 선택 해제</w:t>
+              <w:t>선택한 대화 상대의 접속 상태 변경</w:t>
+            </w:r>
+          </w:p>
+        </w:tc>
+        <w:tc>
+          <w:tcPr>
+            <w:tcW w:w="1558" w:type="dxa"/>
+            <w:vAlign w:val="center"/>
+          </w:tcPr>
+          <w:p>
+            <w:pPr>
+              <w:jc w:val="center"/>
+              <w:rPr>
+                <w:rFonts w:ascii="맑은 고딕" w:eastAsia="맑은 고딕" w:hAnsi="맑은 고딕" w:cs="맑은 고딕"/>
+                <w:sz w:val="20"/>
+                <w:szCs w:val="20"/>
+              </w:rPr>
+            </w:pPr>
+            <w:r>
+              <w:rPr>
+                <w:rFonts w:ascii="맑은 고딕" w:eastAsia="맑은 고딕" w:hAnsi="맑은 고딕" w:cs="맑은 고딕" w:hint="eastAsia"/>
+                <w:sz w:val="20"/>
+                <w:szCs w:val="20"/>
+              </w:rPr>
+              <w:t>대화 상대를 선택한 상태에서 선택된 사용자가 로그아웃</w:t>
+            </w:r>
+          </w:p>
+        </w:tc>
+        <w:tc>
+          <w:tcPr>
+            <w:tcW w:w="1558" w:type="dxa"/>
+            <w:vAlign w:val="center"/>
+          </w:tcPr>
+          <w:p>
+            <w:pPr>
+              <w:jc w:val="center"/>
+              <w:rPr>
+                <w:rFonts w:ascii="맑은 고딕" w:eastAsia="맑은 고딕" w:hAnsi="맑은 고딕" w:cs="맑은 고딕"/>
+                <w:sz w:val="20"/>
+                <w:szCs w:val="20"/>
+              </w:rPr>
+            </w:pPr>
+            <w:r>
+              <w:rPr>
+                <w:rFonts w:ascii="맑은 고딕" w:eastAsia="맑은 고딕" w:hAnsi="맑은 고딕" w:cs="맑은 고딕" w:hint="eastAsia"/>
+                <w:sz w:val="20"/>
+                <w:szCs w:val="20"/>
+              </w:rPr>
+              <w:t>패널에 해당 사용자 오프라인 표시 및 선택 해제</w:t>
             </w:r>
           </w:p>
         </w:tc>
@@ -26567,7 +26616,7 @@
                 <w:sz w:val="20"/>
                 <w:szCs w:val="20"/>
               </w:rPr>
-              <w:t>TC04-3</w:t>
+              <w:t>TC04-4</w:t>
             </w:r>
           </w:p>
         </w:tc>
@@ -26608,55 +26657,87 @@
                 <w:sz w:val="20"/>
                 <w:szCs w:val="20"/>
               </w:rPr>
-              <w:t>선택한 대화 상대의 접속 상태 변경</w:t>
-            </w:r>
-          </w:p>
-        </w:tc>
-        <w:tc>
-          <w:tcPr>
-            <w:tcW w:w="1558" w:type="dxa"/>
-            <w:vAlign w:val="center"/>
-          </w:tcPr>
-          <w:p>
-            <w:pPr>
-              <w:jc w:val="center"/>
-              <w:rPr>
-                <w:rFonts w:ascii="맑은 고딕" w:eastAsia="맑은 고딕" w:hAnsi="맑은 고딕" w:cs="맑은 고딕"/>
-                <w:sz w:val="20"/>
-                <w:szCs w:val="20"/>
-              </w:rPr>
-            </w:pPr>
-            <w:r>
-              <w:rPr>
-                <w:rFonts w:ascii="맑은 고딕" w:eastAsia="맑은 고딕" w:hAnsi="맑은 고딕" w:cs="맑은 고딕" w:hint="eastAsia"/>
-                <w:sz w:val="20"/>
-                <w:szCs w:val="20"/>
-              </w:rPr>
-              <w:t>대화 상대를 선택한 상태에서 선택된 사용자가 로그아웃</w:t>
-            </w:r>
-          </w:p>
-        </w:tc>
-        <w:tc>
-          <w:tcPr>
-            <w:tcW w:w="1558" w:type="dxa"/>
-            <w:vAlign w:val="center"/>
-          </w:tcPr>
-          <w:p>
-            <w:pPr>
-              <w:jc w:val="center"/>
-              <w:rPr>
-                <w:rFonts w:ascii="맑은 고딕" w:eastAsia="맑은 고딕" w:hAnsi="맑은 고딕" w:cs="맑은 고딕"/>
-                <w:sz w:val="20"/>
-                <w:szCs w:val="20"/>
-              </w:rPr>
-            </w:pPr>
-            <w:r>
-              <w:rPr>
-                <w:rFonts w:ascii="맑은 고딕" w:eastAsia="맑은 고딕" w:hAnsi="맑은 고딕" w:cs="맑은 고딕" w:hint="eastAsia"/>
-                <w:sz w:val="20"/>
-                <w:szCs w:val="20"/>
-              </w:rPr>
-              <w:t>패널에 해당 사용자 오프라인 표시 및 선택 해제</w:t>
+              <w:t>대화 상대 선택 일괄 해제</w:t>
+            </w:r>
+          </w:p>
+        </w:tc>
+        <w:tc>
+          <w:tcPr>
+            <w:tcW w:w="1558" w:type="dxa"/>
+            <w:vAlign w:val="center"/>
+          </w:tcPr>
+          <w:p>
+            <w:pPr>
+              <w:jc w:val="center"/>
+              <w:rPr>
+                <w:rFonts w:ascii="맑은 고딕" w:eastAsia="맑은 고딕" w:hAnsi="맑은 고딕" w:cs="맑은 고딕"/>
+                <w:sz w:val="20"/>
+                <w:szCs w:val="20"/>
+              </w:rPr>
+            </w:pPr>
+            <w:r>
+              <w:rPr>
+                <w:rFonts w:ascii="맑은 고딕" w:eastAsia="맑은 고딕" w:hAnsi="맑은 고딕" w:cs="맑은 고딕" w:hint="eastAsia"/>
+                <w:sz w:val="20"/>
+                <w:szCs w:val="20"/>
+              </w:rPr>
+              <w:t xml:space="preserve">메인 화면 패널의 </w:t>
+            </w:r>
+            <w:r>
+              <w:rPr>
+                <w:rFonts w:ascii="맑은 고딕" w:eastAsia="맑은 고딕" w:hAnsi="맑은 고딕" w:cs="맑은 고딕"/>
+                <w:sz w:val="20"/>
+                <w:szCs w:val="20"/>
+              </w:rPr>
+              <w:t>‘</w:t>
+            </w:r>
+            <w:r>
+              <w:rPr>
+                <w:rFonts w:ascii="맑은 고딕" w:eastAsia="맑은 고딕" w:hAnsi="맑은 고딕" w:cs="맑은 고딕" w:hint="eastAsia"/>
+                <w:sz w:val="20"/>
+                <w:szCs w:val="20"/>
+              </w:rPr>
+              <w:t>선택 취소</w:t>
+            </w:r>
+            <w:r>
+              <w:rPr>
+                <w:rFonts w:ascii="맑은 고딕" w:eastAsia="맑은 고딕" w:hAnsi="맑은 고딕" w:cs="맑은 고딕"/>
+                <w:sz w:val="20"/>
+                <w:szCs w:val="20"/>
+              </w:rPr>
+              <w:t>’</w:t>
+            </w:r>
+            <w:r>
+              <w:rPr>
+                <w:rFonts w:ascii="맑은 고딕" w:eastAsia="맑은 고딕" w:hAnsi="맑은 고딕" w:cs="맑은 고딕" w:hint="eastAsia"/>
+                <w:sz w:val="20"/>
+                <w:szCs w:val="20"/>
+              </w:rPr>
+              <w:t xml:space="preserve"> 버튼 클릭</w:t>
+            </w:r>
+          </w:p>
+        </w:tc>
+        <w:tc>
+          <w:tcPr>
+            <w:tcW w:w="1558" w:type="dxa"/>
+            <w:vAlign w:val="center"/>
+          </w:tcPr>
+          <w:p>
+            <w:pPr>
+              <w:jc w:val="center"/>
+              <w:rPr>
+                <w:rFonts w:ascii="맑은 고딕" w:eastAsia="맑은 고딕" w:hAnsi="맑은 고딕" w:cs="맑은 고딕"/>
+                <w:sz w:val="20"/>
+                <w:szCs w:val="20"/>
+              </w:rPr>
+            </w:pPr>
+            <w:r>
+              <w:rPr>
+                <w:rFonts w:ascii="맑은 고딕" w:eastAsia="맑은 고딕" w:hAnsi="맑은 고딕" w:cs="맑은 고딕" w:hint="eastAsia"/>
+                <w:sz w:val="20"/>
+                <w:szCs w:val="20"/>
+              </w:rPr>
+              <w:t>해당 사용자 목록 리스트 체크박스 비활성화 및 패널 제거</w:t>
             </w:r>
           </w:p>
         </w:tc>
@@ -26705,7 +26786,8 @@
                 <w:sz w:val="20"/>
                 <w:szCs w:val="20"/>
               </w:rPr>
-              <w:t>TC04-4</w:t>
+              <w:lastRenderedPageBreak/>
+              <w:t>TC04-5</w:t>
             </w:r>
           </w:p>
         </w:tc>
@@ -26746,106 +26828,55 @@
                 <w:sz w:val="20"/>
                 <w:szCs w:val="20"/>
               </w:rPr>
-              <w:t>대화 상대 선택 일괄 해제</w:t>
-            </w:r>
-          </w:p>
-        </w:tc>
-        <w:tc>
-          <w:tcPr>
-            <w:tcW w:w="1558" w:type="dxa"/>
-            <w:vAlign w:val="center"/>
-          </w:tcPr>
-          <w:p>
-            <w:pPr>
-              <w:jc w:val="center"/>
-              <w:rPr>
-                <w:rFonts w:ascii="맑은 고딕" w:eastAsia="맑은 고딕" w:hAnsi="맑은 고딕" w:cs="맑은 고딕"/>
-                <w:sz w:val="20"/>
-                <w:szCs w:val="20"/>
-              </w:rPr>
-            </w:pPr>
-            <w:r>
-              <w:rPr>
-                <w:rFonts w:ascii="맑은 고딕" w:eastAsia="맑은 고딕" w:hAnsi="맑은 고딕" w:cs="맑은 고딕" w:hint="eastAsia"/>
-                <w:sz w:val="20"/>
-                <w:szCs w:val="20"/>
-              </w:rPr>
-              <w:t xml:space="preserve">메인 화면 패널의 </w:t>
-            </w:r>
-            <w:r>
-              <w:rPr>
-                <w:rFonts w:ascii="맑은 고딕" w:eastAsia="맑은 고딕" w:hAnsi="맑은 고딕" w:cs="맑은 고딕"/>
-                <w:sz w:val="20"/>
-                <w:szCs w:val="20"/>
-              </w:rPr>
-              <w:t>‘</w:t>
-            </w:r>
-            <w:r>
-              <w:rPr>
-                <w:rFonts w:ascii="맑은 고딕" w:eastAsia="맑은 고딕" w:hAnsi="맑은 고딕" w:cs="맑은 고딕" w:hint="eastAsia"/>
-                <w:sz w:val="20"/>
-                <w:szCs w:val="20"/>
-              </w:rPr>
-              <w:t>선택 취소</w:t>
-            </w:r>
-            <w:r>
-              <w:rPr>
-                <w:rFonts w:ascii="맑은 고딕" w:eastAsia="맑은 고딕" w:hAnsi="맑은 고딕" w:cs="맑은 고딕"/>
-                <w:sz w:val="20"/>
-                <w:szCs w:val="20"/>
-              </w:rPr>
-              <w:t>’</w:t>
-            </w:r>
-            <w:r>
-              <w:rPr>
-                <w:rFonts w:ascii="맑은 고딕" w:eastAsia="맑은 고딕" w:hAnsi="맑은 고딕" w:cs="맑은 고딕" w:hint="eastAsia"/>
-                <w:sz w:val="20"/>
-                <w:szCs w:val="20"/>
-              </w:rPr>
-              <w:t xml:space="preserve"> 버튼 </w:t>
-            </w:r>
-            <w:r>
-              <w:rPr>
-                <w:rFonts w:ascii="맑은 고딕" w:eastAsia="맑은 고딕" w:hAnsi="맑은 고딕" w:cs="맑은 고딕" w:hint="eastAsia"/>
-                <w:sz w:val="20"/>
-                <w:szCs w:val="20"/>
-              </w:rPr>
-              <w:lastRenderedPageBreak/>
-              <w:t>클릭</w:t>
-            </w:r>
-          </w:p>
-        </w:tc>
-        <w:tc>
-          <w:tcPr>
-            <w:tcW w:w="1558" w:type="dxa"/>
-            <w:vAlign w:val="center"/>
-          </w:tcPr>
-          <w:p>
-            <w:pPr>
-              <w:jc w:val="center"/>
-              <w:rPr>
-                <w:rFonts w:ascii="맑은 고딕" w:eastAsia="맑은 고딕" w:hAnsi="맑은 고딕" w:cs="맑은 고딕"/>
-                <w:sz w:val="20"/>
-                <w:szCs w:val="20"/>
-              </w:rPr>
-            </w:pPr>
-            <w:r>
-              <w:rPr>
-                <w:rFonts w:ascii="맑은 고딕" w:eastAsia="맑은 고딕" w:hAnsi="맑은 고딕" w:cs="맑은 고딕" w:hint="eastAsia"/>
-                <w:sz w:val="20"/>
-                <w:szCs w:val="20"/>
-              </w:rPr>
-              <w:lastRenderedPageBreak/>
-              <w:t xml:space="preserve">해당 사용자 목록 리스트 체크박스 </w:t>
-            </w:r>
-            <w:r>
-              <w:rPr>
-                <w:rFonts w:ascii="맑은 고딕" w:eastAsia="맑은 고딕" w:hAnsi="맑은 고딕" w:cs="맑은 고딕" w:hint="eastAsia"/>
-                <w:sz w:val="20"/>
-                <w:szCs w:val="20"/>
-              </w:rPr>
-              <w:lastRenderedPageBreak/>
-              <w:t>비활성화 및 패널 제거</w:t>
+              <w:t>대화방 생성</w:t>
+            </w:r>
+          </w:p>
+        </w:tc>
+        <w:tc>
+          <w:tcPr>
+            <w:tcW w:w="1558" w:type="dxa"/>
+            <w:vAlign w:val="center"/>
+          </w:tcPr>
+          <w:p>
+            <w:pPr>
+              <w:jc w:val="center"/>
+              <w:rPr>
+                <w:rFonts w:ascii="맑은 고딕" w:eastAsia="맑은 고딕" w:hAnsi="맑은 고딕" w:cs="맑은 고딕"/>
+                <w:sz w:val="20"/>
+                <w:szCs w:val="20"/>
+              </w:rPr>
+            </w:pPr>
+            <w:r>
+              <w:rPr>
+                <w:rFonts w:ascii="맑은 고딕" w:eastAsia="맑은 고딕" w:hAnsi="맑은 고딕" w:cs="맑은 고딕" w:hint="eastAsia"/>
+                <w:sz w:val="20"/>
+                <w:szCs w:val="20"/>
+              </w:rPr>
+              <w:t>메인 화면 패널에 대화방 생성 버튼 클릭</w:t>
+            </w:r>
+          </w:p>
+        </w:tc>
+        <w:tc>
+          <w:tcPr>
+            <w:tcW w:w="1558" w:type="dxa"/>
+            <w:vAlign w:val="center"/>
+          </w:tcPr>
+          <w:p>
+            <w:pPr>
+              <w:jc w:val="center"/>
+              <w:rPr>
+                <w:rFonts w:ascii="맑은 고딕" w:eastAsia="맑은 고딕" w:hAnsi="맑은 고딕" w:cs="맑은 고딕"/>
+                <w:sz w:val="20"/>
+                <w:szCs w:val="20"/>
+              </w:rPr>
+            </w:pPr>
+            <w:r>
+              <w:rPr>
+                <w:rFonts w:ascii="맑은 고딕" w:eastAsia="맑은 고딕" w:hAnsi="맑은 고딕" w:cs="맑은 고딕" w:hint="eastAsia"/>
+                <w:sz w:val="20"/>
+                <w:szCs w:val="20"/>
+              </w:rPr>
+              <w:t>해당 대화방 화면 표시</w:t>
             </w:r>
           </w:p>
         </w:tc>
@@ -26894,114 +26925,130 @@
                 <w:sz w:val="20"/>
                 <w:szCs w:val="20"/>
               </w:rPr>
-              <w:t>TC04-5</w:t>
-            </w:r>
-          </w:p>
-        </w:tc>
-        <w:tc>
-          <w:tcPr>
-            <w:tcW w:w="1558" w:type="dxa"/>
-            <w:vMerge/>
-            <w:vAlign w:val="center"/>
-          </w:tcPr>
-          <w:p>
-            <w:pPr>
-              <w:jc w:val="center"/>
-              <w:rPr>
-                <w:rFonts w:ascii="맑은 고딕" w:eastAsia="맑은 고딕" w:hAnsi="맑은 고딕" w:cs="맑은 고딕"/>
-                <w:sz w:val="20"/>
-                <w:szCs w:val="20"/>
-              </w:rPr>
-            </w:pPr>
-          </w:p>
-        </w:tc>
-        <w:tc>
-          <w:tcPr>
-            <w:tcW w:w="1558" w:type="dxa"/>
-            <w:vAlign w:val="center"/>
-          </w:tcPr>
-          <w:p>
-            <w:pPr>
-              <w:jc w:val="center"/>
-              <w:rPr>
-                <w:rFonts w:ascii="맑은 고딕" w:eastAsia="맑은 고딕" w:hAnsi="맑은 고딕" w:cs="맑은 고딕"/>
-                <w:sz w:val="20"/>
-                <w:szCs w:val="20"/>
-              </w:rPr>
-            </w:pPr>
-            <w:r>
-              <w:rPr>
-                <w:rFonts w:ascii="맑은 고딕" w:eastAsia="맑은 고딕" w:hAnsi="맑은 고딕" w:cs="맑은 고딕" w:hint="eastAsia"/>
-                <w:sz w:val="20"/>
-                <w:szCs w:val="20"/>
-              </w:rPr>
-              <w:t>대화방 생성</w:t>
-            </w:r>
-          </w:p>
-        </w:tc>
-        <w:tc>
-          <w:tcPr>
-            <w:tcW w:w="1558" w:type="dxa"/>
-            <w:vAlign w:val="center"/>
-          </w:tcPr>
-          <w:p>
-            <w:pPr>
-              <w:jc w:val="center"/>
-              <w:rPr>
-                <w:rFonts w:ascii="맑은 고딕" w:eastAsia="맑은 고딕" w:hAnsi="맑은 고딕" w:cs="맑은 고딕"/>
-                <w:sz w:val="20"/>
-                <w:szCs w:val="20"/>
-              </w:rPr>
-            </w:pPr>
-            <w:r>
-              <w:rPr>
-                <w:rFonts w:ascii="맑은 고딕" w:eastAsia="맑은 고딕" w:hAnsi="맑은 고딕" w:cs="맑은 고딕" w:hint="eastAsia"/>
-                <w:sz w:val="20"/>
-                <w:szCs w:val="20"/>
-              </w:rPr>
-              <w:t>메인 화면 패널에 대화방 생성 버튼 클릭</w:t>
-            </w:r>
-          </w:p>
-        </w:tc>
-        <w:tc>
-          <w:tcPr>
-            <w:tcW w:w="1558" w:type="dxa"/>
-            <w:vAlign w:val="center"/>
-          </w:tcPr>
-          <w:p>
-            <w:pPr>
-              <w:jc w:val="center"/>
-              <w:rPr>
-                <w:rFonts w:ascii="맑은 고딕" w:eastAsia="맑은 고딕" w:hAnsi="맑은 고딕" w:cs="맑은 고딕"/>
-                <w:sz w:val="20"/>
-                <w:szCs w:val="20"/>
-              </w:rPr>
-            </w:pPr>
-            <w:r>
-              <w:rPr>
-                <w:rFonts w:ascii="맑은 고딕" w:eastAsia="맑은 고딕" w:hAnsi="맑은 고딕" w:cs="맑은 고딕" w:hint="eastAsia"/>
-                <w:sz w:val="20"/>
-                <w:szCs w:val="20"/>
-              </w:rPr>
-              <w:t>해당 대화방 화면 표시</w:t>
-            </w:r>
-          </w:p>
-        </w:tc>
-        <w:tc>
-          <w:tcPr>
-            <w:tcW w:w="1558" w:type="dxa"/>
-            <w:vMerge/>
-            <w:vAlign w:val="center"/>
-          </w:tcPr>
-          <w:p>
-            <w:pPr>
-              <w:jc w:val="center"/>
-              <w:rPr>
-                <w:rFonts w:ascii="맑은 고딕" w:eastAsia="맑은 고딕" w:hAnsi="맑은 고딕" w:cs="맑은 고딕"/>
-                <w:sz w:val="20"/>
-                <w:szCs w:val="20"/>
-              </w:rPr>
-            </w:pPr>
+              <w:t>TC05-1</w:t>
+            </w:r>
+          </w:p>
+        </w:tc>
+        <w:tc>
+          <w:tcPr>
+            <w:tcW w:w="1558" w:type="dxa"/>
+            <w:vMerge w:val="restart"/>
+            <w:vAlign w:val="center"/>
+          </w:tcPr>
+          <w:p>
+            <w:pPr>
+              <w:jc w:val="center"/>
+              <w:rPr>
+                <w:rFonts w:ascii="맑은 고딕" w:eastAsia="맑은 고딕" w:hAnsi="맑은 고딕" w:cs="맑은 고딕"/>
+                <w:sz w:val="20"/>
+                <w:szCs w:val="20"/>
+              </w:rPr>
+            </w:pPr>
+            <w:r>
+              <w:rPr>
+                <w:rFonts w:ascii="맑은 고딕" w:eastAsia="맑은 고딕" w:hAnsi="맑은 고딕" w:cs="맑은 고딕" w:hint="eastAsia"/>
+                <w:sz w:val="20"/>
+                <w:szCs w:val="20"/>
+              </w:rPr>
+              <w:t>FR-05</w:t>
+            </w:r>
+          </w:p>
+        </w:tc>
+        <w:tc>
+          <w:tcPr>
+            <w:tcW w:w="1558" w:type="dxa"/>
+            <w:vAlign w:val="center"/>
+          </w:tcPr>
+          <w:p>
+            <w:pPr>
+              <w:jc w:val="center"/>
+              <w:rPr>
+                <w:rFonts w:ascii="맑은 고딕" w:eastAsia="맑은 고딕" w:hAnsi="맑은 고딕" w:cs="맑은 고딕"/>
+                <w:sz w:val="20"/>
+                <w:szCs w:val="20"/>
+              </w:rPr>
+            </w:pPr>
+            <w:r>
+              <w:rPr>
+                <w:rFonts w:ascii="맑은 고딕" w:eastAsia="맑은 고딕" w:hAnsi="맑은 고딕" w:cs="맑은 고딕" w:hint="eastAsia"/>
+                <w:sz w:val="20"/>
+                <w:szCs w:val="20"/>
+              </w:rPr>
+              <w:t>대화방 초대 선택</w:t>
+            </w:r>
+          </w:p>
+        </w:tc>
+        <w:tc>
+          <w:tcPr>
+            <w:tcW w:w="1558" w:type="dxa"/>
+            <w:vAlign w:val="center"/>
+          </w:tcPr>
+          <w:p>
+            <w:pPr>
+              <w:jc w:val="center"/>
+              <w:rPr>
+                <w:rFonts w:ascii="맑은 고딕" w:eastAsia="맑은 고딕" w:hAnsi="맑은 고딕" w:cs="맑은 고딕"/>
+                <w:sz w:val="20"/>
+                <w:szCs w:val="20"/>
+              </w:rPr>
+            </w:pPr>
+            <w:r>
+              <w:rPr>
+                <w:rFonts w:ascii="맑은 고딕" w:eastAsia="맑은 고딕" w:hAnsi="맑은 고딕" w:cs="맑은 고딕" w:hint="eastAsia"/>
+                <w:sz w:val="20"/>
+                <w:szCs w:val="20"/>
+              </w:rPr>
+              <w:t>대화방 화면에 메뉴바 클릭을 한 다음 사용자 초대 버튼 클릭</w:t>
+            </w:r>
+          </w:p>
+        </w:tc>
+        <w:tc>
+          <w:tcPr>
+            <w:tcW w:w="1558" w:type="dxa"/>
+            <w:vAlign w:val="center"/>
+          </w:tcPr>
+          <w:p>
+            <w:pPr>
+              <w:jc w:val="center"/>
+              <w:rPr>
+                <w:rFonts w:ascii="맑은 고딕" w:eastAsia="맑은 고딕" w:hAnsi="맑은 고딕" w:cs="맑은 고딕"/>
+                <w:sz w:val="20"/>
+                <w:szCs w:val="20"/>
+              </w:rPr>
+            </w:pPr>
+            <w:r>
+              <w:rPr>
+                <w:rFonts w:ascii="맑은 고딕" w:eastAsia="맑은 고딕" w:hAnsi="맑은 고딕" w:cs="맑은 고딕" w:hint="eastAsia"/>
+                <w:sz w:val="20"/>
+                <w:szCs w:val="20"/>
+              </w:rPr>
+              <w:t>현재 접속 중인 사용자 중 해당 대화방 참여자를 제외한 사용자 초대 가능 목록 리스트 모달 팝업 화면 표시</w:t>
+            </w:r>
+          </w:p>
+        </w:tc>
+        <w:tc>
+          <w:tcPr>
+            <w:tcW w:w="1558" w:type="dxa"/>
+            <w:vMerge w:val="restart"/>
+            <w:vAlign w:val="center"/>
+          </w:tcPr>
+          <w:p>
+            <w:pPr>
+              <w:jc w:val="center"/>
+              <w:rPr>
+                <w:rFonts w:ascii="맑은 고딕" w:eastAsia="맑은 고딕" w:hAnsi="맑은 고딕" w:cs="맑은 고딕"/>
+                <w:sz w:val="20"/>
+                <w:szCs w:val="20"/>
+              </w:rPr>
+            </w:pPr>
+            <w:r>
+              <w:rPr>
+                <w:rFonts w:ascii="맑은 고딕" w:eastAsia="맑은 고딕" w:hAnsi="맑은 고딕" w:cs="맑은 고딕" w:hint="eastAsia"/>
+                <w:sz w:val="20"/>
+                <w:szCs w:val="20"/>
+              </w:rPr>
+              <w:t>김민성</w:t>
+            </w:r>
           </w:p>
         </w:tc>
       </w:tr>
@@ -27032,130 +27079,162 @@
                 <w:sz w:val="20"/>
                 <w:szCs w:val="20"/>
               </w:rPr>
-              <w:t>TC05-1</w:t>
-            </w:r>
-          </w:p>
-        </w:tc>
-        <w:tc>
-          <w:tcPr>
-            <w:tcW w:w="1558" w:type="dxa"/>
-            <w:vMerge w:val="restart"/>
-            <w:vAlign w:val="center"/>
-          </w:tcPr>
-          <w:p>
-            <w:pPr>
-              <w:jc w:val="center"/>
-              <w:rPr>
-                <w:rFonts w:ascii="맑은 고딕" w:eastAsia="맑은 고딕" w:hAnsi="맑은 고딕" w:cs="맑은 고딕"/>
-                <w:sz w:val="20"/>
-                <w:szCs w:val="20"/>
-              </w:rPr>
-            </w:pPr>
-            <w:r>
-              <w:rPr>
-                <w:rFonts w:ascii="맑은 고딕" w:eastAsia="맑은 고딕" w:hAnsi="맑은 고딕" w:cs="맑은 고딕" w:hint="eastAsia"/>
-                <w:sz w:val="20"/>
-                <w:szCs w:val="20"/>
-              </w:rPr>
-              <w:t>FR-05</w:t>
-            </w:r>
-          </w:p>
-        </w:tc>
-        <w:tc>
-          <w:tcPr>
-            <w:tcW w:w="1558" w:type="dxa"/>
-            <w:vAlign w:val="center"/>
-          </w:tcPr>
-          <w:p>
-            <w:pPr>
-              <w:jc w:val="center"/>
-              <w:rPr>
-                <w:rFonts w:ascii="맑은 고딕" w:eastAsia="맑은 고딕" w:hAnsi="맑은 고딕" w:cs="맑은 고딕"/>
-                <w:sz w:val="20"/>
-                <w:szCs w:val="20"/>
-              </w:rPr>
-            </w:pPr>
-            <w:r>
-              <w:rPr>
-                <w:rFonts w:ascii="맑은 고딕" w:eastAsia="맑은 고딕" w:hAnsi="맑은 고딕" w:cs="맑은 고딕" w:hint="eastAsia"/>
-                <w:sz w:val="20"/>
-                <w:szCs w:val="20"/>
-              </w:rPr>
-              <w:t>대화방 초대 선택</w:t>
-            </w:r>
-          </w:p>
-        </w:tc>
-        <w:tc>
-          <w:tcPr>
-            <w:tcW w:w="1558" w:type="dxa"/>
-            <w:vAlign w:val="center"/>
-          </w:tcPr>
-          <w:p>
-            <w:pPr>
-              <w:jc w:val="center"/>
-              <w:rPr>
-                <w:rFonts w:ascii="맑은 고딕" w:eastAsia="맑은 고딕" w:hAnsi="맑은 고딕" w:cs="맑은 고딕"/>
-                <w:sz w:val="20"/>
-                <w:szCs w:val="20"/>
-              </w:rPr>
-            </w:pPr>
-            <w:r>
-              <w:rPr>
-                <w:rFonts w:ascii="맑은 고딕" w:eastAsia="맑은 고딕" w:hAnsi="맑은 고딕" w:cs="맑은 고딕" w:hint="eastAsia"/>
-                <w:sz w:val="20"/>
-                <w:szCs w:val="20"/>
-              </w:rPr>
-              <w:t>대화방 화면에 메뉴바 클릭을 한 다음 사용자 초대 버튼 클릭</w:t>
-            </w:r>
-          </w:p>
-        </w:tc>
-        <w:tc>
-          <w:tcPr>
-            <w:tcW w:w="1558" w:type="dxa"/>
-            <w:vAlign w:val="center"/>
-          </w:tcPr>
-          <w:p>
-            <w:pPr>
-              <w:jc w:val="center"/>
-              <w:rPr>
-                <w:rFonts w:ascii="맑은 고딕" w:eastAsia="맑은 고딕" w:hAnsi="맑은 고딕" w:cs="맑은 고딕"/>
-                <w:sz w:val="20"/>
-                <w:szCs w:val="20"/>
-              </w:rPr>
-            </w:pPr>
-            <w:r>
-              <w:rPr>
-                <w:rFonts w:ascii="맑은 고딕" w:eastAsia="맑은 고딕" w:hAnsi="맑은 고딕" w:cs="맑은 고딕" w:hint="eastAsia"/>
-                <w:sz w:val="20"/>
-                <w:szCs w:val="20"/>
-              </w:rPr>
-              <w:t>현재 접속 중인 사용자 중 해당 대화방 참여자를 제외한 사용자 초대 가능 목록 리스트 모달 팝업 화면 표시</w:t>
-            </w:r>
-          </w:p>
-        </w:tc>
-        <w:tc>
-          <w:tcPr>
-            <w:tcW w:w="1558" w:type="dxa"/>
-            <w:vMerge w:val="restart"/>
-            <w:vAlign w:val="center"/>
-          </w:tcPr>
-          <w:p>
-            <w:pPr>
-              <w:jc w:val="center"/>
-              <w:rPr>
-                <w:rFonts w:ascii="맑은 고딕" w:eastAsia="맑은 고딕" w:hAnsi="맑은 고딕" w:cs="맑은 고딕"/>
-                <w:sz w:val="20"/>
-                <w:szCs w:val="20"/>
-              </w:rPr>
-            </w:pPr>
-            <w:r>
-              <w:rPr>
-                <w:rFonts w:ascii="맑은 고딕" w:eastAsia="맑은 고딕" w:hAnsi="맑은 고딕" w:cs="맑은 고딕" w:hint="eastAsia"/>
-                <w:sz w:val="20"/>
-                <w:szCs w:val="20"/>
-              </w:rPr>
-              <w:t>김민성</w:t>
-            </w:r>
+              <w:t>TC05-2</w:t>
+            </w:r>
+          </w:p>
+        </w:tc>
+        <w:tc>
+          <w:tcPr>
+            <w:tcW w:w="1558" w:type="dxa"/>
+            <w:vMerge/>
+            <w:vAlign w:val="center"/>
+          </w:tcPr>
+          <w:p>
+            <w:pPr>
+              <w:jc w:val="center"/>
+              <w:rPr>
+                <w:rFonts w:ascii="맑은 고딕" w:eastAsia="맑은 고딕" w:hAnsi="맑은 고딕" w:cs="맑은 고딕"/>
+                <w:sz w:val="20"/>
+                <w:szCs w:val="20"/>
+              </w:rPr>
+            </w:pPr>
+          </w:p>
+        </w:tc>
+        <w:tc>
+          <w:tcPr>
+            <w:tcW w:w="1558" w:type="dxa"/>
+            <w:vAlign w:val="center"/>
+          </w:tcPr>
+          <w:p>
+            <w:pPr>
+              <w:jc w:val="center"/>
+              <w:rPr>
+                <w:rFonts w:ascii="맑은 고딕" w:eastAsia="맑은 고딕" w:hAnsi="맑은 고딕" w:cs="맑은 고딕"/>
+                <w:sz w:val="20"/>
+                <w:szCs w:val="20"/>
+              </w:rPr>
+            </w:pPr>
+            <w:r>
+              <w:rPr>
+                <w:rFonts w:ascii="맑은 고딕" w:eastAsia="맑은 고딕" w:hAnsi="맑은 고딕" w:cs="맑은 고딕" w:hint="eastAsia"/>
+                <w:sz w:val="20"/>
+                <w:szCs w:val="20"/>
+              </w:rPr>
+              <w:t>사용자 초대 모달 팝업-검색어 공백 값 입력</w:t>
+            </w:r>
+          </w:p>
+        </w:tc>
+        <w:tc>
+          <w:tcPr>
+            <w:tcW w:w="1558" w:type="dxa"/>
+            <w:vAlign w:val="center"/>
+          </w:tcPr>
+          <w:p>
+            <w:pPr>
+              <w:jc w:val="center"/>
+              <w:rPr>
+                <w:rFonts w:ascii="맑은 고딕" w:eastAsia="맑은 고딕" w:hAnsi="맑은 고딕" w:cs="맑은 고딕"/>
+                <w:sz w:val="20"/>
+                <w:szCs w:val="20"/>
+              </w:rPr>
+            </w:pPr>
+            <w:r>
+              <w:rPr>
+                <w:rFonts w:ascii="맑은 고딕" w:eastAsia="맑은 고딕" w:hAnsi="맑은 고딕" w:cs="맑은 고딕" w:hint="eastAsia"/>
+                <w:sz w:val="20"/>
+                <w:szCs w:val="20"/>
+              </w:rPr>
+              <w:t xml:space="preserve">검색어: </w:t>
+            </w:r>
+            <w:r>
+              <w:rPr>
+                <w:rFonts w:ascii="맑은 고딕" w:eastAsia="맑은 고딕" w:hAnsi="맑은 고딕" w:cs="맑은 고딕"/>
+                <w:sz w:val="20"/>
+                <w:szCs w:val="20"/>
+              </w:rPr>
+              <w:t>“</w:t>
+            </w:r>
+            <w:r>
+              <w:rPr>
+                <w:rFonts w:ascii="맑은 고딕" w:eastAsia="맑은 고딕" w:hAnsi="맑은 고딕" w:cs="맑은 고딕" w:hint="eastAsia"/>
+                <w:sz w:val="20"/>
+                <w:szCs w:val="20"/>
+              </w:rPr>
+              <w:t xml:space="preserve"> </w:t>
+            </w:r>
+            <w:r>
+              <w:rPr>
+                <w:rFonts w:ascii="맑은 고딕" w:eastAsia="맑은 고딕" w:hAnsi="맑은 고딕" w:cs="맑은 고딕"/>
+                <w:sz w:val="20"/>
+                <w:szCs w:val="20"/>
+              </w:rPr>
+              <w:t>“</w:t>
+            </w:r>
+          </w:p>
+        </w:tc>
+        <w:tc>
+          <w:tcPr>
+            <w:tcW w:w="1558" w:type="dxa"/>
+            <w:vAlign w:val="center"/>
+          </w:tcPr>
+          <w:p>
+            <w:pPr>
+              <w:jc w:val="center"/>
+              <w:rPr>
+                <w:rFonts w:ascii="맑은 고딕" w:eastAsia="맑은 고딕" w:hAnsi="맑은 고딕" w:cs="맑은 고딕"/>
+                <w:sz w:val="20"/>
+                <w:szCs w:val="20"/>
+              </w:rPr>
+            </w:pPr>
+            <w:r>
+              <w:rPr>
+                <w:rFonts w:ascii="맑은 고딕" w:eastAsia="맑은 고딕" w:hAnsi="맑은 고딕" w:cs="맑은 고딕"/>
+                <w:sz w:val="20"/>
+                <w:szCs w:val="20"/>
+              </w:rPr>
+              <w:t>‘</w:t>
+            </w:r>
+            <w:r>
+              <w:rPr>
+                <w:rFonts w:ascii="맑은 고딕" w:eastAsia="맑은 고딕" w:hAnsi="맑은 고딕" w:cs="맑은 고딕" w:hint="eastAsia"/>
+                <w:sz w:val="20"/>
+                <w:szCs w:val="20"/>
+              </w:rPr>
+              <w:t>학교명 선택 및 이름, 학번 검색어 입력</w:t>
+            </w:r>
+            <w:r>
+              <w:rPr>
+                <w:rFonts w:ascii="맑은 고딕" w:eastAsia="맑은 고딕" w:hAnsi="맑은 고딕" w:cs="맑은 고딕"/>
+                <w:sz w:val="20"/>
+                <w:szCs w:val="20"/>
+              </w:rPr>
+              <w:t>’</w:t>
+            </w:r>
+            <w:r>
+              <w:rPr>
+                <w:rFonts w:ascii="맑은 고딕" w:eastAsia="맑은 고딕" w:hAnsi="맑은 고딕" w:cs="맑은 고딕" w:hint="eastAsia"/>
+                <w:sz w:val="20"/>
+                <w:szCs w:val="20"/>
+              </w:rPr>
+              <w:t>에 관한 텍스트 표시</w:t>
+            </w:r>
+          </w:p>
+        </w:tc>
+        <w:tc>
+          <w:tcPr>
+            <w:tcW w:w="1558" w:type="dxa"/>
+            <w:vMerge/>
+            <w:vAlign w:val="center"/>
+          </w:tcPr>
+          <w:p>
+            <w:pPr>
+              <w:jc w:val="center"/>
+              <w:rPr>
+                <w:rFonts w:ascii="맑은 고딕" w:eastAsia="맑은 고딕" w:hAnsi="맑은 고딕" w:cs="맑은 고딕"/>
+                <w:sz w:val="20"/>
+                <w:szCs w:val="20"/>
+              </w:rPr>
+            </w:pPr>
           </w:p>
         </w:tc>
       </w:tr>
@@ -27186,7 +27265,7 @@
                 <w:sz w:val="20"/>
                 <w:szCs w:val="20"/>
               </w:rPr>
-              <w:t>TC05-2</w:t>
+              <w:t>TC05-3</w:t>
             </w:r>
           </w:p>
         </w:tc>
@@ -27227,7 +27306,7 @@
                 <w:sz w:val="20"/>
                 <w:szCs w:val="20"/>
               </w:rPr>
-              <w:t>사용자 초대 모달 팝업-검색어 공백 값 입력</w:t>
+              <w:t>사용자 초대 모달 팝업-현재 접속 중인 사용자 검색</w:t>
             </w:r>
           </w:p>
         </w:tc>
@@ -27259,46 +27338,6 @@
                 <w:sz w:val="20"/>
                 <w:szCs w:val="20"/>
               </w:rPr>
-              <w:t>“</w:t>
-            </w:r>
-            <w:r>
-              <w:rPr>
-                <w:rFonts w:ascii="맑은 고딕" w:eastAsia="맑은 고딕" w:hAnsi="맑은 고딕" w:cs="맑은 고딕" w:hint="eastAsia"/>
-                <w:sz w:val="20"/>
-                <w:szCs w:val="20"/>
-              </w:rPr>
-              <w:t xml:space="preserve"> </w:t>
-            </w:r>
-            <w:r>
-              <w:rPr>
-                <w:rFonts w:ascii="맑은 고딕" w:eastAsia="맑은 고딕" w:hAnsi="맑은 고딕" w:cs="맑은 고딕"/>
-                <w:sz w:val="20"/>
-                <w:szCs w:val="20"/>
-              </w:rPr>
-              <w:t>“</w:t>
-            </w:r>
-          </w:p>
-        </w:tc>
-        <w:tc>
-          <w:tcPr>
-            <w:tcW w:w="1558" w:type="dxa"/>
-            <w:vAlign w:val="center"/>
-          </w:tcPr>
-          <w:p>
-            <w:pPr>
-              <w:jc w:val="center"/>
-              <w:rPr>
-                <w:rFonts w:ascii="맑은 고딕" w:eastAsia="맑은 고딕" w:hAnsi="맑은 고딕" w:cs="맑은 고딕"/>
-                <w:sz w:val="20"/>
-                <w:szCs w:val="20"/>
-              </w:rPr>
-            </w:pPr>
-            <w:r>
-              <w:rPr>
-                <w:rFonts w:ascii="맑은 고딕" w:eastAsia="맑은 고딕" w:hAnsi="맑은 고딕" w:cs="맑은 고딕"/>
-                <w:sz w:val="20"/>
-                <w:szCs w:val="20"/>
-              </w:rPr>
               <w:t>‘</w:t>
             </w:r>
             <w:r>
@@ -27307,7 +27346,7 @@
                 <w:sz w:val="20"/>
                 <w:szCs w:val="20"/>
               </w:rPr>
-              <w:t>학교명 선택 및 이름, 학번 검색어 입력</w:t>
+              <w:t>현재 접속 중인 사용자 이름 또는 학번</w:t>
             </w:r>
             <w:r>
               <w:rPr>
@@ -27317,13 +27356,29 @@
               </w:rPr>
               <w:t>’</w:t>
             </w:r>
-            <w:r>
-              <w:rPr>
-                <w:rFonts w:ascii="맑은 고딕" w:eastAsia="맑은 고딕" w:hAnsi="맑은 고딕" w:cs="맑은 고딕" w:hint="eastAsia"/>
-                <w:sz w:val="20"/>
-                <w:szCs w:val="20"/>
-              </w:rPr>
-              <w:t>에 관한 텍스트 표시</w:t>
+          </w:p>
+        </w:tc>
+        <w:tc>
+          <w:tcPr>
+            <w:tcW w:w="1558" w:type="dxa"/>
+            <w:vAlign w:val="center"/>
+          </w:tcPr>
+          <w:p>
+            <w:pPr>
+              <w:jc w:val="center"/>
+              <w:rPr>
+                <w:rFonts w:ascii="맑은 고딕" w:eastAsia="맑은 고딕" w:hAnsi="맑은 고딕" w:cs="맑은 고딕"/>
+                <w:sz w:val="20"/>
+                <w:szCs w:val="20"/>
+              </w:rPr>
+            </w:pPr>
+            <w:r>
+              <w:rPr>
+                <w:rFonts w:ascii="맑은 고딕" w:eastAsia="맑은 고딕" w:hAnsi="맑은 고딕" w:cs="맑은 고딕" w:hint="eastAsia"/>
+                <w:sz w:val="20"/>
+                <w:szCs w:val="20"/>
+              </w:rPr>
+              <w:t>해당 사용자 검색 결과 목록 리스트 표시</w:t>
             </w:r>
           </w:p>
         </w:tc>
@@ -27356,23 +27411,167 @@
           </w:tcPr>
           <w:p>
             <w:pPr>
+              <w:spacing w:before="24"/>
+              <w:ind w:left="15" w:right="1"/>
+              <w:jc w:val="center"/>
+              <w:rPr>
+                <w:rFonts w:ascii="맑은 고딕" w:eastAsia="맑은 고딕" w:hAnsi="맑은 고딕" w:cs="맑은 고딕"/>
+                <w:sz w:val="20"/>
+                <w:szCs w:val="20"/>
+              </w:rPr>
+            </w:pPr>
+            <w:r>
+              <w:rPr>
+                <w:rFonts w:ascii="맑은 고딕" w:eastAsia="맑은 고딕" w:hAnsi="맑은 고딕" w:cs="맑은 고딕" w:hint="eastAsia"/>
+                <w:sz w:val="20"/>
+                <w:szCs w:val="20"/>
+              </w:rPr>
+              <w:t>TC05-4</w:t>
+            </w:r>
+          </w:p>
+        </w:tc>
+        <w:tc>
+          <w:tcPr>
+            <w:tcW w:w="1558" w:type="dxa"/>
+            <w:vMerge/>
+            <w:vAlign w:val="center"/>
+          </w:tcPr>
+          <w:p>
+            <w:pPr>
               <w:widowControl/>
-              <w:spacing w:before="24" w:line="240" w:lineRule="auto"/>
-              <w:ind w:left="15" w:right="1"/>
-              <w:jc w:val="center"/>
-              <w:rPr>
-                <w:rFonts w:ascii="맑은 고딕" w:eastAsia="맑은 고딕" w:hAnsi="맑은 고딕" w:cs="맑은 고딕"/>
-                <w:sz w:val="20"/>
-                <w:szCs w:val="20"/>
-              </w:rPr>
-            </w:pPr>
-            <w:r>
-              <w:rPr>
-                <w:rFonts w:ascii="맑은 고딕" w:eastAsia="맑은 고딕" w:hAnsi="맑은 고딕" w:cs="맑은 고딕" w:hint="eastAsia"/>
-                <w:sz w:val="20"/>
-                <w:szCs w:val="20"/>
-              </w:rPr>
-              <w:t>TC05-3</w:t>
+              <w:spacing w:line="240" w:lineRule="auto"/>
+              <w:jc w:val="center"/>
+              <w:rPr>
+                <w:rFonts w:ascii="맑은 고딕" w:eastAsia="맑은 고딕" w:hAnsi="맑은 고딕" w:cs="맑은 고딕"/>
+                <w:sz w:val="20"/>
+                <w:szCs w:val="20"/>
+              </w:rPr>
+            </w:pPr>
+          </w:p>
+        </w:tc>
+        <w:tc>
+          <w:tcPr>
+            <w:tcW w:w="1558" w:type="dxa"/>
+            <w:vAlign w:val="center"/>
+          </w:tcPr>
+          <w:p>
+            <w:pPr>
+              <w:widowControl/>
+              <w:spacing w:line="240" w:lineRule="auto"/>
+              <w:jc w:val="center"/>
+              <w:rPr>
+                <w:rFonts w:ascii="맑은 고딕" w:eastAsia="맑은 고딕" w:hAnsi="맑은 고딕" w:cs="맑은 고딕"/>
+                <w:sz w:val="20"/>
+                <w:szCs w:val="20"/>
+              </w:rPr>
+            </w:pPr>
+            <w:r>
+              <w:rPr>
+                <w:rFonts w:ascii="맑은 고딕" w:eastAsia="맑은 고딕" w:hAnsi="맑은 고딕" w:cs="맑은 고딕" w:hint="eastAsia"/>
+                <w:sz w:val="20"/>
+                <w:szCs w:val="20"/>
+              </w:rPr>
+              <w:t>사용자 초대 모달 팝업-현재 접속 중이지 않은 사용자 검색</w:t>
+            </w:r>
+          </w:p>
+        </w:tc>
+        <w:tc>
+          <w:tcPr>
+            <w:tcW w:w="1558" w:type="dxa"/>
+            <w:vAlign w:val="center"/>
+          </w:tcPr>
+          <w:p>
+            <w:pPr>
+              <w:widowControl/>
+              <w:spacing w:line="240" w:lineRule="auto"/>
+              <w:jc w:val="center"/>
+              <w:rPr>
+                <w:rFonts w:ascii="맑은 고딕" w:eastAsia="맑은 고딕" w:hAnsi="맑은 고딕" w:cs="맑은 고딕"/>
+                <w:sz w:val="20"/>
+                <w:szCs w:val="20"/>
+              </w:rPr>
+            </w:pPr>
+            <w:r>
+              <w:rPr>
+                <w:rFonts w:ascii="맑은 고딕" w:eastAsia="맑은 고딕" w:hAnsi="맑은 고딕" w:cs="맑은 고딕" w:hint="eastAsia"/>
+                <w:sz w:val="20"/>
+                <w:szCs w:val="20"/>
+              </w:rPr>
+              <w:t xml:space="preserve">검색어: </w:t>
+            </w:r>
+            <w:r>
+              <w:rPr>
+                <w:rFonts w:ascii="맑은 고딕" w:eastAsia="맑은 고딕" w:hAnsi="맑은 고딕" w:cs="맑은 고딕"/>
+                <w:sz w:val="20"/>
+                <w:szCs w:val="20"/>
+              </w:rPr>
+              <w:t>‘</w:t>
+            </w:r>
+            <w:r>
+              <w:rPr>
+                <w:rFonts w:ascii="맑은 고딕" w:eastAsia="맑은 고딕" w:hAnsi="맑은 고딕" w:cs="맑은 고딕" w:hint="eastAsia"/>
+                <w:sz w:val="20"/>
+                <w:szCs w:val="20"/>
+              </w:rPr>
+              <w:t>현재 접속 중이지 않은 사용자 이름 또는 학번</w:t>
+            </w:r>
+            <w:r>
+              <w:rPr>
+                <w:rFonts w:ascii="맑은 고딕" w:eastAsia="맑은 고딕" w:hAnsi="맑은 고딕" w:cs="맑은 고딕"/>
+                <w:sz w:val="20"/>
+                <w:szCs w:val="20"/>
+              </w:rPr>
+              <w:t>’</w:t>
+            </w:r>
+          </w:p>
+        </w:tc>
+        <w:tc>
+          <w:tcPr>
+            <w:tcW w:w="1558" w:type="dxa"/>
+            <w:vAlign w:val="center"/>
+          </w:tcPr>
+          <w:p>
+            <w:pPr>
+              <w:widowControl/>
+              <w:spacing w:line="240" w:lineRule="auto"/>
+              <w:jc w:val="center"/>
+              <w:rPr>
+                <w:rFonts w:ascii="맑은 고딕" w:eastAsia="맑은 고딕" w:hAnsi="맑은 고딕" w:cs="맑은 고딕"/>
+                <w:sz w:val="20"/>
+                <w:szCs w:val="20"/>
+              </w:rPr>
+            </w:pPr>
+            <w:r>
+              <w:rPr>
+                <w:rFonts w:ascii="맑은 고딕" w:eastAsia="맑은 고딕" w:hAnsi="맑은 고딕" w:cs="맑은 고딕"/>
+                <w:sz w:val="20"/>
+                <w:szCs w:val="20"/>
+              </w:rPr>
+              <w:t>‘</w:t>
+            </w:r>
+            <w:r>
+              <w:rPr>
+                <w:rFonts w:ascii="맑은 고딕" w:eastAsia="맑은 고딕" w:hAnsi="맑은 고딕" w:cs="맑은 고딕" w:hint="eastAsia"/>
+                <w:sz w:val="20"/>
+                <w:szCs w:val="20"/>
+              </w:rPr>
+              <w:t>해당 검색 결과가 없습니다</w:t>
+            </w:r>
+            <w:r>
+              <w:rPr>
+                <w:rFonts w:ascii="맑은 고딕" w:eastAsia="맑은 고딕" w:hAnsi="맑은 고딕" w:cs="맑은 고딕"/>
+                <w:sz w:val="20"/>
+                <w:szCs w:val="20"/>
+              </w:rPr>
+              <w:t>’</w:t>
+            </w:r>
+            <w:r>
+              <w:rPr>
+                <w:rFonts w:ascii="맑은 고딕" w:eastAsia="맑은 고딕" w:hAnsi="맑은 고딕" w:cs="맑은 고딕" w:hint="eastAsia"/>
+                <w:sz w:val="20"/>
+                <w:szCs w:val="20"/>
+              </w:rPr>
+              <w:t>에 관한 텍스트 표시</w:t>
             </w:r>
           </w:p>
         </w:tc>
@@ -27384,119 +27583,8 @@
           </w:tcPr>
           <w:p>
             <w:pPr>
-              <w:jc w:val="center"/>
-              <w:rPr>
-                <w:rFonts w:ascii="맑은 고딕" w:eastAsia="맑은 고딕" w:hAnsi="맑은 고딕" w:cs="맑은 고딕"/>
-                <w:sz w:val="20"/>
-                <w:szCs w:val="20"/>
-              </w:rPr>
-            </w:pPr>
-          </w:p>
-        </w:tc>
-        <w:tc>
-          <w:tcPr>
-            <w:tcW w:w="1558" w:type="dxa"/>
-            <w:vAlign w:val="center"/>
-          </w:tcPr>
-          <w:p>
-            <w:pPr>
-              <w:jc w:val="center"/>
-              <w:rPr>
-                <w:rFonts w:ascii="맑은 고딕" w:eastAsia="맑은 고딕" w:hAnsi="맑은 고딕" w:cs="맑은 고딕"/>
-                <w:sz w:val="20"/>
-                <w:szCs w:val="20"/>
-              </w:rPr>
-            </w:pPr>
-            <w:r>
-              <w:rPr>
-                <w:rFonts w:ascii="맑은 고딕" w:eastAsia="맑은 고딕" w:hAnsi="맑은 고딕" w:cs="맑은 고딕" w:hint="eastAsia"/>
-                <w:sz w:val="20"/>
-                <w:szCs w:val="20"/>
-              </w:rPr>
-              <w:t>사용자 초대 모달 팝업-현재 접속 중인 사용자 검색</w:t>
-            </w:r>
-          </w:p>
-        </w:tc>
-        <w:tc>
-          <w:tcPr>
-            <w:tcW w:w="1558" w:type="dxa"/>
-            <w:vAlign w:val="center"/>
-          </w:tcPr>
-          <w:p>
-            <w:pPr>
-              <w:jc w:val="center"/>
-              <w:rPr>
-                <w:rFonts w:ascii="맑은 고딕" w:eastAsia="맑은 고딕" w:hAnsi="맑은 고딕" w:cs="맑은 고딕"/>
-                <w:sz w:val="20"/>
-                <w:szCs w:val="20"/>
-              </w:rPr>
-            </w:pPr>
-            <w:r>
-              <w:rPr>
-                <w:rFonts w:ascii="맑은 고딕" w:eastAsia="맑은 고딕" w:hAnsi="맑은 고딕" w:cs="맑은 고딕" w:hint="eastAsia"/>
-                <w:sz w:val="20"/>
-                <w:szCs w:val="20"/>
-              </w:rPr>
-              <w:t xml:space="preserve">검색어: </w:t>
-            </w:r>
-            <w:r>
-              <w:rPr>
-                <w:rFonts w:ascii="맑은 고딕" w:eastAsia="맑은 고딕" w:hAnsi="맑은 고딕" w:cs="맑은 고딕"/>
-                <w:sz w:val="20"/>
-                <w:szCs w:val="20"/>
-              </w:rPr>
-              <w:t>‘</w:t>
-            </w:r>
-            <w:r>
-              <w:rPr>
-                <w:rFonts w:ascii="맑은 고딕" w:eastAsia="맑은 고딕" w:hAnsi="맑은 고딕" w:cs="맑은 고딕" w:hint="eastAsia"/>
-                <w:sz w:val="20"/>
-                <w:szCs w:val="20"/>
-              </w:rPr>
-              <w:t>현재 접속 중인 사용자 이름 또는 학번</w:t>
-            </w:r>
-            <w:r>
-              <w:rPr>
-                <w:rFonts w:ascii="맑은 고딕" w:eastAsia="맑은 고딕" w:hAnsi="맑은 고딕" w:cs="맑은 고딕"/>
-                <w:sz w:val="20"/>
-                <w:szCs w:val="20"/>
-              </w:rPr>
-              <w:t>’</w:t>
-            </w:r>
-          </w:p>
-        </w:tc>
-        <w:tc>
-          <w:tcPr>
-            <w:tcW w:w="1558" w:type="dxa"/>
-            <w:vAlign w:val="center"/>
-          </w:tcPr>
-          <w:p>
-            <w:pPr>
-              <w:jc w:val="center"/>
-              <w:rPr>
-                <w:rFonts w:ascii="맑은 고딕" w:eastAsia="맑은 고딕" w:hAnsi="맑은 고딕" w:cs="맑은 고딕"/>
-                <w:sz w:val="20"/>
-                <w:szCs w:val="20"/>
-              </w:rPr>
-            </w:pPr>
-            <w:r>
-              <w:rPr>
-                <w:rFonts w:ascii="맑은 고딕" w:eastAsia="맑은 고딕" w:hAnsi="맑은 고딕" w:cs="맑은 고딕" w:hint="eastAsia"/>
-                <w:sz w:val="20"/>
-                <w:szCs w:val="20"/>
-              </w:rPr>
-              <w:t>해당 사용자 검색 결과 목록 리스트 표시</w:t>
-            </w:r>
-          </w:p>
-        </w:tc>
-        <w:tc>
-          <w:tcPr>
-            <w:tcW w:w="1558" w:type="dxa"/>
-            <w:vMerge/>
-            <w:vAlign w:val="center"/>
-          </w:tcPr>
-          <w:p>
-            <w:pPr>
+              <w:widowControl/>
+              <w:spacing w:line="240" w:lineRule="auto"/>
               <w:jc w:val="center"/>
               <w:rPr>
                 <w:rFonts w:ascii="맑은 고딕" w:eastAsia="맑은 고딕" w:hAnsi="맑은 고딕" w:cs="맑은 고딕"/>
@@ -27533,7 +27621,7 @@
                 <w:sz w:val="20"/>
                 <w:szCs w:val="20"/>
               </w:rPr>
-              <w:t>TC05-4</w:t>
+              <w:t>TC05-5</w:t>
             </w:r>
           </w:p>
         </w:tc>
@@ -27578,7 +27666,7 @@
                 <w:sz w:val="20"/>
                 <w:szCs w:val="20"/>
               </w:rPr>
-              <w:t>사용자 초대 모달 팝업-현재 접속 중이지 않은 사용자 검색</w:t>
+              <w:t>사용자 초대 모달 팝업-현재 검색 결과에 일치하는 사용자의 접속 상태 변경</w:t>
             </w:r>
           </w:p>
         </w:tc>
@@ -27612,23 +27700,31 @@
                 <w:sz w:val="20"/>
                 <w:szCs w:val="20"/>
               </w:rPr>
-              <w:t>‘</w:t>
-            </w:r>
-            <w:r>
-              <w:rPr>
-                <w:rFonts w:ascii="맑은 고딕" w:eastAsia="맑은 고딕" w:hAnsi="맑은 고딕" w:cs="맑은 고딕" w:hint="eastAsia"/>
-                <w:sz w:val="20"/>
-                <w:szCs w:val="20"/>
-              </w:rPr>
-              <w:t>현재 접속 중이지 않은 사용자 이름 또는 학번</w:t>
-            </w:r>
-            <w:r>
-              <w:rPr>
-                <w:rFonts w:ascii="맑은 고딕" w:eastAsia="맑은 고딕" w:hAnsi="맑은 고딕" w:cs="맑은 고딕"/>
-                <w:sz w:val="20"/>
-                <w:szCs w:val="20"/>
-              </w:rPr>
-              <w:t>’</w:t>
+              <w:t>“</w:t>
+            </w:r>
+            <w:r>
+              <w:rPr>
+                <w:rFonts w:ascii="맑은 고딕" w:eastAsia="맑은 고딕" w:hAnsi="맑은 고딕" w:cs="맑은 고딕" w:hint="eastAsia"/>
+                <w:sz w:val="20"/>
+                <w:szCs w:val="20"/>
+              </w:rPr>
+              <w:t>20260001</w:t>
+            </w:r>
+            <w:r>
+              <w:rPr>
+                <w:rFonts w:ascii="맑은 고딕" w:eastAsia="맑은 고딕" w:hAnsi="맑은 고딕" w:cs="맑은 고딕"/>
+                <w:sz w:val="20"/>
+                <w:szCs w:val="20"/>
+              </w:rPr>
+              <w:t>”</w:t>
+            </w:r>
+            <w:r>
+              <w:rPr>
+                <w:rFonts w:ascii="맑은 고딕" w:eastAsia="맑은 고딕" w:hAnsi="맑은 고딕" w:cs="맑은 고딕" w:hint="eastAsia"/>
+                <w:sz w:val="20"/>
+                <w:szCs w:val="20"/>
+              </w:rPr>
+              <w:t xml:space="preserve"> 입력이 되어있는 상태에서 검색 결과에 일치하는 사용자 접속 상태 변경</w:t>
             </w:r>
           </w:p>
         </w:tc>
@@ -27650,35 +27746,11 @@
             </w:pPr>
             <w:r>
               <w:rPr>
-                <w:rFonts w:ascii="맑은 고딕" w:eastAsia="맑은 고딕" w:hAnsi="맑은 고딕" w:cs="맑은 고딕"/>
-                <w:sz w:val="20"/>
-                <w:szCs w:val="20"/>
-              </w:rPr>
-              <w:t>‘</w:t>
-            </w:r>
-            <w:r>
-              <w:rPr>
-                <w:rFonts w:ascii="맑은 고딕" w:eastAsia="맑은 고딕" w:hAnsi="맑은 고딕" w:cs="맑은 고딕" w:hint="eastAsia"/>
-                <w:sz w:val="20"/>
-                <w:szCs w:val="20"/>
-              </w:rPr>
-              <w:t>해당 검색 결과가 없습니다</w:t>
-            </w:r>
-            <w:r>
-              <w:rPr>
-                <w:rFonts w:ascii="맑은 고딕" w:eastAsia="맑은 고딕" w:hAnsi="맑은 고딕" w:cs="맑은 고딕"/>
-                <w:sz w:val="20"/>
-                <w:szCs w:val="20"/>
-              </w:rPr>
-              <w:t>’</w:t>
-            </w:r>
-            <w:r>
-              <w:rPr>
-                <w:rFonts w:ascii="맑은 고딕" w:eastAsia="맑은 고딕" w:hAnsi="맑은 고딕" w:cs="맑은 고딕" w:hint="eastAsia"/>
-                <w:sz w:val="20"/>
-                <w:szCs w:val="20"/>
-              </w:rPr>
-              <w:t>에 관한 텍스트 표시</w:t>
+                <w:rFonts w:ascii="맑은 고딕" w:eastAsia="맑은 고딕" w:hAnsi="맑은 고딕" w:cs="맑은 고딕" w:hint="eastAsia"/>
+                <w:sz w:val="20"/>
+                <w:szCs w:val="20"/>
+              </w:rPr>
+              <w:t>해당 대화방 초대 가능 목록 리스트 업데이트 표시</w:t>
             </w:r>
           </w:p>
         </w:tc>
@@ -27728,7 +27800,7 @@
                 <w:sz w:val="20"/>
                 <w:szCs w:val="20"/>
               </w:rPr>
-              <w:t>TC05-5</w:t>
+              <w:t>TC05-6</w:t>
             </w:r>
           </w:p>
         </w:tc>
@@ -27773,7 +27845,7 @@
                 <w:sz w:val="20"/>
                 <w:szCs w:val="20"/>
               </w:rPr>
-              <w:t>사용자 초대 모달 팝업-현재 검색 결과에 일치하는 사용자의 접속 상태 변경</w:t>
+              <w:t>초대 상대 선택</w:t>
             </w:r>
           </w:p>
         </w:tc>
@@ -27799,39 +27871,7 @@
                 <w:sz w:val="20"/>
                 <w:szCs w:val="20"/>
               </w:rPr>
-              <w:t xml:space="preserve">검색어: </w:t>
-            </w:r>
-            <w:r>
-              <w:rPr>
-                <w:rFonts w:ascii="맑은 고딕" w:eastAsia="맑은 고딕" w:hAnsi="맑은 고딕" w:cs="맑은 고딕"/>
-                <w:sz w:val="20"/>
-                <w:szCs w:val="20"/>
-              </w:rPr>
-              <w:t>“</w:t>
-            </w:r>
-            <w:r>
-              <w:rPr>
-                <w:rFonts w:ascii="맑은 고딕" w:eastAsia="맑은 고딕" w:hAnsi="맑은 고딕" w:cs="맑은 고딕" w:hint="eastAsia"/>
-                <w:sz w:val="20"/>
-                <w:szCs w:val="20"/>
-              </w:rPr>
-              <w:t>20260001</w:t>
-            </w:r>
-            <w:r>
-              <w:rPr>
-                <w:rFonts w:ascii="맑은 고딕" w:eastAsia="맑은 고딕" w:hAnsi="맑은 고딕" w:cs="맑은 고딕"/>
-                <w:sz w:val="20"/>
-                <w:szCs w:val="20"/>
-              </w:rPr>
-              <w:t>”</w:t>
-            </w:r>
-            <w:r>
-              <w:rPr>
-                <w:rFonts w:ascii="맑은 고딕" w:eastAsia="맑은 고딕" w:hAnsi="맑은 고딕" w:cs="맑은 고딕" w:hint="eastAsia"/>
-                <w:sz w:val="20"/>
-                <w:szCs w:val="20"/>
-              </w:rPr>
-              <w:t xml:space="preserve"> 입력이 되어있는 상태에서 검색 결과에 일치하는 사용자 접속 상태 변경</w:t>
+              <w:t>사용자 초대 가능 목록 리스트에서 대화방에 초대할 상대 선택</w:t>
             </w:r>
           </w:p>
         </w:tc>
@@ -27857,7 +27897,7 @@
                 <w:sz w:val="20"/>
                 <w:szCs w:val="20"/>
               </w:rPr>
-              <w:t>해당 대화방 초대 가능 목록 리스트 업데이트 표시</w:t>
+              <w:t>선택한 사용자 목록 체크박스 활성화 및 패널 표시</w:t>
             </w:r>
           </w:p>
         </w:tc>
@@ -27892,7 +27932,8 @@
           </w:tcPr>
           <w:p>
             <w:pPr>
-              <w:spacing w:before="24"/>
+              <w:widowControl/>
+              <w:spacing w:before="24" w:line="240" w:lineRule="auto"/>
               <w:ind w:left="15" w:right="1"/>
               <w:jc w:val="center"/>
               <w:rPr>
@@ -27907,7 +27948,7 @@
                 <w:sz w:val="20"/>
                 <w:szCs w:val="20"/>
               </w:rPr>
-              <w:t>TC05-6</w:t>
+              <w:t>TC05-7</w:t>
             </w:r>
           </w:p>
         </w:tc>
@@ -27952,7 +27993,7 @@
                 <w:sz w:val="20"/>
                 <w:szCs w:val="20"/>
               </w:rPr>
-              <w:t>초대 상대 선택</w:t>
+              <w:t>초대 상대 체크박스 해제</w:t>
             </w:r>
           </w:p>
         </w:tc>
@@ -27978,7 +28019,7 @@
                 <w:sz w:val="20"/>
                 <w:szCs w:val="20"/>
               </w:rPr>
-              <w:t>사용자 초대 가능 목록 리스트에서 대화방에 초대할 상대 선택</w:t>
+              <w:t>사용자 초대 가능 목록 리스트에서 선택한 사용자 목록 클릭</w:t>
             </w:r>
           </w:p>
         </w:tc>
@@ -28004,7 +28045,7 @@
                 <w:sz w:val="20"/>
                 <w:szCs w:val="20"/>
               </w:rPr>
-              <w:t>선택한 사용자 목록 체크박스 활성화 및 패널 표시</w:t>
+              <w:t>선택한 사용자 목록 체크박스 비활성화 및 패널에 해당 사용자 목록 제거</w:t>
             </w:r>
           </w:p>
         </w:tc>
@@ -28055,7 +28096,8 @@
                 <w:sz w:val="20"/>
                 <w:szCs w:val="20"/>
               </w:rPr>
-              <w:t>TC05-7</w:t>
+              <w:lastRenderedPageBreak/>
+              <w:t>TC05-8</w:t>
             </w:r>
           </w:p>
         </w:tc>
@@ -28100,7 +28142,7 @@
                 <w:sz w:val="20"/>
                 <w:szCs w:val="20"/>
               </w:rPr>
-              <w:t>초대 상대 체크박스 해제</w:t>
+              <w:t>패널의 사용자 목록 제거</w:t>
             </w:r>
           </w:p>
         </w:tc>
@@ -28126,16 +28168,7 @@
                 <w:sz w:val="20"/>
                 <w:szCs w:val="20"/>
               </w:rPr>
-              <w:t xml:space="preserve">사용자 초대 가능 목록 리스트에서 </w:t>
-            </w:r>
-            <w:r>
-              <w:rPr>
-                <w:rFonts w:ascii="맑은 고딕" w:eastAsia="맑은 고딕" w:hAnsi="맑은 고딕" w:cs="맑은 고딕" w:hint="eastAsia"/>
-                <w:sz w:val="20"/>
-                <w:szCs w:val="20"/>
-              </w:rPr>
-              <w:lastRenderedPageBreak/>
-              <w:t>선택한 사용자 목록 클릭</w:t>
+              <w:t>사용자 초대 모달 팝업 패널의 사용자 목록 제거 버튼 클릭</w:t>
             </w:r>
           </w:p>
         </w:tc>
@@ -28161,17 +28194,7 @@
                 <w:sz w:val="20"/>
                 <w:szCs w:val="20"/>
               </w:rPr>
-              <w:lastRenderedPageBreak/>
-              <w:t xml:space="preserve">선택한 사용자 목록 체크박스 비활성화 및 </w:t>
-            </w:r>
-            <w:r>
-              <w:rPr>
-                <w:rFonts w:ascii="맑은 고딕" w:eastAsia="맑은 고딕" w:hAnsi="맑은 고딕" w:cs="맑은 고딕" w:hint="eastAsia"/>
-                <w:sz w:val="20"/>
-                <w:szCs w:val="20"/>
-              </w:rPr>
-              <w:lastRenderedPageBreak/>
-              <w:t>패널에 해당 사용자 목록 제거</w:t>
+              <w:t>패널에 해당 사용자 목록 제거 및 체크박스 비활성화</w:t>
             </w:r>
           </w:p>
         </w:tc>
@@ -28222,7 +28245,7 @@
                 <w:sz w:val="20"/>
                 <w:szCs w:val="20"/>
               </w:rPr>
-              <w:t>TC05-8</w:t>
+              <w:t>TC05-9</w:t>
             </w:r>
           </w:p>
         </w:tc>
@@ -28267,7 +28290,7 @@
                 <w:sz w:val="20"/>
                 <w:szCs w:val="20"/>
               </w:rPr>
-              <w:t>패널의 사용자 목록 제거</w:t>
+              <w:t>초대 상대 선택 일괄 해제</w:t>
             </w:r>
           </w:p>
         </w:tc>
@@ -28293,7 +28316,39 @@
                 <w:sz w:val="20"/>
                 <w:szCs w:val="20"/>
               </w:rPr>
-              <w:t>사용자 초대 모달 팝업 패널의 사용자 목록 제거 버튼 클릭</w:t>
+              <w:t xml:space="preserve">사용자 초대 모달 팝업 패널의 </w:t>
+            </w:r>
+            <w:r>
+              <w:rPr>
+                <w:rFonts w:ascii="맑은 고딕" w:eastAsia="맑은 고딕" w:hAnsi="맑은 고딕" w:cs="맑은 고딕"/>
+                <w:sz w:val="20"/>
+                <w:szCs w:val="20"/>
+              </w:rPr>
+              <w:t>‘</w:t>
+            </w:r>
+            <w:r>
+              <w:rPr>
+                <w:rFonts w:ascii="맑은 고딕" w:eastAsia="맑은 고딕" w:hAnsi="맑은 고딕" w:cs="맑은 고딕" w:hint="eastAsia"/>
+                <w:sz w:val="20"/>
+                <w:szCs w:val="20"/>
+              </w:rPr>
+              <w:t>선택 취소</w:t>
+            </w:r>
+            <w:r>
+              <w:rPr>
+                <w:rFonts w:ascii="맑은 고딕" w:eastAsia="맑은 고딕" w:hAnsi="맑은 고딕" w:cs="맑은 고딕"/>
+                <w:sz w:val="20"/>
+                <w:szCs w:val="20"/>
+              </w:rPr>
+              <w:t>’</w:t>
+            </w:r>
+            <w:r>
+              <w:rPr>
+                <w:rFonts w:ascii="맑은 고딕" w:eastAsia="맑은 고딕" w:hAnsi="맑은 고딕" w:cs="맑은 고딕" w:hint="eastAsia"/>
+                <w:sz w:val="20"/>
+                <w:szCs w:val="20"/>
+              </w:rPr>
+              <w:t xml:space="preserve"> 버튼 클릭</w:t>
             </w:r>
           </w:p>
         </w:tc>
@@ -28319,7 +28374,7 @@
                 <w:sz w:val="20"/>
                 <w:szCs w:val="20"/>
               </w:rPr>
-              <w:t>패널에 해당 사용자 목록 제거 및 체크박스 비활성화</w:t>
+              <w:t>선택한 사용자 목록 체크박스 비활성화 및 패널 제거</w:t>
             </w:r>
           </w:p>
         </w:tc>
@@ -28370,7 +28425,7 @@
                 <w:sz w:val="20"/>
                 <w:szCs w:val="20"/>
               </w:rPr>
-              <w:t>TC05-9</w:t>
+              <w:t>TC05-10</w:t>
             </w:r>
           </w:p>
         </w:tc>
@@ -28415,7 +28470,7 @@
                 <w:sz w:val="20"/>
                 <w:szCs w:val="20"/>
               </w:rPr>
-              <w:t>초대 상대 선택 일괄 해제</w:t>
+              <w:t>선택한 초대 상대 접속 상태 변경</w:t>
             </w:r>
           </w:p>
         </w:tc>
@@ -28441,39 +28496,7 @@
                 <w:sz w:val="20"/>
                 <w:szCs w:val="20"/>
               </w:rPr>
-              <w:t xml:space="preserve">사용자 초대 모달 팝업 패널의 </w:t>
-            </w:r>
-            <w:r>
-              <w:rPr>
-                <w:rFonts w:ascii="맑은 고딕" w:eastAsia="맑은 고딕" w:hAnsi="맑은 고딕" w:cs="맑은 고딕"/>
-                <w:sz w:val="20"/>
-                <w:szCs w:val="20"/>
-              </w:rPr>
-              <w:t>‘</w:t>
-            </w:r>
-            <w:r>
-              <w:rPr>
-                <w:rFonts w:ascii="맑은 고딕" w:eastAsia="맑은 고딕" w:hAnsi="맑은 고딕" w:cs="맑은 고딕" w:hint="eastAsia"/>
-                <w:sz w:val="20"/>
-                <w:szCs w:val="20"/>
-              </w:rPr>
-              <w:t>선택 취소</w:t>
-            </w:r>
-            <w:r>
-              <w:rPr>
-                <w:rFonts w:ascii="맑은 고딕" w:eastAsia="맑은 고딕" w:hAnsi="맑은 고딕" w:cs="맑은 고딕"/>
-                <w:sz w:val="20"/>
-                <w:szCs w:val="20"/>
-              </w:rPr>
-              <w:t>’</w:t>
-            </w:r>
-            <w:r>
-              <w:rPr>
-                <w:rFonts w:ascii="맑은 고딕" w:eastAsia="맑은 고딕" w:hAnsi="맑은 고딕" w:cs="맑은 고딕" w:hint="eastAsia"/>
-                <w:sz w:val="20"/>
-                <w:szCs w:val="20"/>
-              </w:rPr>
-              <w:t xml:space="preserve"> 버튼 클릭</w:t>
+              <w:t>초대 상대를 선택한 상태에서 선택된 사용자가 로그아웃</w:t>
             </w:r>
           </w:p>
         </w:tc>
@@ -28499,7 +28522,7 @@
                 <w:sz w:val="20"/>
                 <w:szCs w:val="20"/>
               </w:rPr>
-              <w:t>선택한 사용자 목록 체크박스 비활성화 및 패널 제거</w:t>
+              <w:t>패널에 해당 사용자 목록 제거 및 초대 가능 목록 리스트 업데이트 표시</w:t>
             </w:r>
           </w:p>
         </w:tc>
@@ -28550,14 +28573,14 @@
                 <w:sz w:val="20"/>
                 <w:szCs w:val="20"/>
               </w:rPr>
-              <w:t>TC05-10</w:t>
-            </w:r>
-          </w:p>
-        </w:tc>
-        <w:tc>
-          <w:tcPr>
-            <w:tcW w:w="1558" w:type="dxa"/>
-            <w:vMerge/>
+              <w:t>TC06-1</w:t>
+            </w:r>
+          </w:p>
+        </w:tc>
+        <w:tc>
+          <w:tcPr>
+            <w:tcW w:w="1558" w:type="dxa"/>
+            <w:vMerge w:val="restart"/>
             <w:vAlign w:val="center"/>
           </w:tcPr>
           <w:p>
@@ -28571,6 +28594,14 @@
                 <w:szCs w:val="20"/>
               </w:rPr>
             </w:pPr>
+            <w:r>
+              <w:rPr>
+                <w:rFonts w:ascii="맑은 고딕" w:eastAsia="맑은 고딕" w:hAnsi="맑은 고딕" w:cs="맑은 고딕" w:hint="eastAsia"/>
+                <w:sz w:val="20"/>
+                <w:szCs w:val="20"/>
+              </w:rPr>
+              <w:t>FR-06</w:t>
+            </w:r>
           </w:p>
         </w:tc>
         <w:tc>
@@ -28595,7 +28626,7 @@
                 <w:sz w:val="20"/>
                 <w:szCs w:val="20"/>
               </w:rPr>
-              <w:t>선택한 초대 상대 접속 상태 변경</w:t>
+              <w:t>지도 검색 화면 표시</w:t>
             </w:r>
           </w:p>
         </w:tc>
@@ -28621,7 +28652,7 @@
                 <w:sz w:val="20"/>
                 <w:szCs w:val="20"/>
               </w:rPr>
-              <w:t>초대 상대를 선택한 상태에서 선택된 사용자가 로그아웃</w:t>
+              <w:t>대화방 화면에 지도 검색 버튼 클릭</w:t>
             </w:r>
           </w:p>
         </w:tc>
@@ -28647,14 +28678,14 @@
                 <w:sz w:val="20"/>
                 <w:szCs w:val="20"/>
               </w:rPr>
-              <w:t>패널에 해당 사용자 목록 제거 및 초대 가능 목록 리스트 업데이트 표시</w:t>
-            </w:r>
-          </w:p>
-        </w:tc>
-        <w:tc>
-          <w:tcPr>
-            <w:tcW w:w="1558" w:type="dxa"/>
-            <w:vMerge/>
+              <w:t>현재 위치 기반 지도 검색 화면 표시</w:t>
+            </w:r>
+          </w:p>
+        </w:tc>
+        <w:tc>
+          <w:tcPr>
+            <w:tcW w:w="1558" w:type="dxa"/>
+            <w:vMerge w:val="restart"/>
             <w:vAlign w:val="center"/>
           </w:tcPr>
           <w:p>
@@ -28668,6 +28699,14 @@
                 <w:szCs w:val="20"/>
               </w:rPr>
             </w:pPr>
+            <w:r>
+              <w:rPr>
+                <w:rFonts w:ascii="맑은 고딕" w:eastAsia="맑은 고딕" w:hAnsi="맑은 고딕" w:cs="맑은 고딕" w:hint="eastAsia"/>
+                <w:sz w:val="20"/>
+                <w:szCs w:val="20"/>
+              </w:rPr>
+              <w:t>임효진</w:t>
+            </w:r>
           </w:p>
         </w:tc>
       </w:tr>
@@ -28698,14 +28737,14 @@
                 <w:sz w:val="20"/>
                 <w:szCs w:val="20"/>
               </w:rPr>
-              <w:t>TC06-1</w:t>
-            </w:r>
-          </w:p>
-        </w:tc>
-        <w:tc>
-          <w:tcPr>
-            <w:tcW w:w="1558" w:type="dxa"/>
-            <w:vMerge w:val="restart"/>
+              <w:t>TC06-2</w:t>
+            </w:r>
+          </w:p>
+        </w:tc>
+        <w:tc>
+          <w:tcPr>
+            <w:tcW w:w="1558" w:type="dxa"/>
+            <w:vMerge/>
             <w:vAlign w:val="center"/>
           </w:tcPr>
           <w:p>
@@ -28719,14 +28758,6 @@
                 <w:szCs w:val="20"/>
               </w:rPr>
             </w:pPr>
-            <w:r>
-              <w:rPr>
-                <w:rFonts w:ascii="맑은 고딕" w:eastAsia="맑은 고딕" w:hAnsi="맑은 고딕" w:cs="맑은 고딕" w:hint="eastAsia"/>
-                <w:sz w:val="20"/>
-                <w:szCs w:val="20"/>
-              </w:rPr>
-              <w:t>FR-06</w:t>
-            </w:r>
           </w:p>
         </w:tc>
         <w:tc>
@@ -28751,7 +28782,7 @@
                 <w:sz w:val="20"/>
                 <w:szCs w:val="20"/>
               </w:rPr>
-              <w:t>지도 검색 화면 표시</w:t>
+              <w:t>지도 검색 화면-검색어 공백 값 입력</w:t>
             </w:r>
           </w:p>
         </w:tc>
@@ -28777,7 +28808,31 @@
                 <w:sz w:val="20"/>
                 <w:szCs w:val="20"/>
               </w:rPr>
-              <w:t>대화방 화면에 지도 검색 버튼 클릭</w:t>
+              <w:t xml:space="preserve">검색어: </w:t>
+            </w:r>
+            <w:r>
+              <w:rPr>
+                <w:rFonts w:ascii="맑은 고딕" w:eastAsia="맑은 고딕" w:hAnsi="맑은 고딕" w:cs="맑은 고딕"/>
+                <w:sz w:val="20"/>
+                <w:szCs w:val="20"/>
+              </w:rPr>
+              <w:t>“</w:t>
+            </w:r>
+            <w:r>
+              <w:rPr>
+                <w:rFonts w:ascii="맑은 고딕" w:eastAsia="맑은 고딕" w:hAnsi="맑은 고딕" w:cs="맑은 고딕" w:hint="eastAsia"/>
+                <w:sz w:val="20"/>
+                <w:szCs w:val="20"/>
+              </w:rPr>
+              <w:t xml:space="preserve"> </w:t>
+            </w:r>
+            <w:r>
+              <w:rPr>
+                <w:rFonts w:ascii="맑은 고딕" w:eastAsia="맑은 고딕" w:hAnsi="맑은 고딕" w:cs="맑은 고딕"/>
+                <w:sz w:val="20"/>
+                <w:szCs w:val="20"/>
+              </w:rPr>
+              <w:t>“</w:t>
             </w:r>
           </w:p>
         </w:tc>
@@ -28799,18 +28854,26 @@
             </w:pPr>
             <w:r>
               <w:rPr>
-                <w:rFonts w:ascii="맑은 고딕" w:eastAsia="맑은 고딕" w:hAnsi="맑은 고딕" w:cs="맑은 고딕" w:hint="eastAsia"/>
-                <w:sz w:val="20"/>
-                <w:szCs w:val="20"/>
-              </w:rPr>
-              <w:t>현재 위치 기반 지도 검색 화면 표시</w:t>
-            </w:r>
-          </w:p>
-        </w:tc>
-        <w:tc>
-          <w:tcPr>
-            <w:tcW w:w="1558" w:type="dxa"/>
-            <w:vMerge w:val="restart"/>
+                <w:rFonts w:ascii="맑은 고딕" w:eastAsia="맑은 고딕" w:hAnsi="맑은 고딕" w:cs="맑은 고딕"/>
+                <w:sz w:val="20"/>
+                <w:szCs w:val="20"/>
+              </w:rPr>
+              <w:t>‘</w:t>
+            </w:r>
+            <w:r>
+              <w:rPr>
+                <w:rFonts w:ascii="맑은 고딕" w:eastAsia="맑은 고딕" w:hAnsi="맑은 고딕" w:cs="맑은 고딕" w:hint="eastAsia"/>
+                <w:sz w:val="20"/>
+                <w:szCs w:val="20"/>
+              </w:rPr>
+              <w:t>검색어 입력에 관한 메시지 표시 및 현재 위치 기반 지도 표시 유지</w:t>
+            </w:r>
+          </w:p>
+        </w:tc>
+        <w:tc>
+          <w:tcPr>
+            <w:tcW w:w="1558" w:type="dxa"/>
+            <w:vMerge/>
             <w:vAlign w:val="center"/>
           </w:tcPr>
           <w:p>
@@ -28824,14 +28887,6 @@
                 <w:szCs w:val="20"/>
               </w:rPr>
             </w:pPr>
-            <w:r>
-              <w:rPr>
-                <w:rFonts w:ascii="맑은 고딕" w:eastAsia="맑은 고딕" w:hAnsi="맑은 고딕" w:cs="맑은 고딕" w:hint="eastAsia"/>
-                <w:sz w:val="20"/>
-                <w:szCs w:val="20"/>
-              </w:rPr>
-              <w:t>임효진</w:t>
-            </w:r>
           </w:p>
         </w:tc>
       </w:tr>
@@ -28862,7 +28917,7 @@
                 <w:sz w:val="20"/>
                 <w:szCs w:val="20"/>
               </w:rPr>
-              <w:t>TC06-2</w:t>
+              <w:t>TC06-3</w:t>
             </w:r>
           </w:p>
         </w:tc>
@@ -28907,7 +28962,7 @@
                 <w:sz w:val="20"/>
                 <w:szCs w:val="20"/>
               </w:rPr>
-              <w:t>지도 검색 화면-검색어 공백 값 입력</w:t>
+              <w:t>지도 검색 화면-제한된 길이(예: 100자)를 초과하는 검색어 입력</w:t>
             </w:r>
           </w:p>
         </w:tc>
@@ -28941,23 +28996,23 @@
                 <w:sz w:val="20"/>
                 <w:szCs w:val="20"/>
               </w:rPr>
-              <w:t>“</w:t>
-            </w:r>
-            <w:r>
-              <w:rPr>
-                <w:rFonts w:ascii="맑은 고딕" w:eastAsia="맑은 고딕" w:hAnsi="맑은 고딕" w:cs="맑은 고딕" w:hint="eastAsia"/>
-                <w:sz w:val="20"/>
-                <w:szCs w:val="20"/>
-              </w:rPr>
-              <w:t xml:space="preserve"> </w:t>
-            </w:r>
-            <w:r>
-              <w:rPr>
-                <w:rFonts w:ascii="맑은 고딕" w:eastAsia="맑은 고딕" w:hAnsi="맑은 고딕" w:cs="맑은 고딕"/>
-                <w:sz w:val="20"/>
-                <w:szCs w:val="20"/>
-              </w:rPr>
-              <w:t>“</w:t>
+              <w:t>‘</w:t>
+            </w:r>
+            <w:r>
+              <w:rPr>
+                <w:rFonts w:ascii="맑은 고딕" w:eastAsia="맑은 고딕" w:hAnsi="맑은 고딕" w:cs="맑은 고딕" w:hint="eastAsia"/>
+                <w:sz w:val="20"/>
+                <w:szCs w:val="20"/>
+              </w:rPr>
+              <w:t>100자 초과</w:t>
+            </w:r>
+            <w:r>
+              <w:rPr>
+                <w:rFonts w:ascii="맑은 고딕" w:eastAsia="맑은 고딕" w:hAnsi="맑은 고딕" w:cs="맑은 고딕"/>
+                <w:sz w:val="20"/>
+                <w:szCs w:val="20"/>
+              </w:rPr>
+              <w:t>’</w:t>
             </w:r>
           </w:p>
         </w:tc>
@@ -28979,6 +29034,14 @@
             </w:pPr>
             <w:r>
               <w:rPr>
+                <w:rFonts w:ascii="맑은 고딕" w:eastAsia="맑은 고딕" w:hAnsi="맑은 고딕" w:cs="맑은 고딕" w:hint="eastAsia"/>
+                <w:sz w:val="20"/>
+                <w:szCs w:val="20"/>
+              </w:rPr>
+              <w:t xml:space="preserve">해당 검색어 입력 제한 처리 및 </w:t>
+            </w:r>
+            <w:r>
+              <w:rPr>
                 <w:rFonts w:ascii="맑은 고딕" w:eastAsia="맑은 고딕" w:hAnsi="맑은 고딕" w:cs="맑은 고딕"/>
                 <w:sz w:val="20"/>
                 <w:szCs w:val="20"/>
@@ -28991,7 +29054,23 @@
                 <w:sz w:val="20"/>
                 <w:szCs w:val="20"/>
               </w:rPr>
-              <w:t>검색어 입력에 관한 메시지 표시 및 현재 위치 기반 지도 표시 유지</w:t>
+              <w:t>검색어 입력 제한</w:t>
+            </w:r>
+            <w:r>
+              <w:rPr>
+                <w:rFonts w:ascii="맑은 고딕" w:eastAsia="맑은 고딕" w:hAnsi="맑은 고딕" w:cs="맑은 고딕"/>
+                <w:sz w:val="20"/>
+                <w:szCs w:val="20"/>
+              </w:rPr>
+              <w:t>’</w:t>
+            </w:r>
+            <w:r>
+              <w:rPr>
+                <w:rFonts w:ascii="맑은 고딕" w:eastAsia="맑은 고딕" w:hAnsi="맑은 고딕" w:cs="맑은 고딕" w:hint="eastAsia"/>
+                <w:sz w:val="20"/>
+                <w:szCs w:val="20"/>
+              </w:rPr>
+              <w:t>에 관한 메시지 표시</w:t>
             </w:r>
           </w:p>
         </w:tc>
@@ -29026,7 +29105,6 @@
           </w:tcPr>
           <w:p>
             <w:pPr>
-              <w:widowControl/>
               <w:spacing w:before="24" w:line="240" w:lineRule="auto"/>
               <w:ind w:left="15" w:right="1"/>
               <w:jc w:val="center"/>
@@ -29042,7 +29120,7 @@
                 <w:sz w:val="20"/>
                 <w:szCs w:val="20"/>
               </w:rPr>
-              <w:t>TC06-3</w:t>
+              <w:t>TC06-4</w:t>
             </w:r>
           </w:p>
         </w:tc>
@@ -29054,51 +29132,48 @@
           </w:tcPr>
           <w:p>
             <w:pPr>
-              <w:widowControl/>
-              <w:spacing w:line="240" w:lineRule="auto"/>
-              <w:jc w:val="center"/>
-              <w:rPr>
-                <w:rFonts w:ascii="맑은 고딕" w:eastAsia="맑은 고딕" w:hAnsi="맑은 고딕" w:cs="맑은 고딕"/>
-                <w:sz w:val="20"/>
-                <w:szCs w:val="20"/>
-              </w:rPr>
-            </w:pPr>
-          </w:p>
-        </w:tc>
-        <w:tc>
-          <w:tcPr>
-            <w:tcW w:w="1558" w:type="dxa"/>
-            <w:vAlign w:val="center"/>
-          </w:tcPr>
-          <w:p>
-            <w:pPr>
-              <w:widowControl/>
-              <w:spacing w:line="240" w:lineRule="auto"/>
-              <w:jc w:val="center"/>
-              <w:rPr>
-                <w:rFonts w:ascii="맑은 고딕" w:eastAsia="맑은 고딕" w:hAnsi="맑은 고딕" w:cs="맑은 고딕"/>
-                <w:sz w:val="20"/>
-                <w:szCs w:val="20"/>
-              </w:rPr>
-            </w:pPr>
-            <w:r>
-              <w:rPr>
-                <w:rFonts w:ascii="맑은 고딕" w:eastAsia="맑은 고딕" w:hAnsi="맑은 고딕" w:cs="맑은 고딕" w:hint="eastAsia"/>
-                <w:sz w:val="20"/>
-                <w:szCs w:val="20"/>
-              </w:rPr>
-              <w:t>지도 검색 화면-제한된 길이(예: 100자)를 초과하는 검색어 입력</w:t>
-            </w:r>
-          </w:p>
-        </w:tc>
-        <w:tc>
-          <w:tcPr>
-            <w:tcW w:w="1558" w:type="dxa"/>
-            <w:vAlign w:val="center"/>
-          </w:tcPr>
-          <w:p>
-            <w:pPr>
-              <w:widowControl/>
+              <w:spacing w:line="240" w:lineRule="auto"/>
+              <w:jc w:val="center"/>
+              <w:rPr>
+                <w:rFonts w:ascii="맑은 고딕" w:eastAsia="맑은 고딕" w:hAnsi="맑은 고딕" w:cs="맑은 고딕"/>
+                <w:sz w:val="20"/>
+                <w:szCs w:val="20"/>
+              </w:rPr>
+            </w:pPr>
+          </w:p>
+        </w:tc>
+        <w:tc>
+          <w:tcPr>
+            <w:tcW w:w="1558" w:type="dxa"/>
+            <w:vAlign w:val="center"/>
+          </w:tcPr>
+          <w:p>
+            <w:pPr>
+              <w:spacing w:line="240" w:lineRule="auto"/>
+              <w:jc w:val="center"/>
+              <w:rPr>
+                <w:rFonts w:ascii="맑은 고딕" w:eastAsia="맑은 고딕" w:hAnsi="맑은 고딕" w:cs="맑은 고딕"/>
+                <w:sz w:val="20"/>
+                <w:szCs w:val="20"/>
+              </w:rPr>
+            </w:pPr>
+            <w:r>
+              <w:rPr>
+                <w:rFonts w:ascii="맑은 고딕" w:eastAsia="맑은 고딕" w:hAnsi="맑은 고딕" w:cs="맑은 고딕" w:hint="eastAsia"/>
+                <w:sz w:val="20"/>
+                <w:szCs w:val="20"/>
+              </w:rPr>
+              <w:t>정상 검색어 입력</w:t>
+            </w:r>
+          </w:p>
+        </w:tc>
+        <w:tc>
+          <w:tcPr>
+            <w:tcW w:w="1558" w:type="dxa"/>
+            <w:vAlign w:val="center"/>
+          </w:tcPr>
+          <w:p>
+            <w:pPr>
               <w:spacing w:line="240" w:lineRule="auto"/>
               <w:jc w:val="center"/>
               <w:rPr>
@@ -29121,81 +29196,48 @@
                 <w:sz w:val="20"/>
                 <w:szCs w:val="20"/>
               </w:rPr>
-              <w:t>‘</w:t>
-            </w:r>
-            <w:r>
-              <w:rPr>
-                <w:rFonts w:ascii="맑은 고딕" w:eastAsia="맑은 고딕" w:hAnsi="맑은 고딕" w:cs="맑은 고딕" w:hint="eastAsia"/>
-                <w:sz w:val="20"/>
-                <w:szCs w:val="20"/>
-              </w:rPr>
-              <w:t>100자 초과</w:t>
-            </w:r>
-            <w:r>
-              <w:rPr>
-                <w:rFonts w:ascii="맑은 고딕" w:eastAsia="맑은 고딕" w:hAnsi="맑은 고딕" w:cs="맑은 고딕"/>
-                <w:sz w:val="20"/>
-                <w:szCs w:val="20"/>
-              </w:rPr>
-              <w:t>’</w:t>
-            </w:r>
-          </w:p>
-        </w:tc>
-        <w:tc>
-          <w:tcPr>
-            <w:tcW w:w="1558" w:type="dxa"/>
-            <w:vAlign w:val="center"/>
-          </w:tcPr>
-          <w:p>
-            <w:pPr>
-              <w:widowControl/>
-              <w:spacing w:line="240" w:lineRule="auto"/>
-              <w:jc w:val="center"/>
-              <w:rPr>
-                <w:rFonts w:ascii="맑은 고딕" w:eastAsia="맑은 고딕" w:hAnsi="맑은 고딕" w:cs="맑은 고딕"/>
-                <w:sz w:val="20"/>
-                <w:szCs w:val="20"/>
-              </w:rPr>
-            </w:pPr>
-            <w:r>
-              <w:rPr>
-                <w:rFonts w:ascii="맑은 고딕" w:eastAsia="맑은 고딕" w:hAnsi="맑은 고딕" w:cs="맑은 고딕" w:hint="eastAsia"/>
-                <w:sz w:val="20"/>
-                <w:szCs w:val="20"/>
-              </w:rPr>
-              <w:t xml:space="preserve">해당 검색어 입력 제한 처리 및 </w:t>
-            </w:r>
-            <w:r>
-              <w:rPr>
-                <w:rFonts w:ascii="맑은 고딕" w:eastAsia="맑은 고딕" w:hAnsi="맑은 고딕" w:cs="맑은 고딕"/>
-                <w:sz w:val="20"/>
-                <w:szCs w:val="20"/>
-              </w:rPr>
-              <w:t>‘</w:t>
-            </w:r>
-            <w:r>
-              <w:rPr>
-                <w:rFonts w:ascii="맑은 고딕" w:eastAsia="맑은 고딕" w:hAnsi="맑은 고딕" w:cs="맑은 고딕" w:hint="eastAsia"/>
-                <w:sz w:val="20"/>
-                <w:szCs w:val="20"/>
-              </w:rPr>
-              <w:t>검색어 입력 제한</w:t>
-            </w:r>
-            <w:r>
-              <w:rPr>
-                <w:rFonts w:ascii="맑은 고딕" w:eastAsia="맑은 고딕" w:hAnsi="맑은 고딕" w:cs="맑은 고딕"/>
-                <w:sz w:val="20"/>
-                <w:szCs w:val="20"/>
-              </w:rPr>
-              <w:t>’</w:t>
-            </w:r>
-            <w:r>
-              <w:rPr>
-                <w:rFonts w:ascii="맑은 고딕" w:eastAsia="맑은 고딕" w:hAnsi="맑은 고딕" w:cs="맑은 고딕" w:hint="eastAsia"/>
-                <w:sz w:val="20"/>
-                <w:szCs w:val="20"/>
-              </w:rPr>
-              <w:t>에 관한 메시지 표시</w:t>
+              <w:t>“</w:t>
+            </w:r>
+            <w:r>
+              <w:rPr>
+                <w:rFonts w:ascii="맑은 고딕" w:eastAsia="맑은 고딕" w:hAnsi="맑은 고딕" w:cs="맑은 고딕" w:hint="eastAsia"/>
+                <w:sz w:val="20"/>
+                <w:szCs w:val="20"/>
+              </w:rPr>
+              <w:t>도서관</w:t>
+            </w:r>
+            <w:r>
+              <w:rPr>
+                <w:rFonts w:ascii="맑은 고딕" w:eastAsia="맑은 고딕" w:hAnsi="맑은 고딕" w:cs="맑은 고딕"/>
+                <w:sz w:val="20"/>
+                <w:szCs w:val="20"/>
+              </w:rPr>
+              <w:t>”</w:t>
+            </w:r>
+          </w:p>
+        </w:tc>
+        <w:tc>
+          <w:tcPr>
+            <w:tcW w:w="1558" w:type="dxa"/>
+            <w:vAlign w:val="center"/>
+          </w:tcPr>
+          <w:p>
+            <w:pPr>
+              <w:spacing w:line="240" w:lineRule="auto"/>
+              <w:jc w:val="center"/>
+              <w:rPr>
+                <w:rFonts w:ascii="맑은 고딕" w:eastAsia="맑은 고딕" w:hAnsi="맑은 고딕" w:cs="맑은 고딕"/>
+                <w:sz w:val="20"/>
+                <w:szCs w:val="20"/>
+              </w:rPr>
+            </w:pPr>
+            <w:r>
+              <w:rPr>
+                <w:rFonts w:ascii="맑은 고딕" w:eastAsia="맑은 고딕" w:hAnsi="맑은 고딕" w:cs="맑은 고딕" w:hint="eastAsia"/>
+                <w:sz w:val="20"/>
+                <w:szCs w:val="20"/>
+              </w:rPr>
+              <w:t>지도 검색 화면에 검색어 기반 해당 지도 검색 결과 목록 리스트 표시</w:t>
             </w:r>
           </w:p>
         </w:tc>
@@ -29207,7 +29249,6 @@
           </w:tcPr>
           <w:p>
             <w:pPr>
-              <w:widowControl/>
               <w:spacing w:line="240" w:lineRule="auto"/>
               <w:jc w:val="center"/>
               <w:rPr>
@@ -29245,7 +29286,7 @@
                 <w:sz w:val="20"/>
                 <w:szCs w:val="20"/>
               </w:rPr>
-              <w:t>TC06-4</w:t>
+              <w:t>TC06-5</w:t>
             </w:r>
           </w:p>
         </w:tc>
@@ -29288,81 +29329,57 @@
                 <w:sz w:val="20"/>
                 <w:szCs w:val="20"/>
               </w:rPr>
-              <w:t>정상 검색어 입력</w:t>
-            </w:r>
-          </w:p>
-        </w:tc>
-        <w:tc>
-          <w:tcPr>
-            <w:tcW w:w="1558" w:type="dxa"/>
-            <w:vAlign w:val="center"/>
-          </w:tcPr>
-          <w:p>
-            <w:pPr>
-              <w:spacing w:line="240" w:lineRule="auto"/>
-              <w:jc w:val="center"/>
-              <w:rPr>
-                <w:rFonts w:ascii="맑은 고딕" w:eastAsia="맑은 고딕" w:hAnsi="맑은 고딕" w:cs="맑은 고딕"/>
-                <w:sz w:val="20"/>
-                <w:szCs w:val="20"/>
-              </w:rPr>
-            </w:pPr>
-            <w:r>
-              <w:rPr>
-                <w:rFonts w:ascii="맑은 고딕" w:eastAsia="맑은 고딕" w:hAnsi="맑은 고딕" w:cs="맑은 고딕" w:hint="eastAsia"/>
-                <w:sz w:val="20"/>
-                <w:szCs w:val="20"/>
-              </w:rPr>
-              <w:t xml:space="preserve">검색어: </w:t>
-            </w:r>
-            <w:r>
-              <w:rPr>
-                <w:rFonts w:ascii="맑은 고딕" w:eastAsia="맑은 고딕" w:hAnsi="맑은 고딕" w:cs="맑은 고딕"/>
-                <w:sz w:val="20"/>
-                <w:szCs w:val="20"/>
-              </w:rPr>
-              <w:t>“</w:t>
-            </w:r>
-            <w:r>
-              <w:rPr>
-                <w:rFonts w:ascii="맑은 고딕" w:eastAsia="맑은 고딕" w:hAnsi="맑은 고딕" w:cs="맑은 고딕" w:hint="eastAsia"/>
-                <w:sz w:val="20"/>
-                <w:szCs w:val="20"/>
-              </w:rPr>
-              <w:t>도서관</w:t>
-            </w:r>
-            <w:r>
-              <w:rPr>
-                <w:rFonts w:ascii="맑은 고딕" w:eastAsia="맑은 고딕" w:hAnsi="맑은 고딕" w:cs="맑은 고딕"/>
-                <w:sz w:val="20"/>
-                <w:szCs w:val="20"/>
-              </w:rPr>
-              <w:t>”</w:t>
-            </w:r>
-          </w:p>
-        </w:tc>
-        <w:tc>
-          <w:tcPr>
-            <w:tcW w:w="1558" w:type="dxa"/>
-            <w:vAlign w:val="center"/>
-          </w:tcPr>
-          <w:p>
-            <w:pPr>
-              <w:spacing w:line="240" w:lineRule="auto"/>
-              <w:jc w:val="center"/>
-              <w:rPr>
-                <w:rFonts w:ascii="맑은 고딕" w:eastAsia="맑은 고딕" w:hAnsi="맑은 고딕" w:cs="맑은 고딕"/>
-                <w:sz w:val="20"/>
-                <w:szCs w:val="20"/>
-              </w:rPr>
-            </w:pPr>
-            <w:r>
-              <w:rPr>
-                <w:rFonts w:ascii="맑은 고딕" w:eastAsia="맑은 고딕" w:hAnsi="맑은 고딕" w:cs="맑은 고딕" w:hint="eastAsia"/>
-                <w:sz w:val="20"/>
-                <w:szCs w:val="20"/>
-              </w:rPr>
-              <w:t>지도 검색 화면에 검색어 기반 해당 지도 검색 결과 목록 리스트 표시</w:t>
+              <w:t>장소 선택</w:t>
+            </w:r>
+          </w:p>
+        </w:tc>
+        <w:tc>
+          <w:tcPr>
+            <w:tcW w:w="1558" w:type="dxa"/>
+            <w:vAlign w:val="center"/>
+          </w:tcPr>
+          <w:p>
+            <w:pPr>
+              <w:spacing w:line="240" w:lineRule="auto"/>
+              <w:jc w:val="center"/>
+              <w:rPr>
+                <w:rFonts w:ascii="맑은 고딕" w:eastAsia="맑은 고딕" w:hAnsi="맑은 고딕" w:cs="맑은 고딕"/>
+                <w:sz w:val="20"/>
+                <w:szCs w:val="20"/>
+              </w:rPr>
+            </w:pPr>
+            <w:r>
+              <w:rPr>
+                <w:rFonts w:ascii="맑은 고딕" w:eastAsia="맑은 고딕" w:hAnsi="맑은 고딕" w:cs="맑은 고딕" w:hint="eastAsia"/>
+                <w:sz w:val="20"/>
+                <w:szCs w:val="20"/>
+              </w:rPr>
+              <w:t>지도 검색 화면에 지도 검색 결과 목록 리스트 중 장소 목록 클릭</w:t>
+            </w:r>
+          </w:p>
+        </w:tc>
+        <w:tc>
+          <w:tcPr>
+            <w:tcW w:w="1558" w:type="dxa"/>
+            <w:vAlign w:val="center"/>
+          </w:tcPr>
+          <w:p>
+            <w:pPr>
+              <w:spacing w:line="240" w:lineRule="auto"/>
+              <w:jc w:val="center"/>
+              <w:rPr>
+                <w:rFonts w:ascii="맑은 고딕" w:eastAsia="맑은 고딕" w:hAnsi="맑은 고딕" w:cs="맑은 고딕"/>
+                <w:sz w:val="20"/>
+                <w:szCs w:val="20"/>
+              </w:rPr>
+            </w:pPr>
+            <w:r>
+              <w:rPr>
+                <w:rFonts w:ascii="맑은 고딕" w:eastAsia="맑은 고딕" w:hAnsi="맑은 고딕" w:cs="맑은 고딕" w:hint="eastAsia"/>
+                <w:sz w:val="20"/>
+                <w:szCs w:val="20"/>
+              </w:rPr>
+              <w:t>지도 미리보기 영역에 선택한 장소 기반 지도 및 대화방 공유 버튼 표시</w:t>
             </w:r>
           </w:p>
         </w:tc>
@@ -29411,7 +29428,7 @@
                 <w:sz w:val="20"/>
                 <w:szCs w:val="20"/>
               </w:rPr>
-              <w:t>TC06-5</w:t>
+              <w:t>TC06-6</w:t>
             </w:r>
           </w:p>
         </w:tc>
@@ -29454,57 +29471,66 @@
                 <w:sz w:val="20"/>
                 <w:szCs w:val="20"/>
               </w:rPr>
-              <w:t>장소 선택</w:t>
-            </w:r>
-          </w:p>
-        </w:tc>
-        <w:tc>
-          <w:tcPr>
-            <w:tcW w:w="1558" w:type="dxa"/>
-            <w:vAlign w:val="center"/>
-          </w:tcPr>
-          <w:p>
-            <w:pPr>
-              <w:spacing w:line="240" w:lineRule="auto"/>
-              <w:jc w:val="center"/>
-              <w:rPr>
-                <w:rFonts w:ascii="맑은 고딕" w:eastAsia="맑은 고딕" w:hAnsi="맑은 고딕" w:cs="맑은 고딕"/>
-                <w:sz w:val="20"/>
-                <w:szCs w:val="20"/>
-              </w:rPr>
-            </w:pPr>
-            <w:r>
-              <w:rPr>
-                <w:rFonts w:ascii="맑은 고딕" w:eastAsia="맑은 고딕" w:hAnsi="맑은 고딕" w:cs="맑은 고딕" w:hint="eastAsia"/>
-                <w:sz w:val="20"/>
-                <w:szCs w:val="20"/>
-              </w:rPr>
-              <w:t>지도 검색 화면에 지도 검색 결과 목록 리스트 중 장소 목록 클릭</w:t>
-            </w:r>
-          </w:p>
-        </w:tc>
-        <w:tc>
-          <w:tcPr>
-            <w:tcW w:w="1558" w:type="dxa"/>
-            <w:vAlign w:val="center"/>
-          </w:tcPr>
-          <w:p>
-            <w:pPr>
-              <w:spacing w:line="240" w:lineRule="auto"/>
-              <w:jc w:val="center"/>
-              <w:rPr>
-                <w:rFonts w:ascii="맑은 고딕" w:eastAsia="맑은 고딕" w:hAnsi="맑은 고딕" w:cs="맑은 고딕"/>
-                <w:sz w:val="20"/>
-                <w:szCs w:val="20"/>
-              </w:rPr>
-            </w:pPr>
-            <w:r>
-              <w:rPr>
-                <w:rFonts w:ascii="맑은 고딕" w:eastAsia="맑은 고딕" w:hAnsi="맑은 고딕" w:cs="맑은 고딕" w:hint="eastAsia"/>
-                <w:sz w:val="20"/>
-                <w:szCs w:val="20"/>
-              </w:rPr>
-              <w:t>지도 미리보기 영역에 선택한 장소 기반 지도 및 대화방 공유 버튼 표시</w:t>
+              <w:t>지도 검색 정보 대화방 공유</w:t>
+            </w:r>
+          </w:p>
+        </w:tc>
+        <w:tc>
+          <w:tcPr>
+            <w:tcW w:w="1558" w:type="dxa"/>
+            <w:vAlign w:val="center"/>
+          </w:tcPr>
+          <w:p>
+            <w:pPr>
+              <w:spacing w:line="240" w:lineRule="auto"/>
+              <w:jc w:val="center"/>
+              <w:rPr>
+                <w:rFonts w:ascii="맑은 고딕" w:eastAsia="맑은 고딕" w:hAnsi="맑은 고딕" w:cs="맑은 고딕"/>
+                <w:sz w:val="20"/>
+                <w:szCs w:val="20"/>
+              </w:rPr>
+            </w:pPr>
+            <w:r>
+              <w:rPr>
+                <w:rFonts w:ascii="맑은 고딕" w:eastAsia="맑은 고딕" w:hAnsi="맑은 고딕" w:cs="맑은 고딕" w:hint="eastAsia"/>
+                <w:sz w:val="20"/>
+                <w:szCs w:val="20"/>
+              </w:rPr>
+              <w:t>지도 검색 화면에 대화방 공유 버튼 클릭</w:t>
+            </w:r>
+          </w:p>
+        </w:tc>
+        <w:tc>
+          <w:tcPr>
+            <w:tcW w:w="1558" w:type="dxa"/>
+            <w:vAlign w:val="center"/>
+          </w:tcPr>
+          <w:p>
+            <w:pPr>
+              <w:spacing w:line="240" w:lineRule="auto"/>
+              <w:jc w:val="center"/>
+              <w:rPr>
+                <w:rFonts w:ascii="맑은 고딕" w:eastAsia="맑은 고딕" w:hAnsi="맑은 고딕" w:cs="맑은 고딕"/>
+                <w:sz w:val="20"/>
+                <w:szCs w:val="20"/>
+              </w:rPr>
+            </w:pPr>
+            <w:r>
+              <w:rPr>
+                <w:rFonts w:ascii="맑은 고딕" w:eastAsia="맑은 고딕" w:hAnsi="맑은 고딕" w:cs="맑은 고딕" w:hint="eastAsia"/>
+                <w:sz w:val="20"/>
+                <w:szCs w:val="20"/>
+              </w:rPr>
+              <w:t xml:space="preserve">지도 검색 화면이 닫히고 해당 대화방에 선택한 지도 검색 정보 </w:t>
+            </w:r>
+            <w:r>
+              <w:rPr>
+                <w:rFonts w:ascii="맑은 고딕" w:eastAsia="맑은 고딕" w:hAnsi="맑은 고딕" w:cs="맑은 고딕" w:hint="eastAsia"/>
+                <w:sz w:val="20"/>
+                <w:szCs w:val="20"/>
+              </w:rPr>
+              <w:lastRenderedPageBreak/>
+              <w:t>메시지 표시</w:t>
             </w:r>
           </w:p>
         </w:tc>
@@ -29545,146 +29571,208 @@
                 <w:rFonts w:ascii="맑은 고딕" w:eastAsia="맑은 고딕" w:hAnsi="맑은 고딕" w:cs="맑은 고딕"/>
                 <w:sz w:val="20"/>
                 <w:szCs w:val="20"/>
-              </w:rPr>
-            </w:pPr>
-            <w:r>
-              <w:rPr>
-                <w:rFonts w:ascii="맑은 고딕" w:eastAsia="맑은 고딕" w:hAnsi="맑은 고딕" w:cs="맑은 고딕" w:hint="eastAsia"/>
-                <w:sz w:val="20"/>
-                <w:szCs w:val="20"/>
-              </w:rPr>
-              <w:t>TC06-6</w:t>
-            </w:r>
-          </w:p>
-        </w:tc>
-        <w:tc>
-          <w:tcPr>
-            <w:tcW w:w="1558" w:type="dxa"/>
-            <w:vMerge/>
-            <w:vAlign w:val="center"/>
-          </w:tcPr>
-          <w:p>
-            <w:pPr>
-              <w:spacing w:line="240" w:lineRule="auto"/>
-              <w:jc w:val="center"/>
-              <w:rPr>
-                <w:rFonts w:ascii="맑은 고딕" w:eastAsia="맑은 고딕" w:hAnsi="맑은 고딕" w:cs="맑은 고딕"/>
-                <w:sz w:val="20"/>
-                <w:szCs w:val="20"/>
-              </w:rPr>
-            </w:pPr>
-          </w:p>
-        </w:tc>
-        <w:tc>
-          <w:tcPr>
-            <w:tcW w:w="1558" w:type="dxa"/>
-            <w:vAlign w:val="center"/>
-          </w:tcPr>
-          <w:p>
-            <w:pPr>
-              <w:spacing w:line="240" w:lineRule="auto"/>
-              <w:jc w:val="center"/>
-              <w:rPr>
-                <w:rFonts w:ascii="맑은 고딕" w:eastAsia="맑은 고딕" w:hAnsi="맑은 고딕" w:cs="맑은 고딕"/>
-                <w:sz w:val="20"/>
-                <w:szCs w:val="20"/>
-              </w:rPr>
-            </w:pPr>
-            <w:r>
-              <w:rPr>
-                <w:rFonts w:ascii="맑은 고딕" w:eastAsia="맑은 고딕" w:hAnsi="맑은 고딕" w:cs="맑은 고딕" w:hint="eastAsia"/>
-                <w:sz w:val="20"/>
-                <w:szCs w:val="20"/>
-              </w:rPr>
-              <w:t>지도 검색 정보 대화방 공유</w:t>
-            </w:r>
-          </w:p>
-        </w:tc>
-        <w:tc>
-          <w:tcPr>
-            <w:tcW w:w="1558" w:type="dxa"/>
-            <w:vAlign w:val="center"/>
-          </w:tcPr>
-          <w:p>
-            <w:pPr>
-              <w:spacing w:line="240" w:lineRule="auto"/>
-              <w:jc w:val="center"/>
-              <w:rPr>
-                <w:rFonts w:ascii="맑은 고딕" w:eastAsia="맑은 고딕" w:hAnsi="맑은 고딕" w:cs="맑은 고딕"/>
-                <w:sz w:val="20"/>
-                <w:szCs w:val="20"/>
-              </w:rPr>
-            </w:pPr>
-            <w:r>
-              <w:rPr>
-                <w:rFonts w:ascii="맑은 고딕" w:eastAsia="맑은 고딕" w:hAnsi="맑은 고딕" w:cs="맑은 고딕" w:hint="eastAsia"/>
-                <w:sz w:val="20"/>
-                <w:szCs w:val="20"/>
-              </w:rPr>
-              <w:t xml:space="preserve">지도 검색 화면에 대화방 공유 버튼 </w:t>
-            </w:r>
-            <w:r>
-              <w:rPr>
-                <w:rFonts w:ascii="맑은 고딕" w:eastAsia="맑은 고딕" w:hAnsi="맑은 고딕" w:cs="맑은 고딕" w:hint="eastAsia"/>
-                <w:sz w:val="20"/>
-                <w:szCs w:val="20"/>
-              </w:rPr>
-              <w:lastRenderedPageBreak/>
-              <w:t>클릭</w:t>
-            </w:r>
-          </w:p>
-        </w:tc>
-        <w:tc>
-          <w:tcPr>
-            <w:tcW w:w="1558" w:type="dxa"/>
-            <w:vAlign w:val="center"/>
-          </w:tcPr>
-          <w:p>
-            <w:pPr>
-              <w:spacing w:line="240" w:lineRule="auto"/>
-              <w:jc w:val="center"/>
-              <w:rPr>
-                <w:rFonts w:ascii="맑은 고딕" w:eastAsia="맑은 고딕" w:hAnsi="맑은 고딕" w:cs="맑은 고딕"/>
-                <w:sz w:val="20"/>
-                <w:szCs w:val="20"/>
-              </w:rPr>
-            </w:pPr>
-            <w:r>
-              <w:rPr>
-                <w:rFonts w:ascii="맑은 고딕" w:eastAsia="맑은 고딕" w:hAnsi="맑은 고딕" w:cs="맑은 고딕" w:hint="eastAsia"/>
-                <w:sz w:val="20"/>
-                <w:szCs w:val="20"/>
-              </w:rPr>
-              <w:lastRenderedPageBreak/>
-              <w:t xml:space="preserve">지도 검색 화면이 닫히고 해당 </w:t>
-            </w:r>
-            <w:r>
-              <w:rPr>
-                <w:rFonts w:ascii="맑은 고딕" w:eastAsia="맑은 고딕" w:hAnsi="맑은 고딕" w:cs="맑은 고딕" w:hint="eastAsia"/>
-                <w:sz w:val="20"/>
-                <w:szCs w:val="20"/>
-              </w:rPr>
-              <w:lastRenderedPageBreak/>
-              <w:t>대화방에 선택한 지도 검색 정보 메시지 표시</w:t>
-            </w:r>
-          </w:p>
-        </w:tc>
-        <w:tc>
-          <w:tcPr>
-            <w:tcW w:w="1558" w:type="dxa"/>
-            <w:vMerge/>
-            <w:vAlign w:val="center"/>
-          </w:tcPr>
-          <w:p>
-            <w:pPr>
-              <w:spacing w:line="240" w:lineRule="auto"/>
-              <w:jc w:val="center"/>
-              <w:rPr>
-                <w:rFonts w:ascii="맑은 고딕" w:eastAsia="맑은 고딕" w:hAnsi="맑은 고딕" w:cs="맑은 고딕"/>
-                <w:sz w:val="20"/>
-                <w:szCs w:val="20"/>
-              </w:rPr>
-            </w:pPr>
+                <w:lang w:val="en-US"/>
+              </w:rPr>
+            </w:pPr>
+            <w:r>
+              <w:rPr>
+                <w:rFonts w:ascii="맑은 고딕" w:eastAsia="맑은 고딕" w:hAnsi="맑은 고딕" w:cs="맑은 고딕" w:hint="eastAsia"/>
+                <w:sz w:val="20"/>
+                <w:szCs w:val="20"/>
+              </w:rPr>
+              <w:t>TC07-1</w:t>
+            </w:r>
+          </w:p>
+        </w:tc>
+        <w:tc>
+          <w:tcPr>
+            <w:tcW w:w="1558" w:type="dxa"/>
+            <w:vMerge w:val="restart"/>
+            <w:vAlign w:val="center"/>
+          </w:tcPr>
+          <w:p>
+            <w:pPr>
+              <w:spacing w:line="240" w:lineRule="auto"/>
+              <w:jc w:val="center"/>
+              <w:rPr>
+                <w:rFonts w:ascii="맑은 고딕" w:eastAsia="맑은 고딕" w:hAnsi="맑은 고딕" w:cs="맑은 고딕"/>
+                <w:sz w:val="20"/>
+                <w:szCs w:val="20"/>
+              </w:rPr>
+            </w:pPr>
+            <w:r>
+              <w:rPr>
+                <w:rFonts w:ascii="맑은 고딕" w:eastAsia="맑은 고딕" w:hAnsi="맑은 고딕" w:cs="맑은 고딕" w:hint="eastAsia"/>
+                <w:sz w:val="20"/>
+                <w:szCs w:val="20"/>
+              </w:rPr>
+              <w:t>FR-07</w:t>
+            </w:r>
+          </w:p>
+        </w:tc>
+        <w:tc>
+          <w:tcPr>
+            <w:tcW w:w="1558" w:type="dxa"/>
+            <w:vAlign w:val="center"/>
+          </w:tcPr>
+          <w:p>
+            <w:pPr>
+              <w:spacing w:line="240" w:lineRule="auto"/>
+              <w:jc w:val="center"/>
+              <w:rPr>
+                <w:rFonts w:ascii="맑은 고딕" w:eastAsia="맑은 고딕" w:hAnsi="맑은 고딕" w:cs="맑은 고딕"/>
+                <w:sz w:val="20"/>
+                <w:szCs w:val="20"/>
+              </w:rPr>
+            </w:pPr>
+            <w:r>
+              <w:rPr>
+                <w:rFonts w:ascii="맑은 고딕" w:eastAsia="맑은 고딕" w:hAnsi="맑은 고딕" w:cs="맑은 고딕" w:hint="eastAsia"/>
+                <w:sz w:val="20"/>
+                <w:szCs w:val="20"/>
+              </w:rPr>
+              <w:t>유효하지 않은 확장자 파일 첨부</w:t>
+            </w:r>
+          </w:p>
+        </w:tc>
+        <w:tc>
+          <w:tcPr>
+            <w:tcW w:w="1558" w:type="dxa"/>
+            <w:vAlign w:val="center"/>
+          </w:tcPr>
+          <w:p>
+            <w:pPr>
+              <w:spacing w:line="240" w:lineRule="auto"/>
+              <w:jc w:val="center"/>
+              <w:rPr>
+                <w:rFonts w:ascii="맑은 고딕" w:eastAsia="맑은 고딕" w:hAnsi="맑은 고딕" w:cs="맑은 고딕"/>
+                <w:sz w:val="20"/>
+                <w:szCs w:val="20"/>
+              </w:rPr>
+            </w:pPr>
+            <w:r>
+              <w:rPr>
+                <w:rFonts w:ascii="맑은 고딕" w:eastAsia="맑은 고딕" w:hAnsi="맑은 고딕" w:cs="맑은 고딕" w:hint="eastAsia"/>
+                <w:sz w:val="20"/>
+                <w:szCs w:val="20"/>
+              </w:rPr>
+              <w:t xml:space="preserve">대화방 화면에 </w:t>
+            </w:r>
+            <w:r>
+              <w:rPr>
+                <w:rFonts w:ascii="맑은 고딕" w:eastAsia="맑은 고딕" w:hAnsi="맑은 고딕" w:cs="맑은 고딕"/>
+                <w:sz w:val="20"/>
+                <w:szCs w:val="20"/>
+              </w:rPr>
+              <w:t>‘</w:t>
+            </w:r>
+            <w:r>
+              <w:rPr>
+                <w:rFonts w:ascii="맑은 고딕" w:eastAsia="맑은 고딕" w:hAnsi="맑은 고딕" w:cs="맑은 고딕" w:hint="eastAsia"/>
+                <w:sz w:val="20"/>
+                <w:szCs w:val="20"/>
+              </w:rPr>
+              <w:t>+</w:t>
+            </w:r>
+            <w:r>
+              <w:rPr>
+                <w:rFonts w:ascii="맑은 고딕" w:eastAsia="맑은 고딕" w:hAnsi="맑은 고딕" w:cs="맑은 고딕"/>
+                <w:sz w:val="20"/>
+                <w:szCs w:val="20"/>
+              </w:rPr>
+              <w:t>’</w:t>
+            </w:r>
+            <w:r>
+              <w:rPr>
+                <w:rFonts w:ascii="맑은 고딕" w:eastAsia="맑은 고딕" w:hAnsi="맑은 고딕" w:cs="맑은 고딕" w:hint="eastAsia"/>
+                <w:sz w:val="20"/>
+                <w:szCs w:val="20"/>
+              </w:rPr>
+              <w:t xml:space="preserve"> 버튼을 클릭해 파일 선택 또는 파일 드롭 영역에 파일 드래그 앤 드롭</w:t>
+            </w:r>
+          </w:p>
+        </w:tc>
+        <w:tc>
+          <w:tcPr>
+            <w:tcW w:w="1558" w:type="dxa"/>
+            <w:vAlign w:val="center"/>
+          </w:tcPr>
+          <w:p>
+            <w:pPr>
+              <w:spacing w:line="240" w:lineRule="auto"/>
+              <w:jc w:val="center"/>
+              <w:rPr>
+                <w:rFonts w:ascii="맑은 고딕" w:eastAsia="맑은 고딕" w:hAnsi="맑은 고딕" w:cs="맑은 고딕"/>
+                <w:sz w:val="20"/>
+                <w:szCs w:val="20"/>
+              </w:rPr>
+            </w:pPr>
+            <w:r>
+              <w:rPr>
+                <w:rFonts w:ascii="맑은 고딕" w:eastAsia="맑은 고딕" w:hAnsi="맑은 고딕" w:cs="맑은 고딕" w:hint="eastAsia"/>
+                <w:sz w:val="20"/>
+                <w:szCs w:val="20"/>
+              </w:rPr>
+              <w:t xml:space="preserve">서버 업로드 진입 차단 및 </w:t>
+            </w:r>
+            <w:r>
+              <w:rPr>
+                <w:rFonts w:ascii="맑은 고딕" w:eastAsia="맑은 고딕" w:hAnsi="맑은 고딕" w:cs="맑은 고딕"/>
+                <w:sz w:val="20"/>
+                <w:szCs w:val="20"/>
+              </w:rPr>
+              <w:t>‘</w:t>
+            </w:r>
+            <w:r>
+              <w:rPr>
+                <w:rFonts w:ascii="맑은 고딕" w:eastAsia="맑은 고딕" w:hAnsi="맑은 고딕" w:cs="맑은 고딕" w:hint="eastAsia"/>
+                <w:sz w:val="20"/>
+                <w:szCs w:val="20"/>
+              </w:rPr>
+              <w:t>파일 허용 확장자 제한</w:t>
+            </w:r>
+            <w:r>
+              <w:rPr>
+                <w:rFonts w:ascii="맑은 고딕" w:eastAsia="맑은 고딕" w:hAnsi="맑은 고딕" w:cs="맑은 고딕"/>
+                <w:sz w:val="20"/>
+                <w:szCs w:val="20"/>
+              </w:rPr>
+              <w:t>’</w:t>
+            </w:r>
+            <w:r>
+              <w:rPr>
+                <w:rFonts w:ascii="맑은 고딕" w:eastAsia="맑은 고딕" w:hAnsi="맑은 고딕" w:cs="맑은 고딕" w:hint="eastAsia"/>
+                <w:sz w:val="20"/>
+                <w:szCs w:val="20"/>
+              </w:rPr>
+              <w:t>에 관한 메시지 표시</w:t>
+            </w:r>
+          </w:p>
+        </w:tc>
+        <w:tc>
+          <w:tcPr>
+            <w:tcW w:w="1558" w:type="dxa"/>
+            <w:vMerge w:val="restart"/>
+            <w:vAlign w:val="center"/>
+          </w:tcPr>
+          <w:p>
+            <w:pPr>
+              <w:spacing w:line="240" w:lineRule="auto"/>
+              <w:jc w:val="center"/>
+              <w:rPr>
+                <w:rFonts w:ascii="맑은 고딕" w:eastAsia="맑은 고딕" w:hAnsi="맑은 고딕" w:cs="맑은 고딕"/>
+                <w:sz w:val="20"/>
+                <w:szCs w:val="20"/>
+              </w:rPr>
+            </w:pPr>
+            <w:r>
+              <w:rPr>
+                <w:rFonts w:ascii="맑은 고딕" w:eastAsia="맑은 고딕" w:hAnsi="맑은 고딕" w:cs="맑은 고딕" w:hint="eastAsia"/>
+                <w:sz w:val="20"/>
+                <w:szCs w:val="20"/>
+              </w:rPr>
+              <w:t>김민성</w:t>
+            </w:r>
           </w:p>
         </w:tc>
       </w:tr>
@@ -29706,67 +29794,66 @@
                 <w:rFonts w:ascii="맑은 고딕" w:eastAsia="맑은 고딕" w:hAnsi="맑은 고딕" w:cs="맑은 고딕"/>
                 <w:sz w:val="20"/>
                 <w:szCs w:val="20"/>
-                <w:lang w:val="en-US"/>
-              </w:rPr>
-            </w:pPr>
-            <w:r>
-              <w:rPr>
-                <w:rFonts w:ascii="맑은 고딕" w:eastAsia="맑은 고딕" w:hAnsi="맑은 고딕" w:cs="맑은 고딕" w:hint="eastAsia"/>
-                <w:sz w:val="20"/>
-                <w:szCs w:val="20"/>
-              </w:rPr>
-              <w:t>TC07-1</w:t>
-            </w:r>
-          </w:p>
-        </w:tc>
-        <w:tc>
-          <w:tcPr>
-            <w:tcW w:w="1558" w:type="dxa"/>
-            <w:vMerge w:val="restart"/>
-            <w:vAlign w:val="center"/>
-          </w:tcPr>
-          <w:p>
-            <w:pPr>
-              <w:spacing w:line="240" w:lineRule="auto"/>
-              <w:jc w:val="center"/>
-              <w:rPr>
-                <w:rFonts w:ascii="맑은 고딕" w:eastAsia="맑은 고딕" w:hAnsi="맑은 고딕" w:cs="맑은 고딕"/>
-                <w:sz w:val="20"/>
-                <w:szCs w:val="20"/>
-              </w:rPr>
-            </w:pPr>
-            <w:r>
-              <w:rPr>
-                <w:rFonts w:ascii="맑은 고딕" w:eastAsia="맑은 고딕" w:hAnsi="맑은 고딕" w:cs="맑은 고딕" w:hint="eastAsia"/>
-                <w:sz w:val="20"/>
-                <w:szCs w:val="20"/>
-              </w:rPr>
-              <w:t>FR-07</w:t>
-            </w:r>
-          </w:p>
-        </w:tc>
-        <w:tc>
-          <w:tcPr>
-            <w:tcW w:w="1558" w:type="dxa"/>
-            <w:vAlign w:val="center"/>
-          </w:tcPr>
-          <w:p>
-            <w:pPr>
-              <w:spacing w:line="240" w:lineRule="auto"/>
-              <w:jc w:val="center"/>
-              <w:rPr>
-                <w:rFonts w:ascii="맑은 고딕" w:eastAsia="맑은 고딕" w:hAnsi="맑은 고딕" w:cs="맑은 고딕"/>
-                <w:sz w:val="20"/>
-                <w:szCs w:val="20"/>
-              </w:rPr>
-            </w:pPr>
-            <w:r>
-              <w:rPr>
-                <w:rFonts w:ascii="맑은 고딕" w:eastAsia="맑은 고딕" w:hAnsi="맑은 고딕" w:cs="맑은 고딕" w:hint="eastAsia"/>
-                <w:sz w:val="20"/>
-                <w:szCs w:val="20"/>
-              </w:rPr>
-              <w:t>유효하지 않은 확장자 파일 첨부</w:t>
+              </w:rPr>
+            </w:pPr>
+            <w:r>
+              <w:rPr>
+                <w:rFonts w:ascii="맑은 고딕" w:eastAsia="맑은 고딕" w:hAnsi="맑은 고딕" w:cs="맑은 고딕"/>
+                <w:sz w:val="20"/>
+                <w:szCs w:val="20"/>
+              </w:rPr>
+              <w:t>TC0</w:t>
+            </w:r>
+            <w:r>
+              <w:rPr>
+                <w:rFonts w:ascii="맑은 고딕" w:eastAsia="맑은 고딕" w:hAnsi="맑은 고딕" w:cs="맑은 고딕" w:hint="eastAsia"/>
+                <w:sz w:val="20"/>
+                <w:szCs w:val="20"/>
+              </w:rPr>
+              <w:t>7-2</w:t>
+            </w:r>
+          </w:p>
+        </w:tc>
+        <w:tc>
+          <w:tcPr>
+            <w:tcW w:w="1558" w:type="dxa"/>
+            <w:vMerge/>
+            <w:vAlign w:val="center"/>
+          </w:tcPr>
+          <w:p>
+            <w:pPr>
+              <w:spacing w:line="240" w:lineRule="auto"/>
+              <w:jc w:val="center"/>
+              <w:rPr>
+                <w:rFonts w:ascii="맑은 고딕" w:eastAsia="맑은 고딕" w:hAnsi="맑은 고딕" w:cs="맑은 고딕"/>
+                <w:sz w:val="20"/>
+                <w:szCs w:val="20"/>
+              </w:rPr>
+            </w:pPr>
+          </w:p>
+        </w:tc>
+        <w:tc>
+          <w:tcPr>
+            <w:tcW w:w="1558" w:type="dxa"/>
+            <w:vAlign w:val="center"/>
+          </w:tcPr>
+          <w:p>
+            <w:pPr>
+              <w:spacing w:line="240" w:lineRule="auto"/>
+              <w:jc w:val="center"/>
+              <w:rPr>
+                <w:rFonts w:ascii="맑은 고딕" w:eastAsia="맑은 고딕" w:hAnsi="맑은 고딕" w:cs="맑은 고딕"/>
+                <w:sz w:val="20"/>
+                <w:szCs w:val="20"/>
+              </w:rPr>
+            </w:pPr>
+            <w:r>
+              <w:rPr>
+                <w:rFonts w:ascii="맑은 고딕" w:eastAsia="맑은 고딕" w:hAnsi="맑은 고딕" w:cs="맑은 고딕" w:hint="eastAsia"/>
+                <w:sz w:val="20"/>
+                <w:szCs w:val="20"/>
+              </w:rPr>
+              <w:t>제한된 용량을 초과하는 파일 첨부</w:t>
             </w:r>
           </w:p>
         </w:tc>
@@ -29864,7 +29951,7 @@
                 <w:sz w:val="20"/>
                 <w:szCs w:val="20"/>
               </w:rPr>
-              <w:t>파일 허용 확장자 제한</w:t>
+              <w:t>파일 용량 제한</w:t>
             </w:r>
             <w:r>
               <w:rPr>
@@ -29887,27 +29974,19 @@
         <w:tc>
           <w:tcPr>
             <w:tcW w:w="1558" w:type="dxa"/>
-            <w:vMerge w:val="restart"/>
-            <w:vAlign w:val="center"/>
-          </w:tcPr>
-          <w:p>
-            <w:pPr>
-              <w:spacing w:line="240" w:lineRule="auto"/>
-              <w:jc w:val="center"/>
-              <w:rPr>
-                <w:rFonts w:ascii="맑은 고딕" w:eastAsia="맑은 고딕" w:hAnsi="맑은 고딕" w:cs="맑은 고딕"/>
-                <w:sz w:val="20"/>
-                <w:szCs w:val="20"/>
-              </w:rPr>
-            </w:pPr>
-            <w:r>
-              <w:rPr>
-                <w:rFonts w:ascii="맑은 고딕" w:eastAsia="맑은 고딕" w:hAnsi="맑은 고딕" w:cs="맑은 고딕" w:hint="eastAsia"/>
-                <w:sz w:val="20"/>
-                <w:szCs w:val="20"/>
-              </w:rPr>
-              <w:t>김민성</w:t>
-            </w:r>
+            <w:vMerge/>
+            <w:vAlign w:val="center"/>
+          </w:tcPr>
+          <w:p>
+            <w:pPr>
+              <w:spacing w:line="240" w:lineRule="auto"/>
+              <w:jc w:val="center"/>
+              <w:rPr>
+                <w:rFonts w:ascii="맑은 고딕" w:eastAsia="맑은 고딕" w:hAnsi="맑은 고딕" w:cs="맑은 고딕"/>
+                <w:sz w:val="20"/>
+                <w:szCs w:val="20"/>
+              </w:rPr>
+            </w:pPr>
           </w:p>
         </w:tc>
       </w:tr>
@@ -29933,19 +30012,11 @@
             </w:pPr>
             <w:r>
               <w:rPr>
-                <w:rFonts w:ascii="맑은 고딕" w:eastAsia="맑은 고딕" w:hAnsi="맑은 고딕" w:cs="맑은 고딕"/>
-                <w:sz w:val="20"/>
-                <w:szCs w:val="20"/>
-              </w:rPr>
-              <w:t>TC0</w:t>
-            </w:r>
-            <w:r>
-              <w:rPr>
-                <w:rFonts w:ascii="맑은 고딕" w:eastAsia="맑은 고딕" w:hAnsi="맑은 고딕" w:cs="맑은 고딕" w:hint="eastAsia"/>
-                <w:sz w:val="20"/>
-                <w:szCs w:val="20"/>
-              </w:rPr>
-              <w:t>7-2</w:t>
+                <w:rFonts w:ascii="맑은 고딕" w:eastAsia="맑은 고딕" w:hAnsi="맑은 고딕" w:cs="맑은 고딕" w:hint="eastAsia"/>
+                <w:sz w:val="20"/>
+                <w:szCs w:val="20"/>
+              </w:rPr>
+              <w:t>TC07-3</w:t>
             </w:r>
           </w:p>
         </w:tc>
@@ -29988,7 +30059,7 @@
                 <w:sz w:val="20"/>
                 <w:szCs w:val="20"/>
               </w:rPr>
-              <w:t>제한된 용량을 초과하는 파일 첨부</w:t>
+              <w:t>유효한 파일 첨부</w:t>
             </w:r>
           </w:p>
         </w:tc>
@@ -30070,39 +30141,7 @@
                 <w:sz w:val="20"/>
                 <w:szCs w:val="20"/>
               </w:rPr>
-              <w:t xml:space="preserve">서버 업로드 진입 차단 및 </w:t>
-            </w:r>
-            <w:r>
-              <w:rPr>
-                <w:rFonts w:ascii="맑은 고딕" w:eastAsia="맑은 고딕" w:hAnsi="맑은 고딕" w:cs="맑은 고딕"/>
-                <w:sz w:val="20"/>
-                <w:szCs w:val="20"/>
-              </w:rPr>
-              <w:t>‘</w:t>
-            </w:r>
-            <w:r>
-              <w:rPr>
-                <w:rFonts w:ascii="맑은 고딕" w:eastAsia="맑은 고딕" w:hAnsi="맑은 고딕" w:cs="맑은 고딕" w:hint="eastAsia"/>
-                <w:sz w:val="20"/>
-                <w:szCs w:val="20"/>
-              </w:rPr>
-              <w:t>파일 용량 제한</w:t>
-            </w:r>
-            <w:r>
-              <w:rPr>
-                <w:rFonts w:ascii="맑은 고딕" w:eastAsia="맑은 고딕" w:hAnsi="맑은 고딕" w:cs="맑은 고딕"/>
-                <w:sz w:val="20"/>
-                <w:szCs w:val="20"/>
-              </w:rPr>
-              <w:t>’</w:t>
-            </w:r>
-            <w:r>
-              <w:rPr>
-                <w:rFonts w:ascii="맑은 고딕" w:eastAsia="맑은 고딕" w:hAnsi="맑은 고딕" w:cs="맑은 고딕" w:hint="eastAsia"/>
-                <w:sz w:val="20"/>
-                <w:szCs w:val="20"/>
-              </w:rPr>
-              <w:t>에 관한 메시지 표시</w:t>
+              <w:t>서버에 해당 파일 업로드 및 첨부 완료 표시</w:t>
             </w:r>
           </w:p>
         </w:tc>
@@ -30151,7 +30190,7 @@
                 <w:sz w:val="20"/>
                 <w:szCs w:val="20"/>
               </w:rPr>
-              <w:t>TC07-3</w:t>
+              <w:t>TC07-4</w:t>
             </w:r>
           </w:p>
         </w:tc>
@@ -30194,89 +30233,57 @@
                 <w:sz w:val="20"/>
                 <w:szCs w:val="20"/>
               </w:rPr>
-              <w:t>유효한 파일 첨부</w:t>
-            </w:r>
-          </w:p>
-        </w:tc>
-        <w:tc>
-          <w:tcPr>
-            <w:tcW w:w="1558" w:type="dxa"/>
-            <w:vAlign w:val="center"/>
-          </w:tcPr>
-          <w:p>
-            <w:pPr>
-              <w:spacing w:line="240" w:lineRule="auto"/>
-              <w:jc w:val="center"/>
-              <w:rPr>
-                <w:rFonts w:ascii="맑은 고딕" w:eastAsia="맑은 고딕" w:hAnsi="맑은 고딕" w:cs="맑은 고딕"/>
-                <w:sz w:val="20"/>
-                <w:szCs w:val="20"/>
-              </w:rPr>
-            </w:pPr>
-            <w:r>
-              <w:rPr>
-                <w:rFonts w:ascii="맑은 고딕" w:eastAsia="맑은 고딕" w:hAnsi="맑은 고딕" w:cs="맑은 고딕" w:hint="eastAsia"/>
-                <w:sz w:val="20"/>
-                <w:szCs w:val="20"/>
-              </w:rPr>
-              <w:t xml:space="preserve">대화방 화면에 </w:t>
-            </w:r>
-            <w:r>
-              <w:rPr>
-                <w:rFonts w:ascii="맑은 고딕" w:eastAsia="맑은 고딕" w:hAnsi="맑은 고딕" w:cs="맑은 고딕"/>
-                <w:sz w:val="20"/>
-                <w:szCs w:val="20"/>
-              </w:rPr>
-              <w:t>‘</w:t>
-            </w:r>
-            <w:r>
-              <w:rPr>
-                <w:rFonts w:ascii="맑은 고딕" w:eastAsia="맑은 고딕" w:hAnsi="맑은 고딕" w:cs="맑은 고딕" w:hint="eastAsia"/>
-                <w:sz w:val="20"/>
-                <w:szCs w:val="20"/>
-              </w:rPr>
-              <w:t>+</w:t>
-            </w:r>
-            <w:r>
-              <w:rPr>
-                <w:rFonts w:ascii="맑은 고딕" w:eastAsia="맑은 고딕" w:hAnsi="맑은 고딕" w:cs="맑은 고딕"/>
-                <w:sz w:val="20"/>
-                <w:szCs w:val="20"/>
-              </w:rPr>
-              <w:t>’</w:t>
-            </w:r>
-            <w:r>
-              <w:rPr>
-                <w:rFonts w:ascii="맑은 고딕" w:eastAsia="맑은 고딕" w:hAnsi="맑은 고딕" w:cs="맑은 고딕" w:hint="eastAsia"/>
-                <w:sz w:val="20"/>
-                <w:szCs w:val="20"/>
-              </w:rPr>
-              <w:t xml:space="preserve"> 버튼을 클릭해 파일 선택 또는 파일 드롭 영역에 파일 드래그 앤 드롭</w:t>
-            </w:r>
-          </w:p>
-        </w:tc>
-        <w:tc>
-          <w:tcPr>
-            <w:tcW w:w="1558" w:type="dxa"/>
-            <w:vAlign w:val="center"/>
-          </w:tcPr>
-          <w:p>
-            <w:pPr>
-              <w:spacing w:line="240" w:lineRule="auto"/>
-              <w:jc w:val="center"/>
-              <w:rPr>
-                <w:rFonts w:ascii="맑은 고딕" w:eastAsia="맑은 고딕" w:hAnsi="맑은 고딕" w:cs="맑은 고딕"/>
-                <w:sz w:val="20"/>
-                <w:szCs w:val="20"/>
-              </w:rPr>
-            </w:pPr>
-            <w:r>
-              <w:rPr>
-                <w:rFonts w:ascii="맑은 고딕" w:eastAsia="맑은 고딕" w:hAnsi="맑은 고딕" w:cs="맑은 고딕" w:hint="eastAsia"/>
-                <w:sz w:val="20"/>
-                <w:szCs w:val="20"/>
-              </w:rPr>
-              <w:t>서버에 해당 파일 업로드 및 첨부 완료 표시</w:t>
+              <w:t>파일 메시지 전송</w:t>
+            </w:r>
+          </w:p>
+        </w:tc>
+        <w:tc>
+          <w:tcPr>
+            <w:tcW w:w="1558" w:type="dxa"/>
+            <w:vAlign w:val="center"/>
+          </w:tcPr>
+          <w:p>
+            <w:pPr>
+              <w:spacing w:line="240" w:lineRule="auto"/>
+              <w:jc w:val="center"/>
+              <w:rPr>
+                <w:rFonts w:ascii="맑은 고딕" w:eastAsia="맑은 고딕" w:hAnsi="맑은 고딕" w:cs="맑은 고딕"/>
+                <w:sz w:val="20"/>
+                <w:szCs w:val="20"/>
+              </w:rPr>
+            </w:pPr>
+            <w:r>
+              <w:rPr>
+                <w:rFonts w:ascii="맑은 고딕" w:eastAsia="맑은 고딕" w:hAnsi="맑은 고딕" w:cs="맑은 고딕" w:hint="eastAsia"/>
+                <w:sz w:val="20"/>
+                <w:szCs w:val="20"/>
+              </w:rPr>
+              <w:t>파일 첨부가 완료된 상태에서 메시지 전송 버튼 클릭</w:t>
+            </w:r>
+          </w:p>
+        </w:tc>
+        <w:tc>
+          <w:tcPr>
+            <w:tcW w:w="1558" w:type="dxa"/>
+            <w:vAlign w:val="center"/>
+          </w:tcPr>
+          <w:p>
+            <w:pPr>
+              <w:spacing w:line="240" w:lineRule="auto"/>
+              <w:jc w:val="center"/>
+              <w:rPr>
+                <w:rFonts w:ascii="맑은 고딕" w:eastAsia="맑은 고딕" w:hAnsi="맑은 고딕" w:cs="맑은 고딕"/>
+                <w:sz w:val="20"/>
+                <w:szCs w:val="20"/>
+              </w:rPr>
+            </w:pPr>
+            <w:r>
+              <w:rPr>
+                <w:rFonts w:ascii="맑은 고딕" w:eastAsia="맑은 고딕" w:hAnsi="맑은 고딕" w:cs="맑은 고딕" w:hint="eastAsia"/>
+                <w:sz w:val="20"/>
+                <w:szCs w:val="20"/>
+              </w:rPr>
+              <w:t>해당 대화방에 해당 파일 메시지 표시</w:t>
             </w:r>
           </w:p>
         </w:tc>
@@ -30325,7 +30332,7 @@
                 <w:sz w:val="20"/>
                 <w:szCs w:val="20"/>
               </w:rPr>
-              <w:t>TC07-4</w:t>
+              <w:t>TC07-5</w:t>
             </w:r>
           </w:p>
         </w:tc>
@@ -30368,57 +30375,81 @@
                 <w:sz w:val="20"/>
                 <w:szCs w:val="20"/>
               </w:rPr>
-              <w:t>파일 메시지 전송</w:t>
-            </w:r>
-          </w:p>
-        </w:tc>
-        <w:tc>
-          <w:tcPr>
-            <w:tcW w:w="1558" w:type="dxa"/>
-            <w:vAlign w:val="center"/>
-          </w:tcPr>
-          <w:p>
-            <w:pPr>
-              <w:spacing w:line="240" w:lineRule="auto"/>
-              <w:jc w:val="center"/>
-              <w:rPr>
-                <w:rFonts w:ascii="맑은 고딕" w:eastAsia="맑은 고딕" w:hAnsi="맑은 고딕" w:cs="맑은 고딕"/>
-                <w:sz w:val="20"/>
-                <w:szCs w:val="20"/>
-              </w:rPr>
-            </w:pPr>
-            <w:r>
-              <w:rPr>
-                <w:rFonts w:ascii="맑은 고딕" w:eastAsia="맑은 고딕" w:hAnsi="맑은 고딕" w:cs="맑은 고딕" w:hint="eastAsia"/>
-                <w:sz w:val="20"/>
-                <w:szCs w:val="20"/>
-              </w:rPr>
-              <w:t>파일 첨부가 완료된 상태에서 메시지 전송 버튼 클릭</w:t>
-            </w:r>
-          </w:p>
-        </w:tc>
-        <w:tc>
-          <w:tcPr>
-            <w:tcW w:w="1558" w:type="dxa"/>
-            <w:vAlign w:val="center"/>
-          </w:tcPr>
-          <w:p>
-            <w:pPr>
-              <w:spacing w:line="240" w:lineRule="auto"/>
-              <w:jc w:val="center"/>
-              <w:rPr>
-                <w:rFonts w:ascii="맑은 고딕" w:eastAsia="맑은 고딕" w:hAnsi="맑은 고딕" w:cs="맑은 고딕"/>
-                <w:sz w:val="20"/>
-                <w:szCs w:val="20"/>
-              </w:rPr>
-            </w:pPr>
-            <w:r>
-              <w:rPr>
-                <w:rFonts w:ascii="맑은 고딕" w:eastAsia="맑은 고딕" w:hAnsi="맑은 고딕" w:cs="맑은 고딕" w:hint="eastAsia"/>
-                <w:sz w:val="20"/>
-                <w:szCs w:val="20"/>
-              </w:rPr>
-              <w:t>해당 대화방에 해당 파일 메시지 표시</w:t>
+              <w:t>파일 메시지 전송 중 통신 단절</w:t>
+            </w:r>
+          </w:p>
+        </w:tc>
+        <w:tc>
+          <w:tcPr>
+            <w:tcW w:w="1558" w:type="dxa"/>
+            <w:vAlign w:val="center"/>
+          </w:tcPr>
+          <w:p>
+            <w:pPr>
+              <w:spacing w:line="240" w:lineRule="auto"/>
+              <w:jc w:val="center"/>
+              <w:rPr>
+                <w:rFonts w:ascii="맑은 고딕" w:eastAsia="맑은 고딕" w:hAnsi="맑은 고딕" w:cs="맑은 고딕"/>
+                <w:sz w:val="20"/>
+                <w:szCs w:val="20"/>
+              </w:rPr>
+            </w:pPr>
+            <w:r>
+              <w:rPr>
+                <w:rFonts w:ascii="맑은 고딕" w:eastAsia="맑은 고딕" w:hAnsi="맑은 고딕" w:cs="맑은 고딕" w:hint="eastAsia"/>
+                <w:sz w:val="20"/>
+                <w:szCs w:val="20"/>
+              </w:rPr>
+              <w:t>대화방 화면에 파일 메시지 전송 중 네트워크 연결 종료</w:t>
+            </w:r>
+          </w:p>
+        </w:tc>
+        <w:tc>
+          <w:tcPr>
+            <w:tcW w:w="1558" w:type="dxa"/>
+            <w:vAlign w:val="center"/>
+          </w:tcPr>
+          <w:p>
+            <w:pPr>
+              <w:spacing w:line="240" w:lineRule="auto"/>
+              <w:jc w:val="center"/>
+              <w:rPr>
+                <w:rFonts w:ascii="맑은 고딕" w:eastAsia="맑은 고딕" w:hAnsi="맑은 고딕" w:cs="맑은 고딕"/>
+                <w:sz w:val="20"/>
+                <w:szCs w:val="20"/>
+              </w:rPr>
+            </w:pPr>
+            <w:r>
+              <w:rPr>
+                <w:rFonts w:ascii="맑은 고딕" w:eastAsia="맑은 고딕" w:hAnsi="맑은 고딕" w:cs="맑은 고딕"/>
+                <w:sz w:val="20"/>
+                <w:szCs w:val="20"/>
+              </w:rPr>
+              <w:t>‘</w:t>
+            </w:r>
+            <w:r>
+              <w:rPr>
+                <w:rFonts w:ascii="맑은 고딕" w:eastAsia="맑은 고딕" w:hAnsi="맑은 고딕" w:cs="맑은 고딕" w:hint="eastAsia"/>
+                <w:sz w:val="20"/>
+                <w:szCs w:val="20"/>
+              </w:rPr>
+              <w:t>파일 업로드</w:t>
+            </w:r>
+            <w:r>
+              <w:rPr>
+                <w:rFonts w:ascii="맑은 고딕" w:eastAsia="맑은 고딕" w:hAnsi="맑은 고딕" w:cs="맑은 고딕"/>
+                <w:sz w:val="20"/>
+                <w:szCs w:val="20"/>
+              </w:rPr>
+              <w:t>’</w:t>
+            </w:r>
+            <w:r>
+              <w:rPr>
+                <w:rFonts w:ascii="맑은 고딕" w:eastAsia="맑은 고딕" w:hAnsi="맑은 고딕" w:cs="맑은 고딕" w:hint="eastAsia"/>
+                <w:sz w:val="20"/>
+                <w:szCs w:val="20"/>
+              </w:rPr>
+              <w:t>에 관한 메시지 표시 및 재시도 버튼 표시</w:t>
             </w:r>
           </w:p>
         </w:tc>
@@ -30467,7 +30498,7 @@
                 <w:sz w:val="20"/>
                 <w:szCs w:val="20"/>
               </w:rPr>
-              <w:t>TC07-5</w:t>
+              <w:t>TC07-6</w:t>
             </w:r>
           </w:p>
         </w:tc>
@@ -30510,81 +30541,57 @@
                 <w:sz w:val="20"/>
                 <w:szCs w:val="20"/>
               </w:rPr>
-              <w:t>파일 메시지 전송 중 통신 단절</w:t>
-            </w:r>
-          </w:p>
-        </w:tc>
-        <w:tc>
-          <w:tcPr>
-            <w:tcW w:w="1558" w:type="dxa"/>
-            <w:vAlign w:val="center"/>
-          </w:tcPr>
-          <w:p>
-            <w:pPr>
-              <w:spacing w:line="240" w:lineRule="auto"/>
-              <w:jc w:val="center"/>
-              <w:rPr>
-                <w:rFonts w:ascii="맑은 고딕" w:eastAsia="맑은 고딕" w:hAnsi="맑은 고딕" w:cs="맑은 고딕"/>
-                <w:sz w:val="20"/>
-                <w:szCs w:val="20"/>
-              </w:rPr>
-            </w:pPr>
-            <w:r>
-              <w:rPr>
-                <w:rFonts w:ascii="맑은 고딕" w:eastAsia="맑은 고딕" w:hAnsi="맑은 고딕" w:cs="맑은 고딕" w:hint="eastAsia"/>
-                <w:sz w:val="20"/>
-                <w:szCs w:val="20"/>
-              </w:rPr>
-              <w:t>대화방 화면에 파일 메시지 전송 중 네트워크 연결 종료</w:t>
-            </w:r>
-          </w:p>
-        </w:tc>
-        <w:tc>
-          <w:tcPr>
-            <w:tcW w:w="1558" w:type="dxa"/>
-            <w:vAlign w:val="center"/>
-          </w:tcPr>
-          <w:p>
-            <w:pPr>
-              <w:spacing w:line="240" w:lineRule="auto"/>
-              <w:jc w:val="center"/>
-              <w:rPr>
-                <w:rFonts w:ascii="맑은 고딕" w:eastAsia="맑은 고딕" w:hAnsi="맑은 고딕" w:cs="맑은 고딕"/>
-                <w:sz w:val="20"/>
-                <w:szCs w:val="20"/>
-              </w:rPr>
-            </w:pPr>
-            <w:r>
-              <w:rPr>
-                <w:rFonts w:ascii="맑은 고딕" w:eastAsia="맑은 고딕" w:hAnsi="맑은 고딕" w:cs="맑은 고딕"/>
-                <w:sz w:val="20"/>
-                <w:szCs w:val="20"/>
-              </w:rPr>
-              <w:t>‘</w:t>
-            </w:r>
-            <w:r>
-              <w:rPr>
-                <w:rFonts w:ascii="맑은 고딕" w:eastAsia="맑은 고딕" w:hAnsi="맑은 고딕" w:cs="맑은 고딕" w:hint="eastAsia"/>
-                <w:sz w:val="20"/>
-                <w:szCs w:val="20"/>
-              </w:rPr>
-              <w:t>파일 업로드</w:t>
-            </w:r>
-            <w:r>
-              <w:rPr>
-                <w:rFonts w:ascii="맑은 고딕" w:eastAsia="맑은 고딕" w:hAnsi="맑은 고딕" w:cs="맑은 고딕"/>
-                <w:sz w:val="20"/>
-                <w:szCs w:val="20"/>
-              </w:rPr>
-              <w:t>’</w:t>
-            </w:r>
-            <w:r>
-              <w:rPr>
-                <w:rFonts w:ascii="맑은 고딕" w:eastAsia="맑은 고딕" w:hAnsi="맑은 고딕" w:cs="맑은 고딕" w:hint="eastAsia"/>
-                <w:sz w:val="20"/>
-                <w:szCs w:val="20"/>
-              </w:rPr>
-              <w:t>에 관한 메시지 표시 및 재시도 버튼 표시</w:t>
+              <w:t>파일 메시지 미리보기 클릭</w:t>
+            </w:r>
+          </w:p>
+        </w:tc>
+        <w:tc>
+          <w:tcPr>
+            <w:tcW w:w="1558" w:type="dxa"/>
+            <w:vAlign w:val="center"/>
+          </w:tcPr>
+          <w:p>
+            <w:pPr>
+              <w:spacing w:line="240" w:lineRule="auto"/>
+              <w:jc w:val="center"/>
+              <w:rPr>
+                <w:rFonts w:ascii="맑은 고딕" w:eastAsia="맑은 고딕" w:hAnsi="맑은 고딕" w:cs="맑은 고딕"/>
+                <w:sz w:val="20"/>
+                <w:szCs w:val="20"/>
+              </w:rPr>
+            </w:pPr>
+            <w:r>
+              <w:rPr>
+                <w:rFonts w:ascii="맑은 고딕" w:eastAsia="맑은 고딕" w:hAnsi="맑은 고딕" w:cs="맑은 고딕" w:hint="eastAsia"/>
+                <w:sz w:val="20"/>
+                <w:szCs w:val="20"/>
+              </w:rPr>
+              <w:t>대화방에 첨부된 파일 메시지 미리보기 클릭</w:t>
+            </w:r>
+          </w:p>
+        </w:tc>
+        <w:tc>
+          <w:tcPr>
+            <w:tcW w:w="1558" w:type="dxa"/>
+            <w:vAlign w:val="center"/>
+          </w:tcPr>
+          <w:p>
+            <w:pPr>
+              <w:spacing w:line="240" w:lineRule="auto"/>
+              <w:jc w:val="center"/>
+              <w:rPr>
+                <w:rFonts w:ascii="맑은 고딕" w:eastAsia="맑은 고딕" w:hAnsi="맑은 고딕" w:cs="맑은 고딕"/>
+                <w:sz w:val="20"/>
+                <w:szCs w:val="20"/>
+              </w:rPr>
+            </w:pPr>
+            <w:r>
+              <w:rPr>
+                <w:rFonts w:ascii="맑은 고딕" w:eastAsia="맑은 고딕" w:hAnsi="맑은 고딕" w:cs="맑은 고딕" w:hint="eastAsia"/>
+                <w:sz w:val="20"/>
+                <w:szCs w:val="20"/>
+              </w:rPr>
+              <w:t>해당 파일 미리보기 모달 팝업 표시</w:t>
             </w:r>
           </w:p>
         </w:tc>
@@ -30633,7 +30640,7 @@
                 <w:sz w:val="20"/>
                 <w:szCs w:val="20"/>
               </w:rPr>
-              <w:t>TC07-6</w:t>
+              <w:t>TC07-7</w:t>
             </w:r>
           </w:p>
         </w:tc>
@@ -30676,57 +30683,57 @@
                 <w:sz w:val="20"/>
                 <w:szCs w:val="20"/>
               </w:rPr>
-              <w:t>파일 메시지 미리보기 클릭</w:t>
-            </w:r>
-          </w:p>
-        </w:tc>
-        <w:tc>
-          <w:tcPr>
-            <w:tcW w:w="1558" w:type="dxa"/>
-            <w:vAlign w:val="center"/>
-          </w:tcPr>
-          <w:p>
-            <w:pPr>
-              <w:spacing w:line="240" w:lineRule="auto"/>
-              <w:jc w:val="center"/>
-              <w:rPr>
-                <w:rFonts w:ascii="맑은 고딕" w:eastAsia="맑은 고딕" w:hAnsi="맑은 고딕" w:cs="맑은 고딕"/>
-                <w:sz w:val="20"/>
-                <w:szCs w:val="20"/>
-              </w:rPr>
-            </w:pPr>
-            <w:r>
-              <w:rPr>
-                <w:rFonts w:ascii="맑은 고딕" w:eastAsia="맑은 고딕" w:hAnsi="맑은 고딕" w:cs="맑은 고딕" w:hint="eastAsia"/>
-                <w:sz w:val="20"/>
-                <w:szCs w:val="20"/>
-              </w:rPr>
-              <w:t>대화방에 첨부된 파일 메시지 미리보기 클릭</w:t>
-            </w:r>
-          </w:p>
-        </w:tc>
-        <w:tc>
-          <w:tcPr>
-            <w:tcW w:w="1558" w:type="dxa"/>
-            <w:vAlign w:val="center"/>
-          </w:tcPr>
-          <w:p>
-            <w:pPr>
-              <w:spacing w:line="240" w:lineRule="auto"/>
-              <w:jc w:val="center"/>
-              <w:rPr>
-                <w:rFonts w:ascii="맑은 고딕" w:eastAsia="맑은 고딕" w:hAnsi="맑은 고딕" w:cs="맑은 고딕"/>
-                <w:sz w:val="20"/>
-                <w:szCs w:val="20"/>
-              </w:rPr>
-            </w:pPr>
-            <w:r>
-              <w:rPr>
-                <w:rFonts w:ascii="맑은 고딕" w:eastAsia="맑은 고딕" w:hAnsi="맑은 고딕" w:cs="맑은 고딕" w:hint="eastAsia"/>
-                <w:sz w:val="20"/>
-                <w:szCs w:val="20"/>
-              </w:rPr>
-              <w:t>해당 파일 미리보기 모달 팝업 표시</w:t>
+              <w:t>파일 다운로드 클릭</w:t>
+            </w:r>
+          </w:p>
+        </w:tc>
+        <w:tc>
+          <w:tcPr>
+            <w:tcW w:w="1558" w:type="dxa"/>
+            <w:vAlign w:val="center"/>
+          </w:tcPr>
+          <w:p>
+            <w:pPr>
+              <w:spacing w:line="240" w:lineRule="auto"/>
+              <w:jc w:val="center"/>
+              <w:rPr>
+                <w:rFonts w:ascii="맑은 고딕" w:eastAsia="맑은 고딕" w:hAnsi="맑은 고딕" w:cs="맑은 고딕"/>
+                <w:sz w:val="20"/>
+                <w:szCs w:val="20"/>
+              </w:rPr>
+            </w:pPr>
+            <w:r>
+              <w:rPr>
+                <w:rFonts w:ascii="맑은 고딕" w:eastAsia="맑은 고딕" w:hAnsi="맑은 고딕" w:cs="맑은 고딕" w:hint="eastAsia"/>
+                <w:sz w:val="20"/>
+                <w:szCs w:val="20"/>
+              </w:rPr>
+              <w:t>대화방에 첨부된 파일 메시지 다운로드 버튼 클릭</w:t>
+            </w:r>
+          </w:p>
+        </w:tc>
+        <w:tc>
+          <w:tcPr>
+            <w:tcW w:w="1558" w:type="dxa"/>
+            <w:vAlign w:val="center"/>
+          </w:tcPr>
+          <w:p>
+            <w:pPr>
+              <w:spacing w:line="240" w:lineRule="auto"/>
+              <w:jc w:val="center"/>
+              <w:rPr>
+                <w:rFonts w:ascii="맑은 고딕" w:eastAsia="맑은 고딕" w:hAnsi="맑은 고딕" w:cs="맑은 고딕"/>
+                <w:sz w:val="20"/>
+                <w:szCs w:val="20"/>
+              </w:rPr>
+            </w:pPr>
+            <w:r>
+              <w:rPr>
+                <w:rFonts w:ascii="맑은 고딕" w:eastAsia="맑은 고딕" w:hAnsi="맑은 고딕" w:cs="맑은 고딕" w:hint="eastAsia"/>
+                <w:sz w:val="20"/>
+                <w:szCs w:val="20"/>
+              </w:rPr>
+              <w:t>해당 파일 다운로드 로직 수행 및 완료 메시지 표시</w:t>
             </w:r>
           </w:p>
         </w:tc>
@@ -30775,119 +30782,135 @@
                 <w:sz w:val="20"/>
                 <w:szCs w:val="20"/>
               </w:rPr>
-              <w:t>TC07-7</w:t>
-            </w:r>
-          </w:p>
-        </w:tc>
-        <w:tc>
-          <w:tcPr>
-            <w:tcW w:w="1558" w:type="dxa"/>
-            <w:vMerge/>
-            <w:vAlign w:val="center"/>
-          </w:tcPr>
-          <w:p>
-            <w:pPr>
-              <w:spacing w:line="240" w:lineRule="auto"/>
-              <w:jc w:val="center"/>
-              <w:rPr>
-                <w:rFonts w:ascii="맑은 고딕" w:eastAsia="맑은 고딕" w:hAnsi="맑은 고딕" w:cs="맑은 고딕"/>
-                <w:sz w:val="20"/>
-                <w:szCs w:val="20"/>
-              </w:rPr>
-            </w:pPr>
-          </w:p>
-        </w:tc>
-        <w:tc>
-          <w:tcPr>
-            <w:tcW w:w="1558" w:type="dxa"/>
-            <w:vAlign w:val="center"/>
-          </w:tcPr>
-          <w:p>
-            <w:pPr>
-              <w:spacing w:line="240" w:lineRule="auto"/>
-              <w:jc w:val="center"/>
-              <w:rPr>
-                <w:rFonts w:ascii="맑은 고딕" w:eastAsia="맑은 고딕" w:hAnsi="맑은 고딕" w:cs="맑은 고딕"/>
-                <w:sz w:val="20"/>
-                <w:szCs w:val="20"/>
-              </w:rPr>
-            </w:pPr>
-            <w:r>
-              <w:rPr>
-                <w:rFonts w:ascii="맑은 고딕" w:eastAsia="맑은 고딕" w:hAnsi="맑은 고딕" w:cs="맑은 고딕" w:hint="eastAsia"/>
-                <w:sz w:val="20"/>
-                <w:szCs w:val="20"/>
-              </w:rPr>
-              <w:t>파일 다운로드 클릭</w:t>
-            </w:r>
-          </w:p>
-        </w:tc>
-        <w:tc>
-          <w:tcPr>
-            <w:tcW w:w="1558" w:type="dxa"/>
-            <w:vAlign w:val="center"/>
-          </w:tcPr>
-          <w:p>
-            <w:pPr>
-              <w:spacing w:line="240" w:lineRule="auto"/>
-              <w:jc w:val="center"/>
-              <w:rPr>
-                <w:rFonts w:ascii="맑은 고딕" w:eastAsia="맑은 고딕" w:hAnsi="맑은 고딕" w:cs="맑은 고딕"/>
-                <w:sz w:val="20"/>
-                <w:szCs w:val="20"/>
-              </w:rPr>
-            </w:pPr>
-            <w:r>
-              <w:rPr>
-                <w:rFonts w:ascii="맑은 고딕" w:eastAsia="맑은 고딕" w:hAnsi="맑은 고딕" w:cs="맑은 고딕" w:hint="eastAsia"/>
-                <w:sz w:val="20"/>
-                <w:szCs w:val="20"/>
-              </w:rPr>
-              <w:t>대화방에 첨부된 파일 메시지 다운로드 버튼 클릭</w:t>
-            </w:r>
-          </w:p>
-        </w:tc>
-        <w:tc>
-          <w:tcPr>
-            <w:tcW w:w="1558" w:type="dxa"/>
-            <w:vAlign w:val="center"/>
-          </w:tcPr>
-          <w:p>
-            <w:pPr>
-              <w:spacing w:line="240" w:lineRule="auto"/>
-              <w:jc w:val="center"/>
-              <w:rPr>
-                <w:rFonts w:ascii="맑은 고딕" w:eastAsia="맑은 고딕" w:hAnsi="맑은 고딕" w:cs="맑은 고딕"/>
-                <w:sz w:val="20"/>
-                <w:szCs w:val="20"/>
-              </w:rPr>
-            </w:pPr>
-            <w:r>
-              <w:rPr>
-                <w:rFonts w:ascii="맑은 고딕" w:eastAsia="맑은 고딕" w:hAnsi="맑은 고딕" w:cs="맑은 고딕" w:hint="eastAsia"/>
-                <w:sz w:val="20"/>
-                <w:szCs w:val="20"/>
-              </w:rPr>
-              <w:t>해당 파일 다운로드 로직 수행 및 완료 메시지 표시</w:t>
-            </w:r>
-          </w:p>
-        </w:tc>
-        <w:tc>
-          <w:tcPr>
-            <w:tcW w:w="1558" w:type="dxa"/>
-            <w:vMerge/>
-            <w:vAlign w:val="center"/>
-          </w:tcPr>
-          <w:p>
-            <w:pPr>
-              <w:spacing w:line="240" w:lineRule="auto"/>
-              <w:jc w:val="center"/>
-              <w:rPr>
-                <w:rFonts w:ascii="맑은 고딕" w:eastAsia="맑은 고딕" w:hAnsi="맑은 고딕" w:cs="맑은 고딕"/>
-                <w:sz w:val="20"/>
-                <w:szCs w:val="20"/>
-              </w:rPr>
-            </w:pPr>
+              <w:t>TC08-1</w:t>
+            </w:r>
+          </w:p>
+        </w:tc>
+        <w:tc>
+          <w:tcPr>
+            <w:tcW w:w="1558" w:type="dxa"/>
+            <w:vMerge w:val="restart"/>
+            <w:vAlign w:val="center"/>
+          </w:tcPr>
+          <w:p>
+            <w:pPr>
+              <w:spacing w:line="240" w:lineRule="auto"/>
+              <w:jc w:val="center"/>
+              <w:rPr>
+                <w:rFonts w:ascii="맑은 고딕" w:eastAsia="맑은 고딕" w:hAnsi="맑은 고딕" w:cs="맑은 고딕"/>
+                <w:sz w:val="20"/>
+                <w:szCs w:val="20"/>
+              </w:rPr>
+            </w:pPr>
+            <w:r>
+              <w:rPr>
+                <w:rFonts w:ascii="맑은 고딕" w:eastAsia="맑은 고딕" w:hAnsi="맑은 고딕" w:cs="맑은 고딕" w:hint="eastAsia"/>
+                <w:sz w:val="20"/>
+                <w:szCs w:val="20"/>
+              </w:rPr>
+              <w:t>FR-08</w:t>
+            </w:r>
+          </w:p>
+        </w:tc>
+        <w:tc>
+          <w:tcPr>
+            <w:tcW w:w="1558" w:type="dxa"/>
+            <w:vAlign w:val="center"/>
+          </w:tcPr>
+          <w:p>
+            <w:pPr>
+              <w:spacing w:line="240" w:lineRule="auto"/>
+              <w:jc w:val="center"/>
+              <w:rPr>
+                <w:rFonts w:ascii="맑은 고딕" w:eastAsia="맑은 고딕" w:hAnsi="맑은 고딕" w:cs="맑은 고딕"/>
+                <w:sz w:val="20"/>
+                <w:szCs w:val="20"/>
+              </w:rPr>
+            </w:pPr>
+            <w:r>
+              <w:rPr>
+                <w:rFonts w:ascii="맑은 고딕" w:eastAsia="맑은 고딕" w:hAnsi="맑은 고딕" w:cs="맑은 고딕" w:hint="eastAsia"/>
+                <w:sz w:val="20"/>
+                <w:szCs w:val="20"/>
+              </w:rPr>
+              <w:t>AI 질문 화면 표시</w:t>
+            </w:r>
+          </w:p>
+        </w:tc>
+        <w:tc>
+          <w:tcPr>
+            <w:tcW w:w="1558" w:type="dxa"/>
+            <w:vAlign w:val="center"/>
+          </w:tcPr>
+          <w:p>
+            <w:pPr>
+              <w:spacing w:line="240" w:lineRule="auto"/>
+              <w:jc w:val="center"/>
+              <w:rPr>
+                <w:rFonts w:ascii="맑은 고딕" w:eastAsia="맑은 고딕" w:hAnsi="맑은 고딕" w:cs="맑은 고딕"/>
+                <w:sz w:val="20"/>
+                <w:szCs w:val="20"/>
+              </w:rPr>
+            </w:pPr>
+            <w:r>
+              <w:rPr>
+                <w:rFonts w:ascii="맑은 고딕" w:eastAsia="맑은 고딕" w:hAnsi="맑은 고딕" w:cs="맑은 고딕" w:hint="eastAsia"/>
+                <w:sz w:val="20"/>
+                <w:szCs w:val="20"/>
+              </w:rPr>
+              <w:t>대화방 화면에 AI 질문 버튼 클릭</w:t>
+            </w:r>
+          </w:p>
+        </w:tc>
+        <w:tc>
+          <w:tcPr>
+            <w:tcW w:w="1558" w:type="dxa"/>
+            <w:vAlign w:val="center"/>
+          </w:tcPr>
+          <w:p>
+            <w:pPr>
+              <w:spacing w:line="240" w:lineRule="auto"/>
+              <w:jc w:val="center"/>
+              <w:rPr>
+                <w:rFonts w:ascii="맑은 고딕" w:eastAsia="맑은 고딕" w:hAnsi="맑은 고딕" w:cs="맑은 고딕"/>
+                <w:sz w:val="20"/>
+                <w:szCs w:val="20"/>
+              </w:rPr>
+            </w:pPr>
+            <w:r>
+              <w:rPr>
+                <w:rFonts w:ascii="맑은 고딕" w:eastAsia="맑은 고딕" w:hAnsi="맑은 고딕" w:cs="맑은 고딕" w:hint="eastAsia"/>
+                <w:sz w:val="20"/>
+                <w:szCs w:val="20"/>
+              </w:rPr>
+              <w:t>AI 질문 화면 표시</w:t>
+            </w:r>
+          </w:p>
+        </w:tc>
+        <w:tc>
+          <w:tcPr>
+            <w:tcW w:w="1558" w:type="dxa"/>
+            <w:vMerge w:val="restart"/>
+            <w:vAlign w:val="center"/>
+          </w:tcPr>
+          <w:p>
+            <w:pPr>
+              <w:spacing w:line="240" w:lineRule="auto"/>
+              <w:jc w:val="center"/>
+              <w:rPr>
+                <w:rFonts w:ascii="맑은 고딕" w:eastAsia="맑은 고딕" w:hAnsi="맑은 고딕" w:cs="맑은 고딕"/>
+                <w:sz w:val="20"/>
+                <w:szCs w:val="20"/>
+              </w:rPr>
+            </w:pPr>
+            <w:r>
+              <w:rPr>
+                <w:rFonts w:ascii="맑은 고딕" w:eastAsia="맑은 고딕" w:hAnsi="맑은 고딕" w:cs="맑은 고딕" w:hint="eastAsia"/>
+                <w:sz w:val="20"/>
+                <w:szCs w:val="20"/>
+              </w:rPr>
+              <w:t>임효진</w:t>
+            </w:r>
           </w:p>
         </w:tc>
       </w:tr>
@@ -30917,135 +30940,162 @@
                 <w:sz w:val="20"/>
                 <w:szCs w:val="20"/>
               </w:rPr>
-              <w:t>TC08-1</w:t>
-            </w:r>
-          </w:p>
-        </w:tc>
-        <w:tc>
-          <w:tcPr>
-            <w:tcW w:w="1558" w:type="dxa"/>
-            <w:vMerge w:val="restart"/>
-            <w:vAlign w:val="center"/>
-          </w:tcPr>
-          <w:p>
-            <w:pPr>
-              <w:spacing w:line="240" w:lineRule="auto"/>
-              <w:jc w:val="center"/>
-              <w:rPr>
-                <w:rFonts w:ascii="맑은 고딕" w:eastAsia="맑은 고딕" w:hAnsi="맑은 고딕" w:cs="맑은 고딕"/>
-                <w:sz w:val="20"/>
-                <w:szCs w:val="20"/>
-              </w:rPr>
-            </w:pPr>
-            <w:r>
-              <w:rPr>
-                <w:rFonts w:ascii="맑은 고딕" w:eastAsia="맑은 고딕" w:hAnsi="맑은 고딕" w:cs="맑은 고딕" w:hint="eastAsia"/>
-                <w:sz w:val="20"/>
-                <w:szCs w:val="20"/>
-              </w:rPr>
-              <w:t>FR-08</w:t>
-            </w:r>
-          </w:p>
-        </w:tc>
-        <w:tc>
-          <w:tcPr>
-            <w:tcW w:w="1558" w:type="dxa"/>
-            <w:vAlign w:val="center"/>
-          </w:tcPr>
-          <w:p>
-            <w:pPr>
-              <w:spacing w:line="240" w:lineRule="auto"/>
-              <w:jc w:val="center"/>
-              <w:rPr>
-                <w:rFonts w:ascii="맑은 고딕" w:eastAsia="맑은 고딕" w:hAnsi="맑은 고딕" w:cs="맑은 고딕"/>
-                <w:sz w:val="20"/>
-                <w:szCs w:val="20"/>
-              </w:rPr>
-            </w:pPr>
-            <w:r>
-              <w:rPr>
-                <w:rFonts w:ascii="맑은 고딕" w:eastAsia="맑은 고딕" w:hAnsi="맑은 고딕" w:cs="맑은 고딕" w:hint="eastAsia"/>
-                <w:sz w:val="20"/>
-                <w:szCs w:val="20"/>
-              </w:rPr>
-              <w:t>AI 질문 화면 표시</w:t>
-            </w:r>
-          </w:p>
-        </w:tc>
-        <w:tc>
-          <w:tcPr>
-            <w:tcW w:w="1558" w:type="dxa"/>
-            <w:vAlign w:val="center"/>
-          </w:tcPr>
-          <w:p>
-            <w:pPr>
-              <w:spacing w:line="240" w:lineRule="auto"/>
-              <w:jc w:val="center"/>
-              <w:rPr>
-                <w:rFonts w:ascii="맑은 고딕" w:eastAsia="맑은 고딕" w:hAnsi="맑은 고딕" w:cs="맑은 고딕"/>
-                <w:sz w:val="20"/>
-                <w:szCs w:val="20"/>
-              </w:rPr>
-            </w:pPr>
-            <w:r>
-              <w:rPr>
-                <w:rFonts w:ascii="맑은 고딕" w:eastAsia="맑은 고딕" w:hAnsi="맑은 고딕" w:cs="맑은 고딕" w:hint="eastAsia"/>
-                <w:sz w:val="20"/>
-                <w:szCs w:val="20"/>
-              </w:rPr>
-              <w:t>대화방 화면에 AI 질문 버튼 클릭</w:t>
-            </w:r>
-          </w:p>
-        </w:tc>
-        <w:tc>
-          <w:tcPr>
-            <w:tcW w:w="1558" w:type="dxa"/>
-            <w:vAlign w:val="center"/>
-          </w:tcPr>
-          <w:p>
-            <w:pPr>
-              <w:spacing w:line="240" w:lineRule="auto"/>
-              <w:jc w:val="center"/>
-              <w:rPr>
-                <w:rFonts w:ascii="맑은 고딕" w:eastAsia="맑은 고딕" w:hAnsi="맑은 고딕" w:cs="맑은 고딕"/>
-                <w:sz w:val="20"/>
-                <w:szCs w:val="20"/>
-              </w:rPr>
-            </w:pPr>
-            <w:r>
-              <w:rPr>
-                <w:rFonts w:ascii="맑은 고딕" w:eastAsia="맑은 고딕" w:hAnsi="맑은 고딕" w:cs="맑은 고딕" w:hint="eastAsia"/>
-                <w:sz w:val="20"/>
-                <w:szCs w:val="20"/>
-              </w:rPr>
-              <w:t>AI 질문 화면 표시</w:t>
-            </w:r>
-          </w:p>
-        </w:tc>
-        <w:tc>
-          <w:tcPr>
-            <w:tcW w:w="1558" w:type="dxa"/>
-            <w:vMerge w:val="restart"/>
-            <w:vAlign w:val="center"/>
-          </w:tcPr>
-          <w:p>
-            <w:pPr>
-              <w:spacing w:line="240" w:lineRule="auto"/>
-              <w:jc w:val="center"/>
-              <w:rPr>
-                <w:rFonts w:ascii="맑은 고딕" w:eastAsia="맑은 고딕" w:hAnsi="맑은 고딕" w:cs="맑은 고딕"/>
-                <w:sz w:val="20"/>
-                <w:szCs w:val="20"/>
-              </w:rPr>
-            </w:pPr>
-            <w:r>
-              <w:rPr>
-                <w:rFonts w:ascii="맑은 고딕" w:eastAsia="맑은 고딕" w:hAnsi="맑은 고딕" w:cs="맑은 고딕" w:hint="eastAsia"/>
-                <w:sz w:val="20"/>
-                <w:szCs w:val="20"/>
-              </w:rPr>
-              <w:t>임효진</w:t>
-            </w:r>
+              <w:t>TC08-2</w:t>
+            </w:r>
+          </w:p>
+        </w:tc>
+        <w:tc>
+          <w:tcPr>
+            <w:tcW w:w="1558" w:type="dxa"/>
+            <w:vMerge/>
+            <w:vAlign w:val="center"/>
+          </w:tcPr>
+          <w:p>
+            <w:pPr>
+              <w:spacing w:line="240" w:lineRule="auto"/>
+              <w:jc w:val="center"/>
+              <w:rPr>
+                <w:rFonts w:ascii="맑은 고딕" w:eastAsia="맑은 고딕" w:hAnsi="맑은 고딕" w:cs="맑은 고딕"/>
+                <w:sz w:val="20"/>
+                <w:szCs w:val="20"/>
+              </w:rPr>
+            </w:pPr>
+          </w:p>
+        </w:tc>
+        <w:tc>
+          <w:tcPr>
+            <w:tcW w:w="1558" w:type="dxa"/>
+            <w:vAlign w:val="center"/>
+          </w:tcPr>
+          <w:p>
+            <w:pPr>
+              <w:spacing w:line="240" w:lineRule="auto"/>
+              <w:jc w:val="center"/>
+              <w:rPr>
+                <w:rFonts w:ascii="맑은 고딕" w:eastAsia="맑은 고딕" w:hAnsi="맑은 고딕" w:cs="맑은 고딕"/>
+                <w:sz w:val="20"/>
+                <w:szCs w:val="20"/>
+              </w:rPr>
+            </w:pPr>
+            <w:r>
+              <w:rPr>
+                <w:rFonts w:ascii="맑은 고딕" w:eastAsia="맑은 고딕" w:hAnsi="맑은 고딕" w:cs="맑은 고딕" w:hint="eastAsia"/>
+                <w:sz w:val="20"/>
+                <w:szCs w:val="20"/>
+              </w:rPr>
+              <w:t>AI 질문 입력</w:t>
+            </w:r>
+          </w:p>
+        </w:tc>
+        <w:tc>
+          <w:tcPr>
+            <w:tcW w:w="1558" w:type="dxa"/>
+            <w:vAlign w:val="center"/>
+          </w:tcPr>
+          <w:p>
+            <w:pPr>
+              <w:spacing w:line="240" w:lineRule="auto"/>
+              <w:jc w:val="center"/>
+              <w:rPr>
+                <w:rFonts w:ascii="맑은 고딕" w:eastAsia="맑은 고딕" w:hAnsi="맑은 고딕" w:cs="맑은 고딕"/>
+                <w:sz w:val="20"/>
+                <w:szCs w:val="20"/>
+              </w:rPr>
+            </w:pPr>
+            <w:r>
+              <w:rPr>
+                <w:rFonts w:ascii="맑은 고딕" w:eastAsia="맑은 고딕" w:hAnsi="맑은 고딕" w:cs="맑은 고딕" w:hint="eastAsia"/>
+                <w:sz w:val="20"/>
+                <w:szCs w:val="20"/>
+              </w:rPr>
+              <w:t xml:space="preserve">프롬프트: </w:t>
+            </w:r>
+            <w:r>
+              <w:rPr>
+                <w:rFonts w:ascii="맑은 고딕" w:eastAsia="맑은 고딕" w:hAnsi="맑은 고딕" w:cs="맑은 고딕"/>
+                <w:sz w:val="20"/>
+                <w:szCs w:val="20"/>
+              </w:rPr>
+              <w:t>‘</w:t>
+            </w:r>
+            <w:r>
+              <w:rPr>
+                <w:rFonts w:ascii="맑은 고딕" w:eastAsia="맑은 고딕" w:hAnsi="맑은 고딕" w:cs="맑은 고딕" w:hint="eastAsia"/>
+                <w:sz w:val="20"/>
+                <w:szCs w:val="20"/>
+              </w:rPr>
+              <w:t xml:space="preserve">사용자가 입력한 </w:t>
+            </w:r>
+            <w:r>
+              <w:rPr>
+                <w:rFonts w:ascii="맑은 고딕" w:eastAsia="맑은 고딕" w:hAnsi="맑은 고딕" w:cs="맑은 고딕" w:hint="eastAsia"/>
+                <w:sz w:val="20"/>
+                <w:szCs w:val="20"/>
+              </w:rPr>
+              <w:lastRenderedPageBreak/>
+              <w:t>프롬프트</w:t>
+            </w:r>
+            <w:r>
+              <w:rPr>
+                <w:rFonts w:ascii="맑은 고딕" w:eastAsia="맑은 고딕" w:hAnsi="맑은 고딕" w:cs="맑은 고딕"/>
+                <w:sz w:val="20"/>
+                <w:szCs w:val="20"/>
+              </w:rPr>
+              <w:t>’</w:t>
+            </w:r>
+          </w:p>
+        </w:tc>
+        <w:tc>
+          <w:tcPr>
+            <w:tcW w:w="1558" w:type="dxa"/>
+            <w:vAlign w:val="center"/>
+          </w:tcPr>
+          <w:p>
+            <w:pPr>
+              <w:spacing w:line="240" w:lineRule="auto"/>
+              <w:jc w:val="center"/>
+              <w:rPr>
+                <w:rFonts w:ascii="맑은 고딕" w:eastAsia="맑은 고딕" w:hAnsi="맑은 고딕" w:cs="맑은 고딕"/>
+                <w:sz w:val="20"/>
+                <w:szCs w:val="20"/>
+              </w:rPr>
+            </w:pPr>
+            <w:r>
+              <w:rPr>
+                <w:rFonts w:ascii="맑은 고딕" w:eastAsia="맑은 고딕" w:hAnsi="맑은 고딕" w:cs="맑은 고딕" w:hint="eastAsia"/>
+                <w:sz w:val="20"/>
+                <w:szCs w:val="20"/>
+              </w:rPr>
+              <w:lastRenderedPageBreak/>
+              <w:t xml:space="preserve">해당 사용자 질문 할당량 업데이트 </w:t>
+            </w:r>
+            <w:r>
+              <w:rPr>
+                <w:rFonts w:ascii="맑은 고딕" w:eastAsia="맑은 고딕" w:hAnsi="맑은 고딕" w:cs="맑은 고딕" w:hint="eastAsia"/>
+                <w:sz w:val="20"/>
+                <w:szCs w:val="20"/>
+              </w:rPr>
+              <w:lastRenderedPageBreak/>
+              <w:t>표시 및 로딩 스피너 표시</w:t>
+            </w:r>
+          </w:p>
+        </w:tc>
+        <w:tc>
+          <w:tcPr>
+            <w:tcW w:w="1558" w:type="dxa"/>
+            <w:vMerge/>
+            <w:vAlign w:val="center"/>
+          </w:tcPr>
+          <w:p>
+            <w:pPr>
+              <w:spacing w:line="240" w:lineRule="auto"/>
+              <w:jc w:val="center"/>
+              <w:rPr>
+                <w:rFonts w:ascii="맑은 고딕" w:eastAsia="맑은 고딕" w:hAnsi="맑은 고딕" w:cs="맑은 고딕"/>
+                <w:sz w:val="20"/>
+                <w:szCs w:val="20"/>
+              </w:rPr>
+            </w:pPr>
           </w:p>
         </w:tc>
       </w:tr>
@@ -31075,8 +31125,7 @@
                 <w:sz w:val="20"/>
                 <w:szCs w:val="20"/>
               </w:rPr>
-              <w:lastRenderedPageBreak/>
-              <w:t>TC08-2</w:t>
+              <w:t>TC08-3</w:t>
             </w:r>
           </w:p>
         </w:tc>
@@ -31119,7 +31168,7 @@
                 <w:sz w:val="20"/>
                 <w:szCs w:val="20"/>
               </w:rPr>
-              <w:t>AI 질문 입력</w:t>
+              <w:t>지정된 타임아웃 초과</w:t>
             </w:r>
           </w:p>
         </w:tc>
@@ -31193,7 +31242,39 @@
                 <w:sz w:val="20"/>
                 <w:szCs w:val="20"/>
               </w:rPr>
-              <w:t>해당 사용자 질문 할당량 업데이트 표시 및 로딩 스피너 표시</w:t>
+              <w:t xml:space="preserve">로딩 스피너 제거 및 </w:t>
+            </w:r>
+            <w:r>
+              <w:rPr>
+                <w:rFonts w:ascii="맑은 고딕" w:eastAsia="맑은 고딕" w:hAnsi="맑은 고딕" w:cs="맑은 고딕"/>
+                <w:sz w:val="20"/>
+                <w:szCs w:val="20"/>
+              </w:rPr>
+              <w:t>‘</w:t>
+            </w:r>
+            <w:r>
+              <w:rPr>
+                <w:rFonts w:ascii="맑은 고딕" w:eastAsia="맑은 고딕" w:hAnsi="맑은 고딕" w:cs="맑은 고딕" w:hint="eastAsia"/>
+                <w:sz w:val="20"/>
+                <w:szCs w:val="20"/>
+              </w:rPr>
+              <w:t>서버 응답 지연</w:t>
+            </w:r>
+            <w:r>
+              <w:rPr>
+                <w:rFonts w:ascii="맑은 고딕" w:eastAsia="맑은 고딕" w:hAnsi="맑은 고딕" w:cs="맑은 고딕"/>
+                <w:sz w:val="20"/>
+                <w:szCs w:val="20"/>
+              </w:rPr>
+              <w:t>’</w:t>
+            </w:r>
+            <w:r>
+              <w:rPr>
+                <w:rFonts w:ascii="맑은 고딕" w:eastAsia="맑은 고딕" w:hAnsi="맑은 고딕" w:cs="맑은 고딕" w:hint="eastAsia"/>
+                <w:sz w:val="20"/>
+                <w:szCs w:val="20"/>
+              </w:rPr>
+              <w:t>에 관한 메시지 표시</w:t>
             </w:r>
           </w:p>
         </w:tc>
@@ -31242,7 +31323,7 @@
                 <w:sz w:val="20"/>
                 <w:szCs w:val="20"/>
               </w:rPr>
-              <w:t>TC08-3</w:t>
+              <w:t>TC08-4</w:t>
             </w:r>
           </w:p>
         </w:tc>
@@ -31285,7 +31366,7 @@
                 <w:sz w:val="20"/>
                 <w:szCs w:val="20"/>
               </w:rPr>
-              <w:t>지정된 타임아웃 초과</w:t>
+              <w:t>생성된 프롬프트 수신</w:t>
             </w:r>
           </w:p>
         </w:tc>
@@ -31326,72 +31407,32 @@
                 <w:sz w:val="20"/>
                 <w:szCs w:val="20"/>
               </w:rPr>
-              <w:t>사용자가 입력한 프롬프트</w:t>
-            </w:r>
-            <w:r>
-              <w:rPr>
-                <w:rFonts w:ascii="맑은 고딕" w:eastAsia="맑은 고딕" w:hAnsi="맑은 고딕" w:cs="맑은 고딕"/>
-                <w:sz w:val="20"/>
-                <w:szCs w:val="20"/>
-              </w:rPr>
-              <w:t>’</w:t>
-            </w:r>
-          </w:p>
-        </w:tc>
-        <w:tc>
-          <w:tcPr>
-            <w:tcW w:w="1558" w:type="dxa"/>
-            <w:vAlign w:val="center"/>
-          </w:tcPr>
-          <w:p>
-            <w:pPr>
-              <w:spacing w:line="240" w:lineRule="auto"/>
-              <w:jc w:val="center"/>
-              <w:rPr>
-                <w:rFonts w:ascii="맑은 고딕" w:eastAsia="맑은 고딕" w:hAnsi="맑은 고딕" w:cs="맑은 고딕"/>
-                <w:sz w:val="20"/>
-                <w:szCs w:val="20"/>
-              </w:rPr>
-            </w:pPr>
-            <w:r>
-              <w:rPr>
-                <w:rFonts w:ascii="맑은 고딕" w:eastAsia="맑은 고딕" w:hAnsi="맑은 고딕" w:cs="맑은 고딕" w:hint="eastAsia"/>
-                <w:sz w:val="20"/>
-                <w:szCs w:val="20"/>
-              </w:rPr>
-              <w:t xml:space="preserve">로딩 스피너 제거 및 </w:t>
-            </w:r>
-            <w:r>
-              <w:rPr>
-                <w:rFonts w:ascii="맑은 고딕" w:eastAsia="맑은 고딕" w:hAnsi="맑은 고딕" w:cs="맑은 고딕"/>
-                <w:sz w:val="20"/>
-                <w:szCs w:val="20"/>
-              </w:rPr>
-              <w:t>‘</w:t>
-            </w:r>
-            <w:r>
-              <w:rPr>
-                <w:rFonts w:ascii="맑은 고딕" w:eastAsia="맑은 고딕" w:hAnsi="맑은 고딕" w:cs="맑은 고딕" w:hint="eastAsia"/>
-                <w:sz w:val="20"/>
-                <w:szCs w:val="20"/>
-              </w:rPr>
-              <w:t>서버 응답 지연</w:t>
-            </w:r>
-            <w:r>
-              <w:rPr>
-                <w:rFonts w:ascii="맑은 고딕" w:eastAsia="맑은 고딕" w:hAnsi="맑은 고딕" w:cs="맑은 고딕"/>
-                <w:sz w:val="20"/>
-                <w:szCs w:val="20"/>
-              </w:rPr>
-              <w:t>’</w:t>
-            </w:r>
-            <w:r>
-              <w:rPr>
-                <w:rFonts w:ascii="맑은 고딕" w:eastAsia="맑은 고딕" w:hAnsi="맑은 고딕" w:cs="맑은 고딕" w:hint="eastAsia"/>
-                <w:sz w:val="20"/>
-                <w:szCs w:val="20"/>
-              </w:rPr>
-              <w:t>에 관한 메시지 표시</w:t>
+              <w:t>사용자가 입력한 프롬프트'</w:t>
+            </w:r>
+          </w:p>
+        </w:tc>
+        <w:tc>
+          <w:tcPr>
+            <w:tcW w:w="1558" w:type="dxa"/>
+            <w:vAlign w:val="center"/>
+          </w:tcPr>
+          <w:p>
+            <w:pPr>
+              <w:spacing w:line="240" w:lineRule="auto"/>
+              <w:jc w:val="center"/>
+              <w:rPr>
+                <w:rFonts w:ascii="맑은 고딕" w:eastAsia="맑은 고딕" w:hAnsi="맑은 고딕" w:cs="맑은 고딕"/>
+                <w:sz w:val="20"/>
+                <w:szCs w:val="20"/>
+              </w:rPr>
+            </w:pPr>
+            <w:r>
+              <w:rPr>
+                <w:rFonts w:ascii="맑은 고딕" w:eastAsia="맑은 고딕" w:hAnsi="맑은 고딕" w:cs="맑은 고딕" w:hint="eastAsia"/>
+                <w:sz w:val="20"/>
+                <w:szCs w:val="20"/>
+              </w:rPr>
+              <w:t>입력한 프롬프트 텍스트 초기화 및 생성된 프롬프트에 대화방 공유 버튼 표시</w:t>
             </w:r>
           </w:p>
         </w:tc>
@@ -31440,7 +31481,7 @@
                 <w:sz w:val="20"/>
                 <w:szCs w:val="20"/>
               </w:rPr>
-              <w:t>TC08-4</w:t>
+              <w:t>TC08-5</w:t>
             </w:r>
           </w:p>
         </w:tc>
@@ -31483,73 +31524,57 @@
                 <w:sz w:val="20"/>
                 <w:szCs w:val="20"/>
               </w:rPr>
-              <w:t>생성된 프롬프트 수신</w:t>
-            </w:r>
-          </w:p>
-        </w:tc>
-        <w:tc>
-          <w:tcPr>
-            <w:tcW w:w="1558" w:type="dxa"/>
-            <w:vAlign w:val="center"/>
-          </w:tcPr>
-          <w:p>
-            <w:pPr>
-              <w:spacing w:line="240" w:lineRule="auto"/>
-              <w:jc w:val="center"/>
-              <w:rPr>
-                <w:rFonts w:ascii="맑은 고딕" w:eastAsia="맑은 고딕" w:hAnsi="맑은 고딕" w:cs="맑은 고딕"/>
-                <w:sz w:val="20"/>
-                <w:szCs w:val="20"/>
-              </w:rPr>
-            </w:pPr>
-            <w:r>
-              <w:rPr>
-                <w:rFonts w:ascii="맑은 고딕" w:eastAsia="맑은 고딕" w:hAnsi="맑은 고딕" w:cs="맑은 고딕" w:hint="eastAsia"/>
-                <w:sz w:val="20"/>
-                <w:szCs w:val="20"/>
-              </w:rPr>
-              <w:t xml:space="preserve">프롬프트: </w:t>
-            </w:r>
-            <w:r>
-              <w:rPr>
-                <w:rFonts w:ascii="맑은 고딕" w:eastAsia="맑은 고딕" w:hAnsi="맑은 고딕" w:cs="맑은 고딕"/>
-                <w:sz w:val="20"/>
-                <w:szCs w:val="20"/>
-              </w:rPr>
-              <w:t>‘</w:t>
-            </w:r>
-            <w:r>
-              <w:rPr>
-                <w:rFonts w:ascii="맑은 고딕" w:eastAsia="맑은 고딕" w:hAnsi="맑은 고딕" w:cs="맑은 고딕" w:hint="eastAsia"/>
-                <w:sz w:val="20"/>
-                <w:szCs w:val="20"/>
-              </w:rPr>
-              <w:t>사용자가 입력한 프롬프트'</w:t>
-            </w:r>
-          </w:p>
-        </w:tc>
-        <w:tc>
-          <w:tcPr>
-            <w:tcW w:w="1558" w:type="dxa"/>
-            <w:vAlign w:val="center"/>
-          </w:tcPr>
-          <w:p>
-            <w:pPr>
-              <w:spacing w:line="240" w:lineRule="auto"/>
-              <w:jc w:val="center"/>
-              <w:rPr>
-                <w:rFonts w:ascii="맑은 고딕" w:eastAsia="맑은 고딕" w:hAnsi="맑은 고딕" w:cs="맑은 고딕"/>
-                <w:sz w:val="20"/>
-                <w:szCs w:val="20"/>
-              </w:rPr>
-            </w:pPr>
-            <w:r>
-              <w:rPr>
-                <w:rFonts w:ascii="맑은 고딕" w:eastAsia="맑은 고딕" w:hAnsi="맑은 고딕" w:cs="맑은 고딕" w:hint="eastAsia"/>
-                <w:sz w:val="20"/>
-                <w:szCs w:val="20"/>
-              </w:rPr>
-              <w:t>입력한 프롬프트 텍스트 초기화 및 생성된 프롬프트에 대화방 공유 버튼 표시</w:t>
+              <w:t>프롬프트 정보 대화방 공유</w:t>
+            </w:r>
+          </w:p>
+        </w:tc>
+        <w:tc>
+          <w:tcPr>
+            <w:tcW w:w="1558" w:type="dxa"/>
+            <w:vAlign w:val="center"/>
+          </w:tcPr>
+          <w:p>
+            <w:pPr>
+              <w:spacing w:line="240" w:lineRule="auto"/>
+              <w:jc w:val="center"/>
+              <w:rPr>
+                <w:rFonts w:ascii="맑은 고딕" w:eastAsia="맑은 고딕" w:hAnsi="맑은 고딕" w:cs="맑은 고딕"/>
+                <w:sz w:val="20"/>
+                <w:szCs w:val="20"/>
+              </w:rPr>
+            </w:pPr>
+            <w:r>
+              <w:rPr>
+                <w:rFonts w:ascii="맑은 고딕" w:eastAsia="맑은 고딕" w:hAnsi="맑은 고딕" w:cs="맑은 고딕" w:hint="eastAsia"/>
+                <w:sz w:val="20"/>
+                <w:szCs w:val="20"/>
+              </w:rPr>
+              <w:t>AI 질문 화면에 대화방 공유 버튼 클릭</w:t>
+            </w:r>
+          </w:p>
+        </w:tc>
+        <w:tc>
+          <w:tcPr>
+            <w:tcW w:w="1558" w:type="dxa"/>
+            <w:vAlign w:val="center"/>
+          </w:tcPr>
+          <w:p>
+            <w:pPr>
+              <w:spacing w:line="240" w:lineRule="auto"/>
+              <w:jc w:val="center"/>
+              <w:rPr>
+                <w:rFonts w:ascii="맑은 고딕" w:eastAsia="맑은 고딕" w:hAnsi="맑은 고딕" w:cs="맑은 고딕"/>
+                <w:sz w:val="20"/>
+                <w:szCs w:val="20"/>
+              </w:rPr>
+            </w:pPr>
+            <w:r>
+              <w:rPr>
+                <w:rFonts w:ascii="맑은 고딕" w:eastAsia="맑은 고딕" w:hAnsi="맑은 고딕" w:cs="맑은 고딕" w:hint="eastAsia"/>
+                <w:sz w:val="20"/>
+                <w:szCs w:val="20"/>
+              </w:rPr>
+              <w:t>AI 질문 화면이 닫히고 해당 대화방에 선택한 프롬프트 정보 메시지 표시</w:t>
             </w:r>
           </w:p>
         </w:tc>
@@ -31598,119 +31623,159 @@
                 <w:sz w:val="20"/>
                 <w:szCs w:val="20"/>
               </w:rPr>
-              <w:t>TC08-5</w:t>
-            </w:r>
-          </w:p>
-        </w:tc>
-        <w:tc>
-          <w:tcPr>
-            <w:tcW w:w="1558" w:type="dxa"/>
-            <w:vMerge/>
-            <w:vAlign w:val="center"/>
-          </w:tcPr>
-          <w:p>
-            <w:pPr>
-              <w:spacing w:line="240" w:lineRule="auto"/>
-              <w:jc w:val="center"/>
-              <w:rPr>
-                <w:rFonts w:ascii="맑은 고딕" w:eastAsia="맑은 고딕" w:hAnsi="맑은 고딕" w:cs="맑은 고딕"/>
-                <w:sz w:val="20"/>
-                <w:szCs w:val="20"/>
-              </w:rPr>
-            </w:pPr>
-          </w:p>
-        </w:tc>
-        <w:tc>
-          <w:tcPr>
-            <w:tcW w:w="1558" w:type="dxa"/>
-            <w:vAlign w:val="center"/>
-          </w:tcPr>
-          <w:p>
-            <w:pPr>
-              <w:spacing w:line="240" w:lineRule="auto"/>
-              <w:jc w:val="center"/>
-              <w:rPr>
-                <w:rFonts w:ascii="맑은 고딕" w:eastAsia="맑은 고딕" w:hAnsi="맑은 고딕" w:cs="맑은 고딕"/>
-                <w:sz w:val="20"/>
-                <w:szCs w:val="20"/>
-              </w:rPr>
-            </w:pPr>
-            <w:r>
-              <w:rPr>
-                <w:rFonts w:ascii="맑은 고딕" w:eastAsia="맑은 고딕" w:hAnsi="맑은 고딕" w:cs="맑은 고딕" w:hint="eastAsia"/>
-                <w:sz w:val="20"/>
-                <w:szCs w:val="20"/>
-              </w:rPr>
-              <w:t>프롬프트 정보 대화방 공유</w:t>
-            </w:r>
-          </w:p>
-        </w:tc>
-        <w:tc>
-          <w:tcPr>
-            <w:tcW w:w="1558" w:type="dxa"/>
-            <w:vAlign w:val="center"/>
-          </w:tcPr>
-          <w:p>
-            <w:pPr>
-              <w:spacing w:line="240" w:lineRule="auto"/>
-              <w:jc w:val="center"/>
-              <w:rPr>
-                <w:rFonts w:ascii="맑은 고딕" w:eastAsia="맑은 고딕" w:hAnsi="맑은 고딕" w:cs="맑은 고딕"/>
-                <w:sz w:val="20"/>
-                <w:szCs w:val="20"/>
-              </w:rPr>
-            </w:pPr>
-            <w:r>
-              <w:rPr>
-                <w:rFonts w:ascii="맑은 고딕" w:eastAsia="맑은 고딕" w:hAnsi="맑은 고딕" w:cs="맑은 고딕" w:hint="eastAsia"/>
-                <w:sz w:val="20"/>
-                <w:szCs w:val="20"/>
-              </w:rPr>
-              <w:t>AI 질문 화면에 대화방 공유 버튼 클릭</w:t>
-            </w:r>
-          </w:p>
-        </w:tc>
-        <w:tc>
-          <w:tcPr>
-            <w:tcW w:w="1558" w:type="dxa"/>
-            <w:vAlign w:val="center"/>
-          </w:tcPr>
-          <w:p>
-            <w:pPr>
-              <w:spacing w:line="240" w:lineRule="auto"/>
-              <w:jc w:val="center"/>
-              <w:rPr>
-                <w:rFonts w:ascii="맑은 고딕" w:eastAsia="맑은 고딕" w:hAnsi="맑은 고딕" w:cs="맑은 고딕"/>
-                <w:sz w:val="20"/>
-                <w:szCs w:val="20"/>
-              </w:rPr>
-            </w:pPr>
-            <w:r>
-              <w:rPr>
-                <w:rFonts w:ascii="맑은 고딕" w:eastAsia="맑은 고딕" w:hAnsi="맑은 고딕" w:cs="맑은 고딕" w:hint="eastAsia"/>
-                <w:sz w:val="20"/>
-                <w:szCs w:val="20"/>
-              </w:rPr>
-              <w:t>AI 질문 화면이 닫히고 해당 대화방에 선택한 프롬프트 정보 메시지 표시</w:t>
-            </w:r>
-          </w:p>
-        </w:tc>
-        <w:tc>
-          <w:tcPr>
-            <w:tcW w:w="1558" w:type="dxa"/>
-            <w:vMerge/>
-            <w:vAlign w:val="center"/>
-          </w:tcPr>
-          <w:p>
-            <w:pPr>
-              <w:spacing w:line="240" w:lineRule="auto"/>
-              <w:jc w:val="center"/>
-              <w:rPr>
-                <w:rFonts w:ascii="맑은 고딕" w:eastAsia="맑은 고딕" w:hAnsi="맑은 고딕" w:cs="맑은 고딕"/>
-                <w:sz w:val="20"/>
-                <w:szCs w:val="20"/>
-              </w:rPr>
-            </w:pPr>
+              <w:t>TC09-1</w:t>
+            </w:r>
+          </w:p>
+        </w:tc>
+        <w:tc>
+          <w:tcPr>
+            <w:tcW w:w="1558" w:type="dxa"/>
+            <w:vMerge w:val="restart"/>
+            <w:vAlign w:val="center"/>
+          </w:tcPr>
+          <w:p>
+            <w:pPr>
+              <w:spacing w:line="240" w:lineRule="auto"/>
+              <w:jc w:val="center"/>
+              <w:rPr>
+                <w:rFonts w:ascii="맑은 고딕" w:eastAsia="맑은 고딕" w:hAnsi="맑은 고딕" w:cs="맑은 고딕"/>
+                <w:sz w:val="20"/>
+                <w:szCs w:val="20"/>
+              </w:rPr>
+            </w:pPr>
+            <w:r>
+              <w:rPr>
+                <w:rFonts w:ascii="맑은 고딕" w:eastAsia="맑은 고딕" w:hAnsi="맑은 고딕" w:cs="맑은 고딕" w:hint="eastAsia"/>
+                <w:sz w:val="20"/>
+                <w:szCs w:val="20"/>
+              </w:rPr>
+              <w:t>FR-09</w:t>
+            </w:r>
+          </w:p>
+        </w:tc>
+        <w:tc>
+          <w:tcPr>
+            <w:tcW w:w="1558" w:type="dxa"/>
+            <w:vAlign w:val="center"/>
+          </w:tcPr>
+          <w:p>
+            <w:pPr>
+              <w:spacing w:line="240" w:lineRule="auto"/>
+              <w:jc w:val="center"/>
+              <w:rPr>
+                <w:rFonts w:ascii="맑은 고딕" w:eastAsia="맑은 고딕" w:hAnsi="맑은 고딕" w:cs="맑은 고딕"/>
+                <w:sz w:val="20"/>
+                <w:szCs w:val="20"/>
+              </w:rPr>
+            </w:pPr>
+            <w:r>
+              <w:rPr>
+                <w:rFonts w:ascii="맑은 고딕" w:eastAsia="맑은 고딕" w:hAnsi="맑은 고딕" w:cs="맑은 고딕" w:hint="eastAsia"/>
+                <w:sz w:val="20"/>
+                <w:szCs w:val="20"/>
+              </w:rPr>
+              <w:t>관리자 화면-사용자 검색어 공백 값 입력</w:t>
+            </w:r>
+          </w:p>
+        </w:tc>
+        <w:tc>
+          <w:tcPr>
+            <w:tcW w:w="1558" w:type="dxa"/>
+            <w:vAlign w:val="center"/>
+          </w:tcPr>
+          <w:p>
+            <w:pPr>
+              <w:spacing w:line="240" w:lineRule="auto"/>
+              <w:jc w:val="center"/>
+              <w:rPr>
+                <w:rFonts w:ascii="맑은 고딕" w:eastAsia="맑은 고딕" w:hAnsi="맑은 고딕" w:cs="맑은 고딕"/>
+                <w:sz w:val="20"/>
+                <w:szCs w:val="20"/>
+              </w:rPr>
+            </w:pPr>
+            <w:r>
+              <w:rPr>
+                <w:rFonts w:ascii="맑은 고딕" w:eastAsia="맑은 고딕" w:hAnsi="맑은 고딕" w:cs="맑은 고딕" w:hint="eastAsia"/>
+                <w:sz w:val="20"/>
+                <w:szCs w:val="20"/>
+              </w:rPr>
+              <w:t xml:space="preserve">검색어: </w:t>
+            </w:r>
+            <w:r>
+              <w:rPr>
+                <w:rFonts w:ascii="맑은 고딕" w:eastAsia="맑은 고딕" w:hAnsi="맑은 고딕" w:cs="맑은 고딕"/>
+                <w:sz w:val="20"/>
+                <w:szCs w:val="20"/>
+              </w:rPr>
+              <w:t>“</w:t>
+            </w:r>
+            <w:r>
+              <w:rPr>
+                <w:rFonts w:ascii="맑은 고딕" w:eastAsia="맑은 고딕" w:hAnsi="맑은 고딕" w:cs="맑은 고딕" w:hint="eastAsia"/>
+                <w:sz w:val="20"/>
+                <w:szCs w:val="20"/>
+              </w:rPr>
+              <w:t xml:space="preserve"> </w:t>
+            </w:r>
+            <w:r>
+              <w:rPr>
+                <w:rFonts w:ascii="맑은 고딕" w:eastAsia="맑은 고딕" w:hAnsi="맑은 고딕" w:cs="맑은 고딕"/>
+                <w:sz w:val="20"/>
+                <w:szCs w:val="20"/>
+              </w:rPr>
+              <w:t>“</w:t>
+            </w:r>
+          </w:p>
+        </w:tc>
+        <w:tc>
+          <w:tcPr>
+            <w:tcW w:w="1558" w:type="dxa"/>
+            <w:vAlign w:val="center"/>
+          </w:tcPr>
+          <w:p>
+            <w:pPr>
+              <w:spacing w:line="240" w:lineRule="auto"/>
+              <w:jc w:val="center"/>
+              <w:rPr>
+                <w:rFonts w:ascii="맑은 고딕" w:eastAsia="맑은 고딕" w:hAnsi="맑은 고딕" w:cs="맑은 고딕"/>
+                <w:sz w:val="20"/>
+                <w:szCs w:val="20"/>
+              </w:rPr>
+            </w:pPr>
+            <w:r>
+              <w:rPr>
+                <w:rFonts w:ascii="맑은 고딕" w:eastAsia="맑은 고딕" w:hAnsi="맑은 고딕" w:cs="맑은 고딕" w:hint="eastAsia"/>
+                <w:sz w:val="20"/>
+                <w:szCs w:val="20"/>
+              </w:rPr>
+              <w:t>현재 탭 기준 사용자 전체 목록 리스트 표시</w:t>
+            </w:r>
+          </w:p>
+        </w:tc>
+        <w:tc>
+          <w:tcPr>
+            <w:tcW w:w="1558" w:type="dxa"/>
+            <w:vMerge w:val="restart"/>
+            <w:vAlign w:val="center"/>
+          </w:tcPr>
+          <w:p>
+            <w:pPr>
+              <w:spacing w:line="240" w:lineRule="auto"/>
+              <w:jc w:val="center"/>
+              <w:rPr>
+                <w:rFonts w:ascii="맑은 고딕" w:eastAsia="맑은 고딕" w:hAnsi="맑은 고딕" w:cs="맑은 고딕"/>
+                <w:sz w:val="20"/>
+                <w:szCs w:val="20"/>
+              </w:rPr>
+            </w:pPr>
+            <w:r>
+              <w:rPr>
+                <w:rFonts w:ascii="맑은 고딕" w:eastAsia="맑은 고딕" w:hAnsi="맑은 고딕" w:cs="맑은 고딕" w:hint="eastAsia"/>
+                <w:sz w:val="20"/>
+                <w:szCs w:val="20"/>
+              </w:rPr>
+              <w:t>임효진</w:t>
+            </w:r>
           </w:p>
         </w:tc>
       </w:tr>
@@ -31740,58 +31805,50 @@
                 <w:sz w:val="20"/>
                 <w:szCs w:val="20"/>
               </w:rPr>
-              <w:t>TC09-1</w:t>
-            </w:r>
-          </w:p>
-        </w:tc>
-        <w:tc>
-          <w:tcPr>
-            <w:tcW w:w="1558" w:type="dxa"/>
-            <w:vMerge w:val="restart"/>
-            <w:vAlign w:val="center"/>
-          </w:tcPr>
-          <w:p>
-            <w:pPr>
-              <w:spacing w:line="240" w:lineRule="auto"/>
-              <w:jc w:val="center"/>
-              <w:rPr>
-                <w:rFonts w:ascii="맑은 고딕" w:eastAsia="맑은 고딕" w:hAnsi="맑은 고딕" w:cs="맑은 고딕"/>
-                <w:sz w:val="20"/>
-                <w:szCs w:val="20"/>
-              </w:rPr>
-            </w:pPr>
-            <w:r>
-              <w:rPr>
-                <w:rFonts w:ascii="맑은 고딕" w:eastAsia="맑은 고딕" w:hAnsi="맑은 고딕" w:cs="맑은 고딕" w:hint="eastAsia"/>
-                <w:sz w:val="20"/>
-                <w:szCs w:val="20"/>
-              </w:rPr>
-              <w:t>FR-09</w:t>
-            </w:r>
-          </w:p>
-        </w:tc>
-        <w:tc>
-          <w:tcPr>
-            <w:tcW w:w="1558" w:type="dxa"/>
-            <w:vAlign w:val="center"/>
-          </w:tcPr>
-          <w:p>
-            <w:pPr>
-              <w:spacing w:line="240" w:lineRule="auto"/>
-              <w:jc w:val="center"/>
-              <w:rPr>
-                <w:rFonts w:ascii="맑은 고딕" w:eastAsia="맑은 고딕" w:hAnsi="맑은 고딕" w:cs="맑은 고딕"/>
-                <w:sz w:val="20"/>
-                <w:szCs w:val="20"/>
-              </w:rPr>
-            </w:pPr>
-            <w:r>
-              <w:rPr>
-                <w:rFonts w:ascii="맑은 고딕" w:eastAsia="맑은 고딕" w:hAnsi="맑은 고딕" w:cs="맑은 고딕" w:hint="eastAsia"/>
-                <w:sz w:val="20"/>
-                <w:szCs w:val="20"/>
-              </w:rPr>
-              <w:t>관리자 화면-사용자 검색어 공백 값 입력</w:t>
+              <w:t>TC09-2</w:t>
+            </w:r>
+          </w:p>
+        </w:tc>
+        <w:tc>
+          <w:tcPr>
+            <w:tcW w:w="1558" w:type="dxa"/>
+            <w:vMerge/>
+            <w:vAlign w:val="center"/>
+          </w:tcPr>
+          <w:p>
+            <w:pPr>
+              <w:spacing w:line="240" w:lineRule="auto"/>
+              <w:jc w:val="center"/>
+              <w:rPr>
+                <w:rFonts w:ascii="맑은 고딕" w:eastAsia="맑은 고딕" w:hAnsi="맑은 고딕" w:cs="맑은 고딕"/>
+                <w:sz w:val="20"/>
+                <w:szCs w:val="20"/>
+              </w:rPr>
+            </w:pPr>
+          </w:p>
+        </w:tc>
+        <w:tc>
+          <w:tcPr>
+            <w:tcW w:w="1558" w:type="dxa"/>
+            <w:vAlign w:val="center"/>
+          </w:tcPr>
+          <w:p>
+            <w:pPr>
+              <w:spacing w:line="240" w:lineRule="auto"/>
+              <w:jc w:val="center"/>
+              <w:rPr>
+                <w:rFonts w:ascii="맑은 고딕" w:eastAsia="맑은 고딕" w:hAnsi="맑은 고딕" w:cs="맑은 고딕"/>
+                <w:sz w:val="20"/>
+                <w:szCs w:val="20"/>
+              </w:rPr>
+            </w:pPr>
+            <w:r>
+              <w:rPr>
+                <w:rFonts w:ascii="맑은 고딕" w:eastAsia="맑은 고딕" w:hAnsi="맑은 고딕" w:cs="맑은 고딕" w:hint="eastAsia"/>
+                <w:sz w:val="20"/>
+                <w:szCs w:val="20"/>
+              </w:rPr>
+              <w:t>관리자 화면-검색어 입력(학번, 이름)</w:t>
             </w:r>
           </w:p>
         </w:tc>
@@ -31832,67 +31889,67 @@
                 <w:sz w:val="20"/>
                 <w:szCs w:val="20"/>
               </w:rPr>
-              <w:t xml:space="preserve"> </w:t>
-            </w:r>
-            <w:r>
-              <w:rPr>
-                <w:rFonts w:ascii="맑은 고딕" w:eastAsia="맑은 고딕" w:hAnsi="맑은 고딕" w:cs="맑은 고딕"/>
-                <w:sz w:val="20"/>
-                <w:szCs w:val="20"/>
-              </w:rPr>
-              <w:t>“</w:t>
-            </w:r>
-          </w:p>
-        </w:tc>
-        <w:tc>
-          <w:tcPr>
-            <w:tcW w:w="1558" w:type="dxa"/>
-            <w:vAlign w:val="center"/>
-          </w:tcPr>
-          <w:p>
-            <w:pPr>
-              <w:spacing w:line="240" w:lineRule="auto"/>
-              <w:jc w:val="center"/>
-              <w:rPr>
-                <w:rFonts w:ascii="맑은 고딕" w:eastAsia="맑은 고딕" w:hAnsi="맑은 고딕" w:cs="맑은 고딕"/>
-                <w:sz w:val="20"/>
-                <w:szCs w:val="20"/>
-              </w:rPr>
-            </w:pPr>
-            <w:r>
-              <w:rPr>
-                <w:rFonts w:ascii="맑은 고딕" w:eastAsia="맑은 고딕" w:hAnsi="맑은 고딕" w:cs="맑은 고딕" w:hint="eastAsia"/>
-                <w:sz w:val="20"/>
-                <w:szCs w:val="20"/>
-              </w:rPr>
-              <w:t>현재 탭 기준 사용자 전체 목록 리스트 표시</w:t>
-            </w:r>
-          </w:p>
-        </w:tc>
-        <w:tc>
-          <w:tcPr>
-            <w:tcW w:w="1558" w:type="dxa"/>
-            <w:vMerge w:val="restart"/>
-            <w:vAlign w:val="center"/>
-          </w:tcPr>
-          <w:p>
-            <w:pPr>
-              <w:spacing w:line="240" w:lineRule="auto"/>
-              <w:jc w:val="center"/>
-              <w:rPr>
-                <w:rFonts w:ascii="맑은 고딕" w:eastAsia="맑은 고딕" w:hAnsi="맑은 고딕" w:cs="맑은 고딕"/>
-                <w:sz w:val="20"/>
-                <w:szCs w:val="20"/>
-              </w:rPr>
-            </w:pPr>
-            <w:r>
-              <w:rPr>
-                <w:rFonts w:ascii="맑은 고딕" w:eastAsia="맑은 고딕" w:hAnsi="맑은 고딕" w:cs="맑은 고딕" w:hint="eastAsia"/>
-                <w:sz w:val="20"/>
-                <w:szCs w:val="20"/>
-              </w:rPr>
-              <w:t>임효진</w:t>
-            </w:r>
+              <w:t>2026001</w:t>
+            </w:r>
+            <w:r>
+              <w:rPr>
+                <w:rFonts w:ascii="맑은 고딕" w:eastAsia="맑은 고딕" w:hAnsi="맑은 고딕" w:cs="맑은 고딕"/>
+                <w:sz w:val="20"/>
+                <w:szCs w:val="20"/>
+              </w:rPr>
+              <w:t>”</w:t>
+            </w:r>
+            <w:r>
+              <w:rPr>
+                <w:rFonts w:ascii="맑은 고딕" w:eastAsia="맑은 고딕" w:hAnsi="맑은 고딕" w:cs="맑은 고딕" w:hint="eastAsia"/>
+                <w:sz w:val="20"/>
+                <w:szCs w:val="20"/>
+              </w:rPr>
+              <w:t>(학번)</w:t>
+            </w:r>
+          </w:p>
+        </w:tc>
+        <w:tc>
+          <w:tcPr>
+            <w:tcW w:w="1558" w:type="dxa"/>
+            <w:vAlign w:val="center"/>
+          </w:tcPr>
+          <w:p>
+            <w:pPr>
+              <w:spacing w:line="240" w:lineRule="auto"/>
+              <w:jc w:val="center"/>
+              <w:rPr>
+                <w:rFonts w:ascii="맑은 고딕" w:eastAsia="맑은 고딕" w:hAnsi="맑은 고딕" w:cs="맑은 고딕"/>
+                <w:sz w:val="20"/>
+                <w:szCs w:val="20"/>
+              </w:rPr>
+            </w:pPr>
+            <w:r>
+              <w:rPr>
+                <w:rFonts w:ascii="맑은 고딕" w:eastAsia="맑은 고딕" w:hAnsi="맑은 고딕" w:cs="맑은 고딕" w:hint="eastAsia"/>
+                <w:sz w:val="20"/>
+                <w:szCs w:val="20"/>
+              </w:rPr>
+              <w:t>현재 탭 기준 사용자 검색 결과 목록 리스트 표시</w:t>
+            </w:r>
+          </w:p>
+        </w:tc>
+        <w:tc>
+          <w:tcPr>
+            <w:tcW w:w="1558" w:type="dxa"/>
+            <w:vMerge/>
+            <w:vAlign w:val="center"/>
+          </w:tcPr>
+          <w:p>
+            <w:pPr>
+              <w:spacing w:line="240" w:lineRule="auto"/>
+              <w:jc w:val="center"/>
+              <w:rPr>
+                <w:rFonts w:ascii="맑은 고딕" w:eastAsia="맑은 고딕" w:hAnsi="맑은 고딕" w:cs="맑은 고딕"/>
+                <w:sz w:val="20"/>
+                <w:szCs w:val="20"/>
+              </w:rPr>
+            </w:pPr>
           </w:p>
         </w:tc>
       </w:tr>
@@ -31922,7 +31979,7 @@
                 <w:sz w:val="20"/>
                 <w:szCs w:val="20"/>
               </w:rPr>
-              <w:t>TC09-2</w:t>
+              <w:t>TC09-3</w:t>
             </w:r>
           </w:p>
         </w:tc>
@@ -31965,7 +32022,7 @@
                 <w:sz w:val="20"/>
                 <w:szCs w:val="20"/>
               </w:rPr>
-              <w:t>관리자 화면-검색어 입력(학번, 이름)</w:t>
+              <w:t>관리자 화면-현재 검색 결과에 일치하는 사용자의 접속 상태 변경</w:t>
             </w:r>
           </w:p>
         </w:tc>
@@ -32022,32 +32079,32 @@
                 <w:sz w:val="20"/>
                 <w:szCs w:val="20"/>
               </w:rPr>
-              <w:t>(학번)</w:t>
-            </w:r>
-          </w:p>
-        </w:tc>
-        <w:tc>
-          <w:tcPr>
-            <w:tcW w:w="1558" w:type="dxa"/>
-            <w:vAlign w:val="center"/>
-          </w:tcPr>
-          <w:p>
-            <w:pPr>
-              <w:spacing w:line="240" w:lineRule="auto"/>
-              <w:jc w:val="center"/>
-              <w:rPr>
-                <w:rFonts w:ascii="맑은 고딕" w:eastAsia="맑은 고딕" w:hAnsi="맑은 고딕" w:cs="맑은 고딕"/>
-                <w:sz w:val="20"/>
-                <w:szCs w:val="20"/>
-              </w:rPr>
-            </w:pPr>
-            <w:r>
-              <w:rPr>
-                <w:rFonts w:ascii="맑은 고딕" w:eastAsia="맑은 고딕" w:hAnsi="맑은 고딕" w:cs="맑은 고딕" w:hint="eastAsia"/>
-                <w:sz w:val="20"/>
-                <w:szCs w:val="20"/>
-              </w:rPr>
-              <w:t>현재 탭 기준 사용자 검색 결과 목록 리스트 표시</w:t>
+              <w:t xml:space="preserve"> 입력이 되어있는 상태에서 검색 결과에 일치하는 사용자가 로그인 또는 로그아웃</w:t>
+            </w:r>
+          </w:p>
+        </w:tc>
+        <w:tc>
+          <w:tcPr>
+            <w:tcW w:w="1558" w:type="dxa"/>
+            <w:vAlign w:val="center"/>
+          </w:tcPr>
+          <w:p>
+            <w:pPr>
+              <w:spacing w:line="240" w:lineRule="auto"/>
+              <w:jc w:val="center"/>
+              <w:rPr>
+                <w:rFonts w:ascii="맑은 고딕" w:eastAsia="맑은 고딕" w:hAnsi="맑은 고딕" w:cs="맑은 고딕"/>
+                <w:sz w:val="20"/>
+                <w:szCs w:val="20"/>
+              </w:rPr>
+            </w:pPr>
+            <w:r>
+              <w:rPr>
+                <w:rFonts w:ascii="맑은 고딕" w:eastAsia="맑은 고딕" w:hAnsi="맑은 고딕" w:cs="맑은 고딕" w:hint="eastAsia"/>
+                <w:sz w:val="20"/>
+                <w:szCs w:val="20"/>
+              </w:rPr>
+              <w:t>현재 탭 기준 사용자 검색 결과 목록 리스트 업데이트 표시</w:t>
             </w:r>
           </w:p>
         </w:tc>
@@ -32096,7 +32153,7 @@
                 <w:sz w:val="20"/>
                 <w:szCs w:val="20"/>
               </w:rPr>
-              <w:t>TC09-3</w:t>
+              <w:t>TC09-4</w:t>
             </w:r>
           </w:p>
         </w:tc>
@@ -32139,89 +32196,57 @@
                 <w:sz w:val="20"/>
                 <w:szCs w:val="20"/>
               </w:rPr>
-              <w:t>관리자 화면-현재 검색 결과에 일치하는 사용자의 접속 상태 변경</w:t>
-            </w:r>
-          </w:p>
-        </w:tc>
-        <w:tc>
-          <w:tcPr>
-            <w:tcW w:w="1558" w:type="dxa"/>
-            <w:vAlign w:val="center"/>
-          </w:tcPr>
-          <w:p>
-            <w:pPr>
-              <w:spacing w:line="240" w:lineRule="auto"/>
-              <w:jc w:val="center"/>
-              <w:rPr>
-                <w:rFonts w:ascii="맑은 고딕" w:eastAsia="맑은 고딕" w:hAnsi="맑은 고딕" w:cs="맑은 고딕"/>
-                <w:sz w:val="20"/>
-                <w:szCs w:val="20"/>
-              </w:rPr>
-            </w:pPr>
-            <w:r>
-              <w:rPr>
-                <w:rFonts w:ascii="맑은 고딕" w:eastAsia="맑은 고딕" w:hAnsi="맑은 고딕" w:cs="맑은 고딕" w:hint="eastAsia"/>
-                <w:sz w:val="20"/>
-                <w:szCs w:val="20"/>
-              </w:rPr>
-              <w:t xml:space="preserve">검색어: </w:t>
-            </w:r>
-            <w:r>
-              <w:rPr>
-                <w:rFonts w:ascii="맑은 고딕" w:eastAsia="맑은 고딕" w:hAnsi="맑은 고딕" w:cs="맑은 고딕"/>
-                <w:sz w:val="20"/>
-                <w:szCs w:val="20"/>
-              </w:rPr>
-              <w:t>“</w:t>
-            </w:r>
-            <w:r>
-              <w:rPr>
-                <w:rFonts w:ascii="맑은 고딕" w:eastAsia="맑은 고딕" w:hAnsi="맑은 고딕" w:cs="맑은 고딕" w:hint="eastAsia"/>
-                <w:sz w:val="20"/>
-                <w:szCs w:val="20"/>
-              </w:rPr>
-              <w:t>2026001</w:t>
-            </w:r>
-            <w:r>
-              <w:rPr>
-                <w:rFonts w:ascii="맑은 고딕" w:eastAsia="맑은 고딕" w:hAnsi="맑은 고딕" w:cs="맑은 고딕"/>
-                <w:sz w:val="20"/>
-                <w:szCs w:val="20"/>
-              </w:rPr>
-              <w:t>”</w:t>
-            </w:r>
-            <w:r>
-              <w:rPr>
-                <w:rFonts w:ascii="맑은 고딕" w:eastAsia="맑은 고딕" w:hAnsi="맑은 고딕" w:cs="맑은 고딕" w:hint="eastAsia"/>
-                <w:sz w:val="20"/>
-                <w:szCs w:val="20"/>
-              </w:rPr>
-              <w:t xml:space="preserve"> 입력이 되어있는 상태에서 검색 결과에 일치하는 사용자가 로그인 또는 로그아웃</w:t>
-            </w:r>
-          </w:p>
-        </w:tc>
-        <w:tc>
-          <w:tcPr>
-            <w:tcW w:w="1558" w:type="dxa"/>
-            <w:vAlign w:val="center"/>
-          </w:tcPr>
-          <w:p>
-            <w:pPr>
-              <w:spacing w:line="240" w:lineRule="auto"/>
-              <w:jc w:val="center"/>
-              <w:rPr>
-                <w:rFonts w:ascii="맑은 고딕" w:eastAsia="맑은 고딕" w:hAnsi="맑은 고딕" w:cs="맑은 고딕"/>
-                <w:sz w:val="20"/>
-                <w:szCs w:val="20"/>
-              </w:rPr>
-            </w:pPr>
-            <w:r>
-              <w:rPr>
-                <w:rFonts w:ascii="맑은 고딕" w:eastAsia="맑은 고딕" w:hAnsi="맑은 고딕" w:cs="맑은 고딕" w:hint="eastAsia"/>
-                <w:sz w:val="20"/>
-                <w:szCs w:val="20"/>
-              </w:rPr>
-              <w:t>현재 탭 기준 사용자 검색 결과 목록 리스트 업데이트 표시</w:t>
+              <w:t>관리자 화면-회원 탈퇴 완료 시</w:t>
+            </w:r>
+          </w:p>
+        </w:tc>
+        <w:tc>
+          <w:tcPr>
+            <w:tcW w:w="1558" w:type="dxa"/>
+            <w:vAlign w:val="center"/>
+          </w:tcPr>
+          <w:p>
+            <w:pPr>
+              <w:spacing w:line="240" w:lineRule="auto"/>
+              <w:jc w:val="center"/>
+              <w:rPr>
+                <w:rFonts w:ascii="맑은 고딕" w:eastAsia="맑은 고딕" w:hAnsi="맑은 고딕" w:cs="맑은 고딕"/>
+                <w:sz w:val="20"/>
+                <w:szCs w:val="20"/>
+              </w:rPr>
+            </w:pPr>
+            <w:r>
+              <w:rPr>
+                <w:rFonts w:ascii="맑은 고딕" w:eastAsia="맑은 고딕" w:hAnsi="맑은 고딕" w:cs="맑은 고딕" w:hint="eastAsia"/>
+                <w:sz w:val="20"/>
+                <w:szCs w:val="20"/>
+              </w:rPr>
+              <w:t>해당 사용자 회원 탈퇴 완료</w:t>
+            </w:r>
+          </w:p>
+        </w:tc>
+        <w:tc>
+          <w:tcPr>
+            <w:tcW w:w="1558" w:type="dxa"/>
+            <w:vAlign w:val="center"/>
+          </w:tcPr>
+          <w:p>
+            <w:pPr>
+              <w:spacing w:line="240" w:lineRule="auto"/>
+              <w:jc w:val="center"/>
+              <w:rPr>
+                <w:rFonts w:ascii="맑은 고딕" w:eastAsia="맑은 고딕" w:hAnsi="맑은 고딕" w:cs="맑은 고딕"/>
+                <w:sz w:val="20"/>
+                <w:szCs w:val="20"/>
+              </w:rPr>
+            </w:pPr>
+            <w:r>
+              <w:rPr>
+                <w:rFonts w:ascii="맑은 고딕" w:eastAsia="맑은 고딕" w:hAnsi="맑은 고딕" w:cs="맑은 고딕" w:hint="eastAsia"/>
+                <w:sz w:val="20"/>
+                <w:szCs w:val="20"/>
+              </w:rPr>
+              <w:t>현재 탭 기준 사용자 목록 리스트 업데이트 표시</w:t>
             </w:r>
           </w:p>
         </w:tc>
@@ -32270,119 +32295,167 @@
                 <w:sz w:val="20"/>
                 <w:szCs w:val="20"/>
               </w:rPr>
-              <w:t>TC09-4</w:t>
-            </w:r>
-          </w:p>
-        </w:tc>
-        <w:tc>
-          <w:tcPr>
-            <w:tcW w:w="1558" w:type="dxa"/>
-            <w:vMerge/>
-            <w:vAlign w:val="center"/>
-          </w:tcPr>
-          <w:p>
-            <w:pPr>
-              <w:spacing w:line="240" w:lineRule="auto"/>
-              <w:jc w:val="center"/>
-              <w:rPr>
-                <w:rFonts w:ascii="맑은 고딕" w:eastAsia="맑은 고딕" w:hAnsi="맑은 고딕" w:cs="맑은 고딕"/>
-                <w:sz w:val="20"/>
-                <w:szCs w:val="20"/>
-              </w:rPr>
-            </w:pPr>
-          </w:p>
-        </w:tc>
-        <w:tc>
-          <w:tcPr>
-            <w:tcW w:w="1558" w:type="dxa"/>
-            <w:vAlign w:val="center"/>
-          </w:tcPr>
-          <w:p>
-            <w:pPr>
-              <w:spacing w:line="240" w:lineRule="auto"/>
-              <w:jc w:val="center"/>
-              <w:rPr>
-                <w:rFonts w:ascii="맑은 고딕" w:eastAsia="맑은 고딕" w:hAnsi="맑은 고딕" w:cs="맑은 고딕"/>
-                <w:sz w:val="20"/>
-                <w:szCs w:val="20"/>
-              </w:rPr>
-            </w:pPr>
-            <w:r>
-              <w:rPr>
-                <w:rFonts w:ascii="맑은 고딕" w:eastAsia="맑은 고딕" w:hAnsi="맑은 고딕" w:cs="맑은 고딕" w:hint="eastAsia"/>
-                <w:sz w:val="20"/>
-                <w:szCs w:val="20"/>
-              </w:rPr>
-              <w:t>관리자 화면-회원 탈퇴 완료 시</w:t>
-            </w:r>
-          </w:p>
-        </w:tc>
-        <w:tc>
-          <w:tcPr>
-            <w:tcW w:w="1558" w:type="dxa"/>
-            <w:vAlign w:val="center"/>
-          </w:tcPr>
-          <w:p>
-            <w:pPr>
-              <w:spacing w:line="240" w:lineRule="auto"/>
-              <w:jc w:val="center"/>
-              <w:rPr>
-                <w:rFonts w:ascii="맑은 고딕" w:eastAsia="맑은 고딕" w:hAnsi="맑은 고딕" w:cs="맑은 고딕"/>
-                <w:sz w:val="20"/>
-                <w:szCs w:val="20"/>
-              </w:rPr>
-            </w:pPr>
-            <w:r>
-              <w:rPr>
-                <w:rFonts w:ascii="맑은 고딕" w:eastAsia="맑은 고딕" w:hAnsi="맑은 고딕" w:cs="맑은 고딕" w:hint="eastAsia"/>
-                <w:sz w:val="20"/>
-                <w:szCs w:val="20"/>
-              </w:rPr>
-              <w:t>해당 사용자 회원 탈퇴 완료</w:t>
-            </w:r>
-          </w:p>
-        </w:tc>
-        <w:tc>
-          <w:tcPr>
-            <w:tcW w:w="1558" w:type="dxa"/>
-            <w:vAlign w:val="center"/>
-          </w:tcPr>
-          <w:p>
-            <w:pPr>
-              <w:spacing w:line="240" w:lineRule="auto"/>
-              <w:jc w:val="center"/>
-              <w:rPr>
-                <w:rFonts w:ascii="맑은 고딕" w:eastAsia="맑은 고딕" w:hAnsi="맑은 고딕" w:cs="맑은 고딕"/>
-                <w:sz w:val="20"/>
-                <w:szCs w:val="20"/>
-              </w:rPr>
-            </w:pPr>
-            <w:r>
-              <w:rPr>
-                <w:rFonts w:ascii="맑은 고딕" w:eastAsia="맑은 고딕" w:hAnsi="맑은 고딕" w:cs="맑은 고딕" w:hint="eastAsia"/>
-                <w:sz w:val="20"/>
-                <w:szCs w:val="20"/>
-              </w:rPr>
-              <w:t>현재 탭 기준 사용자 목록 리스트 업데이트 표시</w:t>
-            </w:r>
-          </w:p>
-        </w:tc>
-        <w:tc>
-          <w:tcPr>
-            <w:tcW w:w="1558" w:type="dxa"/>
-            <w:vMerge/>
-            <w:vAlign w:val="center"/>
-          </w:tcPr>
-          <w:p>
-            <w:pPr>
-              <w:spacing w:line="240" w:lineRule="auto"/>
-              <w:jc w:val="center"/>
-              <w:rPr>
-                <w:rFonts w:ascii="맑은 고딕" w:eastAsia="맑은 고딕" w:hAnsi="맑은 고딕" w:cs="맑은 고딕"/>
-                <w:sz w:val="20"/>
-                <w:szCs w:val="20"/>
-              </w:rPr>
-            </w:pPr>
+              <w:t>TC10-1</w:t>
+            </w:r>
+          </w:p>
+        </w:tc>
+        <w:tc>
+          <w:tcPr>
+            <w:tcW w:w="1558" w:type="dxa"/>
+            <w:vMerge w:val="restart"/>
+            <w:vAlign w:val="center"/>
+          </w:tcPr>
+          <w:p>
+            <w:pPr>
+              <w:spacing w:line="240" w:lineRule="auto"/>
+              <w:jc w:val="center"/>
+              <w:rPr>
+                <w:rFonts w:ascii="맑은 고딕" w:eastAsia="맑은 고딕" w:hAnsi="맑은 고딕" w:cs="맑은 고딕"/>
+                <w:sz w:val="20"/>
+                <w:szCs w:val="20"/>
+              </w:rPr>
+            </w:pPr>
+            <w:r>
+              <w:rPr>
+                <w:rFonts w:ascii="맑은 고딕" w:eastAsia="맑은 고딕" w:hAnsi="맑은 고딕" w:cs="맑은 고딕" w:hint="eastAsia"/>
+                <w:sz w:val="20"/>
+                <w:szCs w:val="20"/>
+              </w:rPr>
+              <w:t>FR-10</w:t>
+            </w:r>
+          </w:p>
+        </w:tc>
+        <w:tc>
+          <w:tcPr>
+            <w:tcW w:w="1558" w:type="dxa"/>
+            <w:vAlign w:val="center"/>
+          </w:tcPr>
+          <w:p>
+            <w:pPr>
+              <w:spacing w:line="240" w:lineRule="auto"/>
+              <w:jc w:val="center"/>
+              <w:rPr>
+                <w:rFonts w:ascii="맑은 고딕" w:eastAsia="맑은 고딕" w:hAnsi="맑은 고딕" w:cs="맑은 고딕"/>
+                <w:sz w:val="20"/>
+                <w:szCs w:val="20"/>
+              </w:rPr>
+            </w:pPr>
+            <w:r>
+              <w:rPr>
+                <w:rFonts w:ascii="맑은 고딕" w:eastAsia="맑은 고딕" w:hAnsi="맑은 고딕" w:cs="맑은 고딕" w:hint="eastAsia"/>
+                <w:sz w:val="20"/>
+                <w:szCs w:val="20"/>
+              </w:rPr>
+              <w:t>회원 탈퇴 모달 팝업 표시</w:t>
+            </w:r>
+          </w:p>
+        </w:tc>
+        <w:tc>
+          <w:tcPr>
+            <w:tcW w:w="1558" w:type="dxa"/>
+            <w:vAlign w:val="center"/>
+          </w:tcPr>
+          <w:p>
+            <w:pPr>
+              <w:spacing w:line="240" w:lineRule="auto"/>
+              <w:jc w:val="center"/>
+              <w:rPr>
+                <w:rFonts w:ascii="맑은 고딕" w:eastAsia="맑은 고딕" w:hAnsi="맑은 고딕" w:cs="맑은 고딕"/>
+                <w:sz w:val="20"/>
+                <w:szCs w:val="20"/>
+              </w:rPr>
+            </w:pPr>
+            <w:r>
+              <w:rPr>
+                <w:rFonts w:ascii="맑은 고딕" w:eastAsia="맑은 고딕" w:hAnsi="맑은 고딕" w:cs="맑은 고딕" w:hint="eastAsia"/>
+                <w:sz w:val="20"/>
+                <w:szCs w:val="20"/>
+              </w:rPr>
+              <w:t xml:space="preserve">관리자 화면 </w:t>
+            </w:r>
+            <w:r>
+              <w:rPr>
+                <w:rFonts w:ascii="맑은 고딕" w:eastAsia="맑은 고딕" w:hAnsi="맑은 고딕" w:cs="맑은 고딕"/>
+                <w:sz w:val="20"/>
+                <w:szCs w:val="20"/>
+              </w:rPr>
+              <w:t>‘</w:t>
+            </w:r>
+            <w:r>
+              <w:rPr>
+                <w:rFonts w:ascii="맑은 고딕" w:eastAsia="맑은 고딕" w:hAnsi="맑은 고딕" w:cs="맑은 고딕" w:hint="eastAsia"/>
+                <w:sz w:val="20"/>
+                <w:szCs w:val="20"/>
+              </w:rPr>
+              <w:t>회원 탈퇴</w:t>
+            </w:r>
+            <w:r>
+              <w:rPr>
+                <w:rFonts w:ascii="맑은 고딕" w:eastAsia="맑은 고딕" w:hAnsi="맑은 고딕" w:cs="맑은 고딕"/>
+                <w:sz w:val="20"/>
+                <w:szCs w:val="20"/>
+              </w:rPr>
+              <w:t>’</w:t>
+            </w:r>
+            <w:r>
+              <w:rPr>
+                <w:rFonts w:ascii="맑은 고딕" w:eastAsia="맑은 고딕" w:hAnsi="맑은 고딕" w:cs="맑은 고딕" w:hint="eastAsia"/>
+                <w:sz w:val="20"/>
+                <w:szCs w:val="20"/>
+              </w:rPr>
+              <w:t xml:space="preserve"> 버튼 클릭</w:t>
+            </w:r>
+          </w:p>
+        </w:tc>
+        <w:tc>
+          <w:tcPr>
+            <w:tcW w:w="1558" w:type="dxa"/>
+            <w:vAlign w:val="center"/>
+          </w:tcPr>
+          <w:p>
+            <w:pPr>
+              <w:spacing w:line="240" w:lineRule="auto"/>
+              <w:jc w:val="center"/>
+              <w:rPr>
+                <w:rFonts w:ascii="맑은 고딕" w:eastAsia="맑은 고딕" w:hAnsi="맑은 고딕" w:cs="맑은 고딕"/>
+                <w:sz w:val="20"/>
+                <w:szCs w:val="20"/>
+              </w:rPr>
+            </w:pPr>
+            <w:r>
+              <w:rPr>
+                <w:rFonts w:ascii="맑은 고딕" w:eastAsia="맑은 고딕" w:hAnsi="맑은 고딕" w:cs="맑은 고딕" w:hint="eastAsia"/>
+                <w:sz w:val="20"/>
+                <w:szCs w:val="20"/>
+              </w:rPr>
+              <w:t>선택한 회원 탈퇴 모달 팝업 표시</w:t>
+            </w:r>
+          </w:p>
+        </w:tc>
+        <w:tc>
+          <w:tcPr>
+            <w:tcW w:w="1558" w:type="dxa"/>
+            <w:vMerge w:val="restart"/>
+            <w:vAlign w:val="center"/>
+          </w:tcPr>
+          <w:p>
+            <w:pPr>
+              <w:spacing w:line="240" w:lineRule="auto"/>
+              <w:jc w:val="center"/>
+              <w:rPr>
+                <w:rFonts w:ascii="맑은 고딕" w:eastAsia="맑은 고딕" w:hAnsi="맑은 고딕" w:cs="맑은 고딕"/>
+                <w:sz w:val="20"/>
+                <w:szCs w:val="20"/>
+              </w:rPr>
+            </w:pPr>
+            <w:r>
+              <w:rPr>
+                <w:rFonts w:ascii="맑은 고딕" w:eastAsia="맑은 고딕" w:hAnsi="맑은 고딕" w:cs="맑은 고딕" w:hint="eastAsia"/>
+                <w:sz w:val="20"/>
+                <w:szCs w:val="20"/>
+              </w:rPr>
+              <w:t>임효진</w:t>
+            </w:r>
           </w:p>
         </w:tc>
       </w:tr>
@@ -32412,90 +32485,83 @@
                 <w:sz w:val="20"/>
                 <w:szCs w:val="20"/>
               </w:rPr>
-              <w:t>TC10-1</w:t>
-            </w:r>
-          </w:p>
-        </w:tc>
-        <w:tc>
-          <w:tcPr>
-            <w:tcW w:w="1558" w:type="dxa"/>
-            <w:vMerge w:val="restart"/>
-            <w:vAlign w:val="center"/>
-          </w:tcPr>
-          <w:p>
-            <w:pPr>
-              <w:spacing w:line="240" w:lineRule="auto"/>
-              <w:jc w:val="center"/>
-              <w:rPr>
-                <w:rFonts w:ascii="맑은 고딕" w:eastAsia="맑은 고딕" w:hAnsi="맑은 고딕" w:cs="맑은 고딕"/>
-                <w:sz w:val="20"/>
-                <w:szCs w:val="20"/>
-              </w:rPr>
-            </w:pPr>
-            <w:r>
-              <w:rPr>
-                <w:rFonts w:ascii="맑은 고딕" w:eastAsia="맑은 고딕" w:hAnsi="맑은 고딕" w:cs="맑은 고딕" w:hint="eastAsia"/>
-                <w:sz w:val="20"/>
-                <w:szCs w:val="20"/>
-              </w:rPr>
-              <w:t>FR-10</w:t>
-            </w:r>
-          </w:p>
-        </w:tc>
-        <w:tc>
-          <w:tcPr>
-            <w:tcW w:w="1558" w:type="dxa"/>
-            <w:vAlign w:val="center"/>
-          </w:tcPr>
-          <w:p>
-            <w:pPr>
-              <w:spacing w:line="240" w:lineRule="auto"/>
-              <w:jc w:val="center"/>
-              <w:rPr>
-                <w:rFonts w:ascii="맑은 고딕" w:eastAsia="맑은 고딕" w:hAnsi="맑은 고딕" w:cs="맑은 고딕"/>
-                <w:sz w:val="20"/>
-                <w:szCs w:val="20"/>
-              </w:rPr>
-            </w:pPr>
-            <w:r>
-              <w:rPr>
-                <w:rFonts w:ascii="맑은 고딕" w:eastAsia="맑은 고딕" w:hAnsi="맑은 고딕" w:cs="맑은 고딕" w:hint="eastAsia"/>
-                <w:sz w:val="20"/>
-                <w:szCs w:val="20"/>
-              </w:rPr>
-              <w:t>회원 탈퇴 모달 팝업 표시</w:t>
-            </w:r>
-          </w:p>
-        </w:tc>
-        <w:tc>
-          <w:tcPr>
-            <w:tcW w:w="1558" w:type="dxa"/>
-            <w:vAlign w:val="center"/>
-          </w:tcPr>
-          <w:p>
-            <w:pPr>
-              <w:spacing w:line="240" w:lineRule="auto"/>
-              <w:jc w:val="center"/>
-              <w:rPr>
-                <w:rFonts w:ascii="맑은 고딕" w:eastAsia="맑은 고딕" w:hAnsi="맑은 고딕" w:cs="맑은 고딕"/>
-                <w:sz w:val="20"/>
-                <w:szCs w:val="20"/>
-              </w:rPr>
-            </w:pPr>
-            <w:r>
-              <w:rPr>
-                <w:rFonts w:ascii="맑은 고딕" w:eastAsia="맑은 고딕" w:hAnsi="맑은 고딕" w:cs="맑은 고딕" w:hint="eastAsia"/>
-                <w:sz w:val="20"/>
-                <w:szCs w:val="20"/>
-              </w:rPr>
-              <w:t xml:space="preserve">관리자 화면 </w:t>
-            </w:r>
-            <w:r>
-              <w:rPr>
-                <w:rFonts w:ascii="맑은 고딕" w:eastAsia="맑은 고딕" w:hAnsi="맑은 고딕" w:cs="맑은 고딕"/>
-                <w:sz w:val="20"/>
-                <w:szCs w:val="20"/>
-              </w:rPr>
+              <w:t>TC10-2</w:t>
+            </w:r>
+          </w:p>
+        </w:tc>
+        <w:tc>
+          <w:tcPr>
+            <w:tcW w:w="1558" w:type="dxa"/>
+            <w:vMerge/>
+            <w:vAlign w:val="center"/>
+          </w:tcPr>
+          <w:p>
+            <w:pPr>
+              <w:spacing w:line="240" w:lineRule="auto"/>
+              <w:jc w:val="center"/>
+              <w:rPr>
+                <w:rFonts w:ascii="맑은 고딕" w:eastAsia="맑은 고딕" w:hAnsi="맑은 고딕" w:cs="맑은 고딕"/>
+                <w:sz w:val="20"/>
+                <w:szCs w:val="20"/>
+              </w:rPr>
+            </w:pPr>
+          </w:p>
+        </w:tc>
+        <w:tc>
+          <w:tcPr>
+            <w:tcW w:w="1558" w:type="dxa"/>
+            <w:vAlign w:val="center"/>
+          </w:tcPr>
+          <w:p>
+            <w:pPr>
+              <w:spacing w:line="240" w:lineRule="auto"/>
+              <w:jc w:val="center"/>
+              <w:rPr>
+                <w:rFonts w:ascii="맑은 고딕" w:eastAsia="맑은 고딕" w:hAnsi="맑은 고딕" w:cs="맑은 고딕"/>
+                <w:sz w:val="20"/>
+                <w:szCs w:val="20"/>
+              </w:rPr>
+            </w:pPr>
+            <w:r>
+              <w:rPr>
+                <w:rFonts w:ascii="맑은 고딕" w:eastAsia="맑은 고딕" w:hAnsi="맑은 고딕" w:cs="맑은 고딕" w:hint="eastAsia"/>
+                <w:sz w:val="20"/>
+                <w:szCs w:val="20"/>
+              </w:rPr>
+              <w:t>회원 탈퇴 취소</w:t>
+            </w:r>
+          </w:p>
+        </w:tc>
+        <w:tc>
+          <w:tcPr>
+            <w:tcW w:w="1558" w:type="dxa"/>
+            <w:vAlign w:val="center"/>
+          </w:tcPr>
+          <w:p>
+            <w:pPr>
+              <w:spacing w:line="240" w:lineRule="auto"/>
+              <w:jc w:val="center"/>
+              <w:rPr>
+                <w:rFonts w:ascii="맑은 고딕" w:eastAsia="맑은 고딕" w:hAnsi="맑은 고딕" w:cs="맑은 고딕"/>
+                <w:sz w:val="20"/>
+                <w:szCs w:val="20"/>
+              </w:rPr>
+            </w:pPr>
+            <w:r>
+              <w:rPr>
+                <w:rFonts w:ascii="맑은 고딕" w:eastAsia="맑은 고딕" w:hAnsi="맑은 고딕" w:cs="맑은 고딕" w:hint="eastAsia"/>
+                <w:sz w:val="20"/>
+                <w:szCs w:val="20"/>
+              </w:rPr>
+              <w:t xml:space="preserve">관리자 화면 회원 탈퇴 모달 팝업 </w:t>
+            </w:r>
+            <w:r>
+              <w:rPr>
+                <w:rFonts w:ascii="맑은 고딕" w:eastAsia="맑은 고딕" w:hAnsi="맑은 고딕" w:cs="맑은 고딕"/>
+                <w:sz w:val="20"/>
+                <w:szCs w:val="20"/>
+              </w:rPr>
+              <w:lastRenderedPageBreak/>
               <w:t>‘</w:t>
             </w:r>
             <w:r>
@@ -32504,7 +32570,7 @@
                 <w:sz w:val="20"/>
                 <w:szCs w:val="20"/>
               </w:rPr>
-              <w:t>회원 탈퇴</w:t>
+              <w:t>취소</w:t>
             </w:r>
             <w:r>
               <w:rPr>
@@ -32545,189 +32611,7 @@
                 <w:sz w:val="20"/>
                 <w:szCs w:val="20"/>
               </w:rPr>
-              <w:t>선택한 회원 탈퇴 모달 팝업 표시</w:t>
-            </w:r>
-          </w:p>
-        </w:tc>
-        <w:tc>
-          <w:tcPr>
-            <w:tcW w:w="1558" w:type="dxa"/>
-            <w:vMerge w:val="restart"/>
-            <w:vAlign w:val="center"/>
-          </w:tcPr>
-          <w:p>
-            <w:pPr>
-              <w:spacing w:line="240" w:lineRule="auto"/>
-              <w:jc w:val="center"/>
-              <w:rPr>
-                <w:rFonts w:ascii="맑은 고딕" w:eastAsia="맑은 고딕" w:hAnsi="맑은 고딕" w:cs="맑은 고딕"/>
-                <w:sz w:val="20"/>
-                <w:szCs w:val="20"/>
-              </w:rPr>
-            </w:pPr>
-            <w:r>
-              <w:rPr>
-                <w:rFonts w:ascii="맑은 고딕" w:eastAsia="맑은 고딕" w:hAnsi="맑은 고딕" w:cs="맑은 고딕" w:hint="eastAsia"/>
-                <w:sz w:val="20"/>
-                <w:szCs w:val="20"/>
-              </w:rPr>
-              <w:t>임효진</w:t>
-            </w:r>
-          </w:p>
-        </w:tc>
-      </w:tr>
-      <w:tr>
-        <w:trPr>
-          <w:trHeight w:val="510"/>
-        </w:trPr>
-        <w:tc>
-          <w:tcPr>
-            <w:tcW w:w="1558" w:type="dxa"/>
-            <w:vAlign w:val="center"/>
-          </w:tcPr>
-          <w:p>
-            <w:pPr>
-              <w:spacing w:before="24" w:line="240" w:lineRule="auto"/>
-              <w:ind w:left="15" w:right="1"/>
-              <w:jc w:val="center"/>
-              <w:rPr>
-                <w:rFonts w:ascii="맑은 고딕" w:eastAsia="맑은 고딕" w:hAnsi="맑은 고딕" w:cs="맑은 고딕"/>
-                <w:sz w:val="20"/>
-                <w:szCs w:val="20"/>
-              </w:rPr>
-            </w:pPr>
-            <w:r>
-              <w:rPr>
-                <w:rFonts w:ascii="맑은 고딕" w:eastAsia="맑은 고딕" w:hAnsi="맑은 고딕" w:cs="맑은 고딕" w:hint="eastAsia"/>
-                <w:sz w:val="20"/>
-                <w:szCs w:val="20"/>
-              </w:rPr>
               <w:lastRenderedPageBreak/>
-              <w:t>TC10-2</w:t>
-            </w:r>
-          </w:p>
-        </w:tc>
-        <w:tc>
-          <w:tcPr>
-            <w:tcW w:w="1558" w:type="dxa"/>
-            <w:vMerge/>
-            <w:vAlign w:val="center"/>
-          </w:tcPr>
-          <w:p>
-            <w:pPr>
-              <w:spacing w:line="240" w:lineRule="auto"/>
-              <w:jc w:val="center"/>
-              <w:rPr>
-                <w:rFonts w:ascii="맑은 고딕" w:eastAsia="맑은 고딕" w:hAnsi="맑은 고딕" w:cs="맑은 고딕"/>
-                <w:sz w:val="20"/>
-                <w:szCs w:val="20"/>
-              </w:rPr>
-            </w:pPr>
-          </w:p>
-        </w:tc>
-        <w:tc>
-          <w:tcPr>
-            <w:tcW w:w="1558" w:type="dxa"/>
-            <w:vAlign w:val="center"/>
-          </w:tcPr>
-          <w:p>
-            <w:pPr>
-              <w:spacing w:line="240" w:lineRule="auto"/>
-              <w:jc w:val="center"/>
-              <w:rPr>
-                <w:rFonts w:ascii="맑은 고딕" w:eastAsia="맑은 고딕" w:hAnsi="맑은 고딕" w:cs="맑은 고딕"/>
-                <w:sz w:val="20"/>
-                <w:szCs w:val="20"/>
-              </w:rPr>
-            </w:pPr>
-            <w:r>
-              <w:rPr>
-                <w:rFonts w:ascii="맑은 고딕" w:eastAsia="맑은 고딕" w:hAnsi="맑은 고딕" w:cs="맑은 고딕" w:hint="eastAsia"/>
-                <w:sz w:val="20"/>
-                <w:szCs w:val="20"/>
-              </w:rPr>
-              <w:t>회원 탈퇴 취소</w:t>
-            </w:r>
-          </w:p>
-        </w:tc>
-        <w:tc>
-          <w:tcPr>
-            <w:tcW w:w="1558" w:type="dxa"/>
-            <w:vAlign w:val="center"/>
-          </w:tcPr>
-          <w:p>
-            <w:pPr>
-              <w:spacing w:line="240" w:lineRule="auto"/>
-              <w:jc w:val="center"/>
-              <w:rPr>
-                <w:rFonts w:ascii="맑은 고딕" w:eastAsia="맑은 고딕" w:hAnsi="맑은 고딕" w:cs="맑은 고딕"/>
-                <w:sz w:val="20"/>
-                <w:szCs w:val="20"/>
-              </w:rPr>
-            </w:pPr>
-            <w:r>
-              <w:rPr>
-                <w:rFonts w:ascii="맑은 고딕" w:eastAsia="맑은 고딕" w:hAnsi="맑은 고딕" w:cs="맑은 고딕" w:hint="eastAsia"/>
-                <w:sz w:val="20"/>
-                <w:szCs w:val="20"/>
-              </w:rPr>
-              <w:t xml:space="preserve">관리자 화면 회원 탈퇴 모달 팝업 </w:t>
-            </w:r>
-            <w:r>
-              <w:rPr>
-                <w:rFonts w:ascii="맑은 고딕" w:eastAsia="맑은 고딕" w:hAnsi="맑은 고딕" w:cs="맑은 고딕"/>
-                <w:sz w:val="20"/>
-                <w:szCs w:val="20"/>
-              </w:rPr>
-              <w:t>‘</w:t>
-            </w:r>
-            <w:r>
-              <w:rPr>
-                <w:rFonts w:ascii="맑은 고딕" w:eastAsia="맑은 고딕" w:hAnsi="맑은 고딕" w:cs="맑은 고딕" w:hint="eastAsia"/>
-                <w:sz w:val="20"/>
-                <w:szCs w:val="20"/>
-              </w:rPr>
-              <w:t>취소</w:t>
-            </w:r>
-            <w:r>
-              <w:rPr>
-                <w:rFonts w:ascii="맑은 고딕" w:eastAsia="맑은 고딕" w:hAnsi="맑은 고딕" w:cs="맑은 고딕"/>
-                <w:sz w:val="20"/>
-                <w:szCs w:val="20"/>
-              </w:rPr>
-              <w:t>’</w:t>
-            </w:r>
-            <w:r>
-              <w:rPr>
-                <w:rFonts w:ascii="맑은 고딕" w:eastAsia="맑은 고딕" w:hAnsi="맑은 고딕" w:cs="맑은 고딕" w:hint="eastAsia"/>
-                <w:sz w:val="20"/>
-                <w:szCs w:val="20"/>
-              </w:rPr>
-              <w:t xml:space="preserve"> 버튼 클릭</w:t>
-            </w:r>
-          </w:p>
-        </w:tc>
-        <w:tc>
-          <w:tcPr>
-            <w:tcW w:w="1558" w:type="dxa"/>
-            <w:vAlign w:val="center"/>
-          </w:tcPr>
-          <w:p>
-            <w:pPr>
-              <w:spacing w:line="240" w:lineRule="auto"/>
-              <w:jc w:val="center"/>
-              <w:rPr>
-                <w:rFonts w:ascii="맑은 고딕" w:eastAsia="맑은 고딕" w:hAnsi="맑은 고딕" w:cs="맑은 고딕"/>
-                <w:sz w:val="20"/>
-                <w:szCs w:val="20"/>
-              </w:rPr>
-            </w:pPr>
-            <w:r>
-              <w:rPr>
-                <w:rFonts w:ascii="맑은 고딕" w:eastAsia="맑은 고딕" w:hAnsi="맑은 고딕" w:cs="맑은 고딕" w:hint="eastAsia"/>
-                <w:sz w:val="20"/>
-                <w:szCs w:val="20"/>
-              </w:rPr>
               <w:t>해당 회원 탈퇴 모달 팝업이 닫힘</w:t>
             </w:r>
           </w:p>
